--- a/REPORT.docx
+++ b/REPORT.docx
@@ -5017,7 +5017,149 @@
           <w:rFonts w:ascii="Times New Roman" w:hAnsi="Times New Roman"/>
           <w:sz w:val="24"/>
         </w:rPr>
-        <w:t xml:space="preserve"> We compute accuracy, precision, recall, F1, and the confusion matrix on the held-out test set. We do not use cross-validation in the deployed pipeline; this is acknowledged as a limitation (§8.2).</w:t>
+        <w:t xml:space="preserve"> We compute accuracy, precision, recall, F1, and the confusion matrix on the held-out test set. To complement the held-out evaluation, we additionally report </w:t>
+      </w:r>
+      <w:r>
+        <w:rPr>
+          <w:rFonts w:ascii="Times New Roman" w:hAnsi="Times New Roman"/>
+          <w:b/>
+          <w:sz w:val="24"/>
+        </w:rPr>
+        <w:t>5-fold stratified cross-validation</w:t>
+      </w:r>
+      <w:r>
+        <w:rPr>
+          <w:rFonts w:ascii="Times New Roman" w:hAnsi="Times New Roman"/>
+          <w:sz w:val="24"/>
+        </w:rPr>
+        <w:t xml:space="preserve"> (</w:t>
+      </w:r>
+      <w:r>
+        <w:rPr>
+          <w:rFonts w:ascii="Consolas" w:hAnsi="Consolas"/>
+          <w:sz w:val="20"/>
+        </w:rPr>
+        <w:t>StratifiedKFold</w:t>
+      </w:r>
+      <w:r>
+        <w:rPr>
+          <w:rFonts w:ascii="Times New Roman" w:hAnsi="Times New Roman"/>
+          <w:sz w:val="24"/>
+        </w:rPr>
+        <w:t xml:space="preserve">, </w:t>
+      </w:r>
+      <w:r>
+        <w:rPr>
+          <w:rFonts w:ascii="Consolas" w:hAnsi="Consolas"/>
+          <w:sz w:val="20"/>
+        </w:rPr>
+        <w:t>shuffle=True</w:t>
+      </w:r>
+      <w:r>
+        <w:rPr>
+          <w:rFonts w:ascii="Times New Roman" w:hAnsi="Times New Roman"/>
+          <w:sz w:val="24"/>
+        </w:rPr>
+        <w:t xml:space="preserve">, </w:t>
+      </w:r>
+      <w:r>
+        <w:rPr>
+          <w:rFonts w:ascii="Consolas" w:hAnsi="Consolas"/>
+          <w:sz w:val="20"/>
+        </w:rPr>
+        <w:t>random_state=42</w:t>
+      </w:r>
+      <w:r>
+        <w:rPr>
+          <w:rFonts w:ascii="Times New Roman" w:hAnsi="Times New Roman"/>
+          <w:sz w:val="24"/>
+        </w:rPr>
+        <w:t xml:space="preserve">) over the full cohort, scoring on accuracy, precision, recall, and F1. The CV results in §7.3 are the methodologically primary numbers; the hold-out matrix (Table 6) is retained so the operational cost of each cell (caught, false alarm, </w:t>
+      </w:r>
+      <w:r>
+        <w:rPr>
+          <w:rFonts w:ascii="Times New Roman" w:hAnsi="Times New Roman"/>
+          <w:b/>
+          <w:sz w:val="24"/>
+        </w:rPr>
+        <w:t>MISSED</w:t>
+      </w:r>
+      <w:r>
+        <w:rPr>
+          <w:rFonts w:ascii="Times New Roman" w:hAnsi="Times New Roman"/>
+          <w:sz w:val="24"/>
+        </w:rPr>
+        <w:t>, all-clear) can be interpreted directly.</w:t>
+      </w:r>
+    </w:p>
+    <w:p>
+      <w:pPr>
+        <w:keepNext/>
+        <w:spacing w:before="200" w:after="80"/>
+        <w:jc w:val="left"/>
+      </w:pPr>
+      <w:r>
+        <w:rPr>
+          <w:rFonts w:ascii="Times New Roman" w:hAnsi="Times New Roman"/>
+          <w:b/>
+          <w:sz w:val="24"/>
+        </w:rPr>
+        <w:t>4.4.1 Baseline models</w:t>
+      </w:r>
+    </w:p>
+    <w:p>
+      <w:pPr>
+        <w:spacing w:lineRule="auto" w:line="276" w:after="120"/>
+        <w:jc w:val="both"/>
+      </w:pPr>
+      <w:r>
+        <w:rPr>
+          <w:rFonts w:ascii="Times New Roman" w:hAnsi="Times New Roman"/>
+          <w:sz w:val="24"/>
+        </w:rPr>
+        <w:t xml:space="preserve">For comparison we train two baselines on the same stratified 80/20 split. (i) </w:t>
+      </w:r>
+      <w:r>
+        <w:rPr>
+          <w:rFonts w:ascii="Consolas" w:hAnsi="Consolas"/>
+          <w:sz w:val="20"/>
+        </w:rPr>
+        <w:t>LogisticRegression(class_weight="balanced", max_iter=1000, random_state=42)</w:t>
+      </w:r>
+      <w:r>
+        <w:rPr>
+          <w:rFonts w:ascii="Times New Roman" w:hAnsi="Times New Roman"/>
+          <w:sz w:val="24"/>
+        </w:rPr>
+        <w:t xml:space="preserve"> on standardised features (a </w:t>
+      </w:r>
+      <w:r>
+        <w:rPr>
+          <w:rFonts w:ascii="Consolas" w:hAnsi="Consolas"/>
+          <w:sz w:val="20"/>
+        </w:rPr>
+        <w:t>StandardScaler</w:t>
+      </w:r>
+      <w:r>
+        <w:rPr>
+          <w:rFonts w:ascii="Times New Roman" w:hAnsi="Times New Roman"/>
+          <w:sz w:val="24"/>
+        </w:rPr>
+        <w:t xml:space="preserve"> is fit on the training split and applied to the test split). (ii) </w:t>
+      </w:r>
+      <w:r>
+        <w:rPr>
+          <w:rFonts w:ascii="Consolas" w:hAnsi="Consolas"/>
+          <w:sz w:val="20"/>
+        </w:rPr>
+        <w:t>DecisionTreeClassifier(class_weight="balanced", random_state=42)</w:t>
+      </w:r>
+      <w:r>
+        <w:rPr>
+          <w:rFonts w:ascii="Times New Roman" w:hAnsi="Times New Roman"/>
+          <w:sz w:val="24"/>
+        </w:rPr>
+        <w:t xml:space="preserve"> on the raw features. Both baselines are evaluated with the same recall-led framing as the Random Forest. We report the comparison in §7.3 (Table 5).</w:t>
       </w:r>
     </w:p>
     <w:p>
@@ -10154,7 +10296,7 @@
           <w:b/>
           <w:sz w:val="24"/>
         </w:rPr>
-        <w:t>7.3 Random Forest performance (RQ4)</w:t>
+        <w:t>7.3 Classifier performance (RQ4)</w:t>
       </w:r>
     </w:p>
     <w:p>
@@ -10167,7 +10309,7 @@
           <w:rFonts w:ascii="Times New Roman" w:hAnsi="Times New Roman"/>
           <w:sz w:val="24"/>
         </w:rPr>
-        <w:t>On the held-out test set (n = 209, of which 46 are at-risk), the Random Forest classifier achieves the following metrics:</w:t>
+        <w:t>We report three classifiers on the held-out test set (n = 209, of which 46 are at-risk), and a 5-fold stratified cross-validation summary on the Random Forest.</w:t>
       </w:r>
     </w:p>
     <w:p>
@@ -10181,7 +10323,7 @@
           <w:b/>
           <w:sz w:val="24"/>
         </w:rPr>
-        <w:t>Table 5 — Random Forest test-set performance</w:t>
+        <w:t>Table 5 — Held-out test-set performance for the three classifiers (n = 209)</w:t>
       </w:r>
     </w:p>
     <w:tbl>
@@ -10191,13 +10333,15 @@
         <w:tblLook w:firstColumn="1" w:firstRow="1" w:lastColumn="0" w:lastRow="0" w:noHBand="0" w:noVBand="1" w:val="04A0"/>
       </w:tblPr>
       <w:tblGrid>
-        <w:gridCol w:w="4680"/>
-        <w:gridCol w:w="4680"/>
+        <w:gridCol w:w="2340"/>
+        <w:gridCol w:w="2340"/>
+        <w:gridCol w:w="2340"/>
+        <w:gridCol w:w="2340"/>
       </w:tblGrid>
       <w:tr>
         <w:tc>
           <w:tcPr>
-            <w:tcW w:type="dxa" w:w="4680"/>
+            <w:tcW w:type="dxa" w:w="2340"/>
             <w:vAlign w:val="top"/>
             <w:tcBorders>
               <w:top w:val="single" w:sz="6" w:color="BFBFBF"/>
@@ -10230,7 +10374,7 @@
         </w:tc>
         <w:tc>
           <w:tcPr>
-            <w:tcW w:type="dxa" w:w="4680"/>
+            <w:tcW w:type="dxa" w:w="2340"/>
             <w:vAlign w:val="top"/>
             <w:tcBorders>
               <w:top w:val="single" w:sz="6" w:color="BFBFBF"/>
@@ -10257,7 +10401,73 @@
                 <w:b/>
                 <w:sz w:val="20"/>
               </w:rPr>
-              <w:t>Value</w:t>
+              <w:t>Logistic Regression</w:t>
+            </w:r>
+          </w:p>
+        </w:tc>
+        <w:tc>
+          <w:tcPr>
+            <w:tcW w:type="dxa" w:w="2340"/>
+            <w:vAlign w:val="top"/>
+            <w:tcBorders>
+              <w:top w:val="single" w:sz="6" w:color="BFBFBF"/>
+              <w:left w:val="single" w:sz="6" w:color="BFBFBF"/>
+              <w:bottom w:val="single" w:sz="6" w:color="BFBFBF"/>
+              <w:right w:val="single" w:sz="6" w:color="BFBFBF"/>
+            </w:tcBorders>
+            <w:shd w:val="clear" w:color="auto" w:fill="D9E1F2"/>
+          </w:tcPr>
+          <w:p>
+            <w:pPr>
+              <w:spacing w:after="40"/>
+            </w:pPr>
+            <w:r>
+              <w:rPr>
+                <w:rFonts w:ascii="Times New Roman" w:hAnsi="Times New Roman"/>
+                <w:b/>
+                <w:sz w:val="20"/>
+              </w:rPr>
+            </w:r>
+            <w:r>
+              <w:rPr>
+                <w:rFonts w:ascii="Times New Roman" w:hAnsi="Times New Roman"/>
+                <w:b/>
+                <w:sz w:val="20"/>
+              </w:rPr>
+              <w:t>Decision Tree</w:t>
+            </w:r>
+          </w:p>
+        </w:tc>
+        <w:tc>
+          <w:tcPr>
+            <w:tcW w:type="dxa" w:w="2340"/>
+            <w:vAlign w:val="top"/>
+            <w:tcBorders>
+              <w:top w:val="single" w:sz="6" w:color="BFBFBF"/>
+              <w:left w:val="single" w:sz="6" w:color="BFBFBF"/>
+              <w:bottom w:val="single" w:sz="6" w:color="BFBFBF"/>
+              <w:right w:val="single" w:sz="6" w:color="BFBFBF"/>
+            </w:tcBorders>
+            <w:shd w:val="clear" w:color="auto" w:fill="D9E1F2"/>
+          </w:tcPr>
+          <w:p>
+            <w:pPr>
+              <w:spacing w:after="40"/>
+            </w:pPr>
+            <w:r>
+              <w:rPr>
+                <w:rFonts w:ascii="Times New Roman" w:hAnsi="Times New Roman"/>
+                <w:b/>
+                <w:sz w:val="20"/>
+              </w:rPr>
+            </w:r>
+            <w:r>
+              <w:rPr>
+                <w:rFonts w:ascii="Times New Roman" w:hAnsi="Times New Roman"/>
+                <w:b/>
+                <w:sz w:val="20"/>
+              </w:rPr>
+              <w:t>Random Forest</w:t>
             </w:r>
           </w:p>
         </w:tc>
@@ -10265,7 +10475,7 @@
       <w:tr>
         <w:tc>
           <w:tcPr>
-            <w:tcW w:type="dxa" w:w="4680"/>
+            <w:tcW w:type="dxa" w:w="2340"/>
             <w:vAlign w:val="top"/>
             <w:tcBorders>
               <w:top w:val="single" w:sz="6" w:color="BFBFBF"/>
@@ -10295,7 +10505,7 @@
         </w:tc>
         <w:tc>
           <w:tcPr>
-            <w:tcW w:type="dxa" w:w="4680"/>
+            <w:tcW w:type="dxa" w:w="2340"/>
             <w:vAlign w:val="top"/>
             <w:tcBorders>
               <w:top w:val="single" w:sz="6" w:color="BFBFBF"/>
@@ -10319,15 +10529,13 @@
                 <w:rFonts w:ascii="Times New Roman" w:hAnsi="Times New Roman"/>
                 <w:sz w:val="20"/>
               </w:rPr>
-              <w:t>91.4%</w:t>
+              <w:t>88.0%</w:t>
             </w:r>
           </w:p>
         </w:tc>
-      </w:tr>
-      <w:tr>
         <w:tc>
           <w:tcPr>
-            <w:tcW w:type="dxa" w:w="4680"/>
+            <w:tcW w:type="dxa" w:w="2340"/>
             <w:vAlign w:val="top"/>
             <w:tcBorders>
               <w:top w:val="single" w:sz="6" w:color="BFBFBF"/>
@@ -10351,13 +10559,13 @@
                 <w:rFonts w:ascii="Times New Roman" w:hAnsi="Times New Roman"/>
                 <w:sz w:val="20"/>
               </w:rPr>
-              <w:t>Precision (at-risk)</w:t>
+              <w:t>88.0%</w:t>
             </w:r>
           </w:p>
         </w:tc>
         <w:tc>
           <w:tcPr>
-            <w:tcW w:type="dxa" w:w="4680"/>
+            <w:tcW w:type="dxa" w:w="2340"/>
             <w:vAlign w:val="top"/>
             <w:tcBorders>
               <w:top w:val="single" w:sz="6" w:color="BFBFBF"/>
@@ -10379,9 +10587,10 @@
             <w:r>
               <w:rPr>
                 <w:rFonts w:ascii="Times New Roman" w:hAnsi="Times New Roman"/>
-                <w:sz w:val="20"/>
-              </w:rPr>
-              <w:t>79.2%</w:t>
+                <w:b/>
+                <w:sz w:val="20"/>
+              </w:rPr>
+              <w:t>91.4%</w:t>
             </w:r>
           </w:p>
         </w:tc>
@@ -10389,7 +10598,7 @@
       <w:tr>
         <w:tc>
           <w:tcPr>
-            <w:tcW w:type="dxa" w:w="4680"/>
+            <w:tcW w:type="dxa" w:w="2340"/>
             <w:vAlign w:val="top"/>
             <w:tcBorders>
               <w:top w:val="single" w:sz="6" w:color="BFBFBF"/>
@@ -10411,16 +10620,15 @@
             <w:r>
               <w:rPr>
                 <w:rFonts w:ascii="Times New Roman" w:hAnsi="Times New Roman"/>
-                <w:b/>
-                <w:sz w:val="20"/>
-              </w:rPr>
-              <w:t>Recall (at-risk)</w:t>
+                <w:sz w:val="20"/>
+              </w:rPr>
+              <w:t>Precision (at-risk)</w:t>
             </w:r>
           </w:p>
         </w:tc>
         <w:tc>
           <w:tcPr>
-            <w:tcW w:type="dxa" w:w="4680"/>
+            <w:tcW w:type="dxa" w:w="2340"/>
             <w:vAlign w:val="top"/>
             <w:tcBorders>
               <w:top w:val="single" w:sz="6" w:color="BFBFBF"/>
@@ -10442,18 +10650,15 @@
             <w:r>
               <w:rPr>
                 <w:rFonts w:ascii="Times New Roman" w:hAnsi="Times New Roman"/>
-                <w:b/>
-                <w:sz w:val="20"/>
-              </w:rPr>
-              <w:t>82.6%</w:t>
+                <w:sz w:val="20"/>
+              </w:rPr>
+              <w:t>66.7%</w:t>
             </w:r>
           </w:p>
         </w:tc>
-      </w:tr>
-      <w:tr>
         <w:tc>
           <w:tcPr>
-            <w:tcW w:type="dxa" w:w="4680"/>
+            <w:tcW w:type="dxa" w:w="2340"/>
             <w:vAlign w:val="top"/>
             <w:tcBorders>
               <w:top w:val="single" w:sz="6" w:color="BFBFBF"/>
@@ -10477,13 +10682,13 @@
                 <w:rFonts w:ascii="Times New Roman" w:hAnsi="Times New Roman"/>
                 <w:sz w:val="20"/>
               </w:rPr>
-              <w:t>F1 (at-risk)</w:t>
+              <w:t>71.4%</w:t>
             </w:r>
           </w:p>
         </w:tc>
         <w:tc>
           <w:tcPr>
-            <w:tcW w:type="dxa" w:w="4680"/>
+            <w:tcW w:type="dxa" w:w="2340"/>
             <w:vAlign w:val="top"/>
             <w:tcBorders>
               <w:top w:val="single" w:sz="6" w:color="BFBFBF"/>
@@ -10505,6 +10710,253 @@
             <w:r>
               <w:rPr>
                 <w:rFonts w:ascii="Times New Roman" w:hAnsi="Times New Roman"/>
+                <w:b/>
+                <w:sz w:val="20"/>
+              </w:rPr>
+              <w:t>79.2%</w:t>
+            </w:r>
+          </w:p>
+        </w:tc>
+      </w:tr>
+      <w:tr>
+        <w:tc>
+          <w:tcPr>
+            <w:tcW w:type="dxa" w:w="2340"/>
+            <w:vAlign w:val="top"/>
+            <w:tcBorders>
+              <w:top w:val="single" w:sz="6" w:color="BFBFBF"/>
+              <w:left w:val="single" w:sz="6" w:color="BFBFBF"/>
+              <w:bottom w:val="single" w:sz="6" w:color="BFBFBF"/>
+              <w:right w:val="single" w:sz="6" w:color="BFBFBF"/>
+            </w:tcBorders>
+          </w:tcPr>
+          <w:p>
+            <w:pPr>
+              <w:spacing w:after="40"/>
+            </w:pPr>
+            <w:r>
+              <w:rPr>
+                <w:rFonts w:ascii="Times New Roman" w:hAnsi="Times New Roman"/>
+                <w:sz w:val="20"/>
+              </w:rPr>
+            </w:r>
+            <w:r>
+              <w:rPr>
+                <w:rFonts w:ascii="Times New Roman" w:hAnsi="Times New Roman"/>
+                <w:sz w:val="20"/>
+              </w:rPr>
+              <w:t>Recall (at-risk)</w:t>
+            </w:r>
+          </w:p>
+        </w:tc>
+        <w:tc>
+          <w:tcPr>
+            <w:tcW w:type="dxa" w:w="2340"/>
+            <w:vAlign w:val="top"/>
+            <w:tcBorders>
+              <w:top w:val="single" w:sz="6" w:color="BFBFBF"/>
+              <w:left w:val="single" w:sz="6" w:color="BFBFBF"/>
+              <w:bottom w:val="single" w:sz="6" w:color="BFBFBF"/>
+              <w:right w:val="single" w:sz="6" w:color="BFBFBF"/>
+            </w:tcBorders>
+          </w:tcPr>
+          <w:p>
+            <w:pPr>
+              <w:spacing w:after="40"/>
+            </w:pPr>
+            <w:r>
+              <w:rPr>
+                <w:rFonts w:ascii="Times New Roman" w:hAnsi="Times New Roman"/>
+                <w:sz w:val="20"/>
+              </w:rPr>
+            </w:r>
+            <w:r>
+              <w:rPr>
+                <w:rFonts w:ascii="Times New Roman" w:hAnsi="Times New Roman"/>
+                <w:b/>
+                <w:sz w:val="20"/>
+              </w:rPr>
+              <w:t>91.3%</w:t>
+            </w:r>
+          </w:p>
+        </w:tc>
+        <w:tc>
+          <w:tcPr>
+            <w:tcW w:type="dxa" w:w="2340"/>
+            <w:vAlign w:val="top"/>
+            <w:tcBorders>
+              <w:top w:val="single" w:sz="6" w:color="BFBFBF"/>
+              <w:left w:val="single" w:sz="6" w:color="BFBFBF"/>
+              <w:bottom w:val="single" w:sz="6" w:color="BFBFBF"/>
+              <w:right w:val="single" w:sz="6" w:color="BFBFBF"/>
+            </w:tcBorders>
+          </w:tcPr>
+          <w:p>
+            <w:pPr>
+              <w:spacing w:after="40"/>
+            </w:pPr>
+            <w:r>
+              <w:rPr>
+                <w:rFonts w:ascii="Times New Roman" w:hAnsi="Times New Roman"/>
+                <w:sz w:val="20"/>
+              </w:rPr>
+            </w:r>
+            <w:r>
+              <w:rPr>
+                <w:rFonts w:ascii="Times New Roman" w:hAnsi="Times New Roman"/>
+                <w:sz w:val="20"/>
+              </w:rPr>
+              <w:t>76.1%</w:t>
+            </w:r>
+          </w:p>
+        </w:tc>
+        <w:tc>
+          <w:tcPr>
+            <w:tcW w:type="dxa" w:w="2340"/>
+            <w:vAlign w:val="top"/>
+            <w:tcBorders>
+              <w:top w:val="single" w:sz="6" w:color="BFBFBF"/>
+              <w:left w:val="single" w:sz="6" w:color="BFBFBF"/>
+              <w:bottom w:val="single" w:sz="6" w:color="BFBFBF"/>
+              <w:right w:val="single" w:sz="6" w:color="BFBFBF"/>
+            </w:tcBorders>
+          </w:tcPr>
+          <w:p>
+            <w:pPr>
+              <w:spacing w:after="40"/>
+            </w:pPr>
+            <w:r>
+              <w:rPr>
+                <w:rFonts w:ascii="Times New Roman" w:hAnsi="Times New Roman"/>
+                <w:sz w:val="20"/>
+              </w:rPr>
+            </w:r>
+            <w:r>
+              <w:rPr>
+                <w:rFonts w:ascii="Times New Roman" w:hAnsi="Times New Roman"/>
+                <w:sz w:val="20"/>
+              </w:rPr>
+              <w:t>82.6%</w:t>
+            </w:r>
+          </w:p>
+        </w:tc>
+      </w:tr>
+      <w:tr>
+        <w:tc>
+          <w:tcPr>
+            <w:tcW w:type="dxa" w:w="2340"/>
+            <w:vAlign w:val="top"/>
+            <w:tcBorders>
+              <w:top w:val="single" w:sz="6" w:color="BFBFBF"/>
+              <w:left w:val="single" w:sz="6" w:color="BFBFBF"/>
+              <w:bottom w:val="single" w:sz="6" w:color="BFBFBF"/>
+              <w:right w:val="single" w:sz="6" w:color="BFBFBF"/>
+            </w:tcBorders>
+          </w:tcPr>
+          <w:p>
+            <w:pPr>
+              <w:spacing w:after="40"/>
+            </w:pPr>
+            <w:r>
+              <w:rPr>
+                <w:rFonts w:ascii="Times New Roman" w:hAnsi="Times New Roman"/>
+                <w:sz w:val="20"/>
+              </w:rPr>
+            </w:r>
+            <w:r>
+              <w:rPr>
+                <w:rFonts w:ascii="Times New Roman" w:hAnsi="Times New Roman"/>
+                <w:sz w:val="20"/>
+              </w:rPr>
+              <w:t>F1 (at-risk)</w:t>
+            </w:r>
+          </w:p>
+        </w:tc>
+        <w:tc>
+          <w:tcPr>
+            <w:tcW w:type="dxa" w:w="2340"/>
+            <w:vAlign w:val="top"/>
+            <w:tcBorders>
+              <w:top w:val="single" w:sz="6" w:color="BFBFBF"/>
+              <w:left w:val="single" w:sz="6" w:color="BFBFBF"/>
+              <w:bottom w:val="single" w:sz="6" w:color="BFBFBF"/>
+              <w:right w:val="single" w:sz="6" w:color="BFBFBF"/>
+            </w:tcBorders>
+          </w:tcPr>
+          <w:p>
+            <w:pPr>
+              <w:spacing w:after="40"/>
+            </w:pPr>
+            <w:r>
+              <w:rPr>
+                <w:rFonts w:ascii="Times New Roman" w:hAnsi="Times New Roman"/>
+                <w:sz w:val="20"/>
+              </w:rPr>
+            </w:r>
+            <w:r>
+              <w:rPr>
+                <w:rFonts w:ascii="Times New Roman" w:hAnsi="Times New Roman"/>
+                <w:sz w:val="20"/>
+              </w:rPr>
+              <w:t>77.1%</w:t>
+            </w:r>
+          </w:p>
+        </w:tc>
+        <w:tc>
+          <w:tcPr>
+            <w:tcW w:type="dxa" w:w="2340"/>
+            <w:vAlign w:val="top"/>
+            <w:tcBorders>
+              <w:top w:val="single" w:sz="6" w:color="BFBFBF"/>
+              <w:left w:val="single" w:sz="6" w:color="BFBFBF"/>
+              <w:bottom w:val="single" w:sz="6" w:color="BFBFBF"/>
+              <w:right w:val="single" w:sz="6" w:color="BFBFBF"/>
+            </w:tcBorders>
+          </w:tcPr>
+          <w:p>
+            <w:pPr>
+              <w:spacing w:after="40"/>
+            </w:pPr>
+            <w:r>
+              <w:rPr>
+                <w:rFonts w:ascii="Times New Roman" w:hAnsi="Times New Roman"/>
+                <w:sz w:val="20"/>
+              </w:rPr>
+            </w:r>
+            <w:r>
+              <w:rPr>
+                <w:rFonts w:ascii="Times New Roman" w:hAnsi="Times New Roman"/>
+                <w:sz w:val="20"/>
+              </w:rPr>
+              <w:t>73.7%</w:t>
+            </w:r>
+          </w:p>
+        </w:tc>
+        <w:tc>
+          <w:tcPr>
+            <w:tcW w:type="dxa" w:w="2340"/>
+            <w:vAlign w:val="top"/>
+            <w:tcBorders>
+              <w:top w:val="single" w:sz="6" w:color="BFBFBF"/>
+              <w:left w:val="single" w:sz="6" w:color="BFBFBF"/>
+              <w:bottom w:val="single" w:sz="6" w:color="BFBFBF"/>
+              <w:right w:val="single" w:sz="6" w:color="BFBFBF"/>
+            </w:tcBorders>
+          </w:tcPr>
+          <w:p>
+            <w:pPr>
+              <w:spacing w:after="40"/>
+            </w:pPr>
+            <w:r>
+              <w:rPr>
+                <w:rFonts w:ascii="Times New Roman" w:hAnsi="Times New Roman"/>
+                <w:sz w:val="20"/>
+              </w:rPr>
+            </w:r>
+            <w:r>
+              <w:rPr>
+                <w:rFonts w:ascii="Times New Roman" w:hAnsi="Times New Roman"/>
+                <w:b/>
                 <w:sz w:val="20"/>
               </w:rPr>
               <w:t>80.9%</w:t>
@@ -10528,7 +10980,37 @@
           <w:rFonts w:ascii="Times New Roman" w:hAnsi="Times New Roman"/>
           <w:sz w:val="24"/>
         </w:rPr>
-        <w:t>The confusion matrix (Table 6) decomposes these aggregate metrics into the four operational outcomes.</w:t>
+        <w:t xml:space="preserve">The three models present a clear </w:t>
+      </w:r>
+      <w:r>
+        <w:rPr>
+          <w:rFonts w:ascii="Times New Roman" w:hAnsi="Times New Roman"/>
+          <w:i/>
+          <w:sz w:val="24"/>
+        </w:rPr>
+        <w:t>recall–precision trade-off</w:t>
+      </w:r>
+      <w:r>
+        <w:rPr>
+          <w:rFonts w:ascii="Times New Roman" w:hAnsi="Times New Roman"/>
+          <w:sz w:val="24"/>
+        </w:rPr>
+        <w:t xml:space="preserve">. Logistic Regression catches the most at-risk students (recall 91.3%, missing only 4 of 46), but at the cost of 21 false alarms (precision 66.7%). The Decision Tree behaves in the opposite direction, missing 11 of 46 at-risk students. The Random Forest sits between the two, achieving the highest F1 (80.9%) — the best-balanced choice given an early-warning use case that values both catching at-risk students </w:t>
+      </w:r>
+      <w:r>
+        <w:rPr>
+          <w:rFonts w:ascii="Times New Roman" w:hAnsi="Times New Roman"/>
+          <w:i/>
+          <w:sz w:val="24"/>
+        </w:rPr>
+        <w:t>and</w:t>
+      </w:r>
+      <w:r>
+        <w:rPr>
+          <w:rFonts w:ascii="Times New Roman" w:hAnsi="Times New Roman"/>
+          <w:sz w:val="24"/>
+        </w:rPr>
+        <w:t xml:space="preserve"> not over-flagging the cohort. We adopt the Random Forest as the deployed model in the dashboard, while reporting Logistic Regression openly as a viable alternative if a school's intervention budget makes false alarms cheap.</w:t>
       </w:r>
     </w:p>
     <w:p>
@@ -10542,7 +11024,7 @@
           <w:b/>
           <w:sz w:val="24"/>
         </w:rPr>
-        <w:t>Table 6 — Confusion matrix on the held-out test set</w:t>
+        <w:t>Table 5b — 5-fold stratified cross-validation on the Random Forest</w:t>
       </w:r>
     </w:p>
     <w:tbl>
@@ -10580,6 +11062,14 @@
                 <w:sz w:val="20"/>
               </w:rPr>
             </w:r>
+            <w:r>
+              <w:rPr>
+                <w:rFonts w:ascii="Times New Roman" w:hAnsi="Times New Roman"/>
+                <w:b/>
+                <w:sz w:val="20"/>
+              </w:rPr>
+              <w:t>Metric</w:t>
+            </w:r>
           </w:p>
         </w:tc>
         <w:tc>
@@ -10611,7 +11101,7 @@
                 <w:b/>
                 <w:sz w:val="20"/>
               </w:rPr>
-              <w:t>Predicted Pass</w:t>
+              <w:t>Mean</w:t>
             </w:r>
           </w:p>
         </w:tc>
@@ -10644,7 +11134,7 @@
                 <w:b/>
                 <w:sz w:val="20"/>
               </w:rPr>
-              <w:t>Predicted At-Risk</w:t>
+              <w:t>Std</w:t>
             </w:r>
           </w:p>
         </w:tc>
@@ -10674,17 +11164,9 @@
             <w:r>
               <w:rPr>
                 <w:rFonts w:ascii="Times New Roman" w:hAnsi="Times New Roman"/>
-                <w:b/>
-                <w:sz w:val="20"/>
-              </w:rPr>
-              <w:t>Actually Pass</w:t>
-            </w:r>
-            <w:r>
-              <w:rPr>
-                <w:rFonts w:ascii="Times New Roman" w:hAnsi="Times New Roman"/>
-                <w:sz w:val="20"/>
-              </w:rPr>
-              <w:t xml:space="preserve"> (n = 163)</w:t>
+                <w:sz w:val="20"/>
+              </w:rPr>
+              <w:t>Accuracy</w:t>
             </w:r>
           </w:p>
         </w:tc>
@@ -10714,7 +11196,7 @@
                 <w:rFonts w:ascii="Times New Roman" w:hAnsi="Times New Roman"/>
                 <w:sz w:val="20"/>
               </w:rPr>
-              <w:t>TN = 153 (94%)</w:t>
+              <w:t>92.4%</w:t>
             </w:r>
           </w:p>
         </w:tc>
@@ -10744,7 +11226,7 @@
                 <w:rFonts w:ascii="Times New Roman" w:hAnsi="Times New Roman"/>
                 <w:sz w:val="20"/>
               </w:rPr>
-              <w:t>FP = 10 (6%)</w:t>
+              <w:t>± 1.2 pp</w:t>
             </w:r>
           </w:p>
         </w:tc>
@@ -10774,17 +11256,9 @@
             <w:r>
               <w:rPr>
                 <w:rFonts w:ascii="Times New Roman" w:hAnsi="Times New Roman"/>
-                <w:b/>
-                <w:sz w:val="20"/>
-              </w:rPr>
-              <w:t>Actually At-Risk</w:t>
-            </w:r>
-            <w:r>
-              <w:rPr>
-                <w:rFonts w:ascii="Times New Roman" w:hAnsi="Times New Roman"/>
-                <w:sz w:val="20"/>
-              </w:rPr>
-              <w:t xml:space="preserve"> (n = 46)</w:t>
+                <w:sz w:val="20"/>
+              </w:rPr>
+              <w:t>Precision</w:t>
             </w:r>
           </w:p>
         </w:tc>
@@ -10812,10 +11286,9 @@
             <w:r>
               <w:rPr>
                 <w:rFonts w:ascii="Times New Roman" w:hAnsi="Times New Roman"/>
-                <w:b/>
-                <w:sz w:val="20"/>
-              </w:rPr>
-              <w:t>FN = 8 (17%) — MISSED</w:t>
+                <w:sz w:val="20"/>
+              </w:rPr>
+              <w:t>85.7%</w:t>
             </w:r>
           </w:p>
         </w:tc>
@@ -10845,7 +11318,193 @@
                 <w:rFonts w:ascii="Times New Roman" w:hAnsi="Times New Roman"/>
                 <w:sz w:val="20"/>
               </w:rPr>
-              <w:t>TP = 38 (83%)</w:t>
+              <w:t>± 2.4 pp</w:t>
+            </w:r>
+          </w:p>
+        </w:tc>
+      </w:tr>
+      <w:tr>
+        <w:tc>
+          <w:tcPr>
+            <w:tcW w:type="dxa" w:w="3120"/>
+            <w:vAlign w:val="top"/>
+            <w:tcBorders>
+              <w:top w:val="single" w:sz="6" w:color="BFBFBF"/>
+              <w:left w:val="single" w:sz="6" w:color="BFBFBF"/>
+              <w:bottom w:val="single" w:sz="6" w:color="BFBFBF"/>
+              <w:right w:val="single" w:sz="6" w:color="BFBFBF"/>
+            </w:tcBorders>
+          </w:tcPr>
+          <w:p>
+            <w:pPr>
+              <w:spacing w:after="40"/>
+            </w:pPr>
+            <w:r>
+              <w:rPr>
+                <w:rFonts w:ascii="Times New Roman" w:hAnsi="Times New Roman"/>
+                <w:sz w:val="20"/>
+              </w:rPr>
+            </w:r>
+            <w:r>
+              <w:rPr>
+                <w:rFonts w:ascii="Times New Roman" w:hAnsi="Times New Roman"/>
+                <w:b/>
+                <w:sz w:val="20"/>
+              </w:rPr>
+              <w:t>Recall</w:t>
+            </w:r>
+          </w:p>
+        </w:tc>
+        <w:tc>
+          <w:tcPr>
+            <w:tcW w:type="dxa" w:w="3120"/>
+            <w:vAlign w:val="top"/>
+            <w:tcBorders>
+              <w:top w:val="single" w:sz="6" w:color="BFBFBF"/>
+              <w:left w:val="single" w:sz="6" w:color="BFBFBF"/>
+              <w:bottom w:val="single" w:sz="6" w:color="BFBFBF"/>
+              <w:right w:val="single" w:sz="6" w:color="BFBFBF"/>
+            </w:tcBorders>
+          </w:tcPr>
+          <w:p>
+            <w:pPr>
+              <w:spacing w:after="40"/>
+            </w:pPr>
+            <w:r>
+              <w:rPr>
+                <w:rFonts w:ascii="Times New Roman" w:hAnsi="Times New Roman"/>
+                <w:sz w:val="20"/>
+              </w:rPr>
+            </w:r>
+            <w:r>
+              <w:rPr>
+                <w:rFonts w:ascii="Times New Roman" w:hAnsi="Times New Roman"/>
+                <w:b/>
+                <w:sz w:val="20"/>
+              </w:rPr>
+              <w:t>79.1%</w:t>
+            </w:r>
+          </w:p>
+        </w:tc>
+        <w:tc>
+          <w:tcPr>
+            <w:tcW w:type="dxa" w:w="3120"/>
+            <w:vAlign w:val="top"/>
+            <w:tcBorders>
+              <w:top w:val="single" w:sz="6" w:color="BFBFBF"/>
+              <w:left w:val="single" w:sz="6" w:color="BFBFBF"/>
+              <w:bottom w:val="single" w:sz="6" w:color="BFBFBF"/>
+              <w:right w:val="single" w:sz="6" w:color="BFBFBF"/>
+            </w:tcBorders>
+          </w:tcPr>
+          <w:p>
+            <w:pPr>
+              <w:spacing w:after="40"/>
+            </w:pPr>
+            <w:r>
+              <w:rPr>
+                <w:rFonts w:ascii="Times New Roman" w:hAnsi="Times New Roman"/>
+                <w:sz w:val="20"/>
+              </w:rPr>
+            </w:r>
+            <w:r>
+              <w:rPr>
+                <w:rFonts w:ascii="Times New Roman" w:hAnsi="Times New Roman"/>
+                <w:sz w:val="20"/>
+              </w:rPr>
+              <w:t>± 8.1 pp</w:t>
+            </w:r>
+          </w:p>
+        </w:tc>
+      </w:tr>
+      <w:tr>
+        <w:tc>
+          <w:tcPr>
+            <w:tcW w:type="dxa" w:w="3120"/>
+            <w:vAlign w:val="top"/>
+            <w:tcBorders>
+              <w:top w:val="single" w:sz="6" w:color="BFBFBF"/>
+              <w:left w:val="single" w:sz="6" w:color="BFBFBF"/>
+              <w:bottom w:val="single" w:sz="6" w:color="BFBFBF"/>
+              <w:right w:val="single" w:sz="6" w:color="BFBFBF"/>
+            </w:tcBorders>
+          </w:tcPr>
+          <w:p>
+            <w:pPr>
+              <w:spacing w:after="40"/>
+            </w:pPr>
+            <w:r>
+              <w:rPr>
+                <w:rFonts w:ascii="Times New Roman" w:hAnsi="Times New Roman"/>
+                <w:sz w:val="20"/>
+              </w:rPr>
+            </w:r>
+            <w:r>
+              <w:rPr>
+                <w:rFonts w:ascii="Times New Roman" w:hAnsi="Times New Roman"/>
+                <w:sz w:val="20"/>
+              </w:rPr>
+              <w:t>F1</w:t>
+            </w:r>
+          </w:p>
+        </w:tc>
+        <w:tc>
+          <w:tcPr>
+            <w:tcW w:type="dxa" w:w="3120"/>
+            <w:vAlign w:val="top"/>
+            <w:tcBorders>
+              <w:top w:val="single" w:sz="6" w:color="BFBFBF"/>
+              <w:left w:val="single" w:sz="6" w:color="BFBFBF"/>
+              <w:bottom w:val="single" w:sz="6" w:color="BFBFBF"/>
+              <w:right w:val="single" w:sz="6" w:color="BFBFBF"/>
+            </w:tcBorders>
+          </w:tcPr>
+          <w:p>
+            <w:pPr>
+              <w:spacing w:after="40"/>
+            </w:pPr>
+            <w:r>
+              <w:rPr>
+                <w:rFonts w:ascii="Times New Roman" w:hAnsi="Times New Roman"/>
+                <w:sz w:val="20"/>
+              </w:rPr>
+            </w:r>
+            <w:r>
+              <w:rPr>
+                <w:rFonts w:ascii="Times New Roman" w:hAnsi="Times New Roman"/>
+                <w:sz w:val="20"/>
+              </w:rPr>
+              <w:t>82.0%</w:t>
+            </w:r>
+          </w:p>
+        </w:tc>
+        <w:tc>
+          <w:tcPr>
+            <w:tcW w:type="dxa" w:w="3120"/>
+            <w:vAlign w:val="top"/>
+            <w:tcBorders>
+              <w:top w:val="single" w:sz="6" w:color="BFBFBF"/>
+              <w:left w:val="single" w:sz="6" w:color="BFBFBF"/>
+              <w:bottom w:val="single" w:sz="6" w:color="BFBFBF"/>
+              <w:right w:val="single" w:sz="6" w:color="BFBFBF"/>
+            </w:tcBorders>
+          </w:tcPr>
+          <w:p>
+            <w:pPr>
+              <w:spacing w:after="40"/>
+            </w:pPr>
+            <w:r>
+              <w:rPr>
+                <w:rFonts w:ascii="Times New Roman" w:hAnsi="Times New Roman"/>
+                <w:sz w:val="20"/>
+              </w:rPr>
+            </w:r>
+            <w:r>
+              <w:rPr>
+                <w:rFonts w:ascii="Times New Roman" w:hAnsi="Times New Roman"/>
+                <w:sz w:val="20"/>
+              </w:rPr>
+              <w:t>± 3.9 pp</w:t>
             </w:r>
           </w:p>
         </w:tc>
@@ -10866,14 +11525,380 @@
           <w:rFonts w:ascii="Times New Roman" w:hAnsi="Times New Roman"/>
           <w:sz w:val="24"/>
         </w:rPr>
-        <w:t xml:space="preserve">The headline result is </w:t>
-      </w:r>
+        <w:t xml:space="preserve">The CV mean recall (79.1%) is within roughly 3.5 percentage points of the hold-out recall (82.6%), indicating that the hold-out is mildly optimistic for the at-risk class but not pathologically so. The relatively wide recall standard deviation (± 8.1 pp) is the most informative caveat: recall on this dataset depends meaningfully on </w:t>
+      </w:r>
+      <w:r>
+        <w:rPr>
+          <w:rFonts w:ascii="Times New Roman" w:hAnsi="Times New Roman"/>
+          <w:i/>
+          <w:sz w:val="24"/>
+        </w:rPr>
+        <w:t>which</w:t>
+      </w:r>
+      <w:r>
+        <w:rPr>
+          <w:rFonts w:ascii="Times New Roman" w:hAnsi="Times New Roman"/>
+          <w:sz w:val="24"/>
+        </w:rPr>
+        <w:t xml:space="preserve"> 209 students happen to be in the test fold — driven by the small at-risk minority (≈46 per fold) and the heterogeneity inside it. Accuracy, precision, and F1 are all stable to within a few percentage points across folds.</w:t>
+      </w:r>
+    </w:p>
+    <w:p>
+      <w:pPr>
+        <w:spacing w:lineRule="auto" w:line="276" w:after="120"/>
+        <w:jc w:val="both"/>
+      </w:pPr>
+      <w:r>
+        <w:rPr>
+          <w:rFonts w:ascii="Times New Roman" w:hAnsi="Times New Roman"/>
+          <w:sz w:val="24"/>
+        </w:rPr>
+        <w:t>The held-out confusion matrix (Table 6) decomposes the Random Forest's aggregate metrics into the four operational outcomes.</w:t>
+      </w:r>
+    </w:p>
+    <w:p>
+      <w:pPr>
+        <w:spacing w:lineRule="auto" w:line="276" w:after="120"/>
+        <w:jc w:val="both"/>
+      </w:pPr>
       <w:r>
         <w:rPr>
           <w:rFonts w:ascii="Times New Roman" w:hAnsi="Times New Roman"/>
           <w:b/>
           <w:sz w:val="24"/>
         </w:rPr>
+        <w:t>Table 6 — Confusion matrix for the Random Forest on the held-out test set</w:t>
+      </w:r>
+    </w:p>
+    <w:tbl>
+      <w:tblPr>
+        <w:tblW w:type="auto" w:w="0"/>
+        <w:tblLayout w:type="autofit"/>
+        <w:tblLook w:firstColumn="1" w:firstRow="1" w:lastColumn="0" w:lastRow="0" w:noHBand="0" w:noVBand="1" w:val="04A0"/>
+      </w:tblPr>
+      <w:tblGrid>
+        <w:gridCol w:w="3120"/>
+        <w:gridCol w:w="3120"/>
+        <w:gridCol w:w="3120"/>
+      </w:tblGrid>
+      <w:tr>
+        <w:tc>
+          <w:tcPr>
+            <w:tcW w:type="dxa" w:w="3120"/>
+            <w:vAlign w:val="top"/>
+            <w:tcBorders>
+              <w:top w:val="single" w:sz="6" w:color="BFBFBF"/>
+              <w:left w:val="single" w:sz="6" w:color="BFBFBF"/>
+              <w:bottom w:val="single" w:sz="6" w:color="BFBFBF"/>
+              <w:right w:val="single" w:sz="6" w:color="BFBFBF"/>
+            </w:tcBorders>
+            <w:shd w:val="clear" w:color="auto" w:fill="D9E1F2"/>
+          </w:tcPr>
+          <w:p>
+            <w:pPr>
+              <w:spacing w:after="40"/>
+            </w:pPr>
+            <w:r>
+              <w:rPr>
+                <w:rFonts w:ascii="Times New Roman" w:hAnsi="Times New Roman"/>
+                <w:b/>
+                <w:sz w:val="20"/>
+              </w:rPr>
+            </w:r>
+          </w:p>
+        </w:tc>
+        <w:tc>
+          <w:tcPr>
+            <w:tcW w:type="dxa" w:w="3120"/>
+            <w:vAlign w:val="top"/>
+            <w:tcBorders>
+              <w:top w:val="single" w:sz="6" w:color="BFBFBF"/>
+              <w:left w:val="single" w:sz="6" w:color="BFBFBF"/>
+              <w:bottom w:val="single" w:sz="6" w:color="BFBFBF"/>
+              <w:right w:val="single" w:sz="6" w:color="BFBFBF"/>
+            </w:tcBorders>
+            <w:shd w:val="clear" w:color="auto" w:fill="D9E1F2"/>
+          </w:tcPr>
+          <w:p>
+            <w:pPr>
+              <w:spacing w:after="40"/>
+            </w:pPr>
+            <w:r>
+              <w:rPr>
+                <w:rFonts w:ascii="Times New Roman" w:hAnsi="Times New Roman"/>
+                <w:b/>
+                <w:sz w:val="20"/>
+              </w:rPr>
+            </w:r>
+            <w:r>
+              <w:rPr>
+                <w:rFonts w:ascii="Times New Roman" w:hAnsi="Times New Roman"/>
+                <w:b/>
+                <w:sz w:val="20"/>
+              </w:rPr>
+              <w:t>Predicted Pass</w:t>
+            </w:r>
+          </w:p>
+        </w:tc>
+        <w:tc>
+          <w:tcPr>
+            <w:tcW w:type="dxa" w:w="3120"/>
+            <w:vAlign w:val="top"/>
+            <w:tcBorders>
+              <w:top w:val="single" w:sz="6" w:color="BFBFBF"/>
+              <w:left w:val="single" w:sz="6" w:color="BFBFBF"/>
+              <w:bottom w:val="single" w:sz="6" w:color="BFBFBF"/>
+              <w:right w:val="single" w:sz="6" w:color="BFBFBF"/>
+            </w:tcBorders>
+            <w:shd w:val="clear" w:color="auto" w:fill="D9E1F2"/>
+          </w:tcPr>
+          <w:p>
+            <w:pPr>
+              <w:spacing w:after="40"/>
+            </w:pPr>
+            <w:r>
+              <w:rPr>
+                <w:rFonts w:ascii="Times New Roman" w:hAnsi="Times New Roman"/>
+                <w:b/>
+                <w:sz w:val="20"/>
+              </w:rPr>
+            </w:r>
+            <w:r>
+              <w:rPr>
+                <w:rFonts w:ascii="Times New Roman" w:hAnsi="Times New Roman"/>
+                <w:b/>
+                <w:sz w:val="20"/>
+              </w:rPr>
+              <w:t>Predicted At-Risk</w:t>
+            </w:r>
+          </w:p>
+        </w:tc>
+      </w:tr>
+      <w:tr>
+        <w:tc>
+          <w:tcPr>
+            <w:tcW w:type="dxa" w:w="3120"/>
+            <w:vAlign w:val="top"/>
+            <w:tcBorders>
+              <w:top w:val="single" w:sz="6" w:color="BFBFBF"/>
+              <w:left w:val="single" w:sz="6" w:color="BFBFBF"/>
+              <w:bottom w:val="single" w:sz="6" w:color="BFBFBF"/>
+              <w:right w:val="single" w:sz="6" w:color="BFBFBF"/>
+            </w:tcBorders>
+          </w:tcPr>
+          <w:p>
+            <w:pPr>
+              <w:spacing w:after="40"/>
+            </w:pPr>
+            <w:r>
+              <w:rPr>
+                <w:rFonts w:ascii="Times New Roman" w:hAnsi="Times New Roman"/>
+                <w:sz w:val="20"/>
+              </w:rPr>
+            </w:r>
+            <w:r>
+              <w:rPr>
+                <w:rFonts w:ascii="Times New Roman" w:hAnsi="Times New Roman"/>
+                <w:b/>
+                <w:sz w:val="20"/>
+              </w:rPr>
+              <w:t>Actually Pass</w:t>
+            </w:r>
+            <w:r>
+              <w:rPr>
+                <w:rFonts w:ascii="Times New Roman" w:hAnsi="Times New Roman"/>
+                <w:sz w:val="20"/>
+              </w:rPr>
+              <w:t xml:space="preserve"> (n = 163)</w:t>
+            </w:r>
+          </w:p>
+        </w:tc>
+        <w:tc>
+          <w:tcPr>
+            <w:tcW w:type="dxa" w:w="3120"/>
+            <w:vAlign w:val="top"/>
+            <w:tcBorders>
+              <w:top w:val="single" w:sz="6" w:color="BFBFBF"/>
+              <w:left w:val="single" w:sz="6" w:color="BFBFBF"/>
+              <w:bottom w:val="single" w:sz="6" w:color="BFBFBF"/>
+              <w:right w:val="single" w:sz="6" w:color="BFBFBF"/>
+            </w:tcBorders>
+          </w:tcPr>
+          <w:p>
+            <w:pPr>
+              <w:spacing w:after="40"/>
+            </w:pPr>
+            <w:r>
+              <w:rPr>
+                <w:rFonts w:ascii="Times New Roman" w:hAnsi="Times New Roman"/>
+                <w:sz w:val="20"/>
+              </w:rPr>
+            </w:r>
+            <w:r>
+              <w:rPr>
+                <w:rFonts w:ascii="Times New Roman" w:hAnsi="Times New Roman"/>
+                <w:sz w:val="20"/>
+              </w:rPr>
+              <w:t>TN = 153 (94%)</w:t>
+            </w:r>
+          </w:p>
+        </w:tc>
+        <w:tc>
+          <w:tcPr>
+            <w:tcW w:type="dxa" w:w="3120"/>
+            <w:vAlign w:val="top"/>
+            <w:tcBorders>
+              <w:top w:val="single" w:sz="6" w:color="BFBFBF"/>
+              <w:left w:val="single" w:sz="6" w:color="BFBFBF"/>
+              <w:bottom w:val="single" w:sz="6" w:color="BFBFBF"/>
+              <w:right w:val="single" w:sz="6" w:color="BFBFBF"/>
+            </w:tcBorders>
+          </w:tcPr>
+          <w:p>
+            <w:pPr>
+              <w:spacing w:after="40"/>
+            </w:pPr>
+            <w:r>
+              <w:rPr>
+                <w:rFonts w:ascii="Times New Roman" w:hAnsi="Times New Roman"/>
+                <w:sz w:val="20"/>
+              </w:rPr>
+            </w:r>
+            <w:r>
+              <w:rPr>
+                <w:rFonts w:ascii="Times New Roman" w:hAnsi="Times New Roman"/>
+                <w:sz w:val="20"/>
+              </w:rPr>
+              <w:t>FP = 10 (6%)</w:t>
+            </w:r>
+          </w:p>
+        </w:tc>
+      </w:tr>
+      <w:tr>
+        <w:tc>
+          <w:tcPr>
+            <w:tcW w:type="dxa" w:w="3120"/>
+            <w:vAlign w:val="top"/>
+            <w:tcBorders>
+              <w:top w:val="single" w:sz="6" w:color="BFBFBF"/>
+              <w:left w:val="single" w:sz="6" w:color="BFBFBF"/>
+              <w:bottom w:val="single" w:sz="6" w:color="BFBFBF"/>
+              <w:right w:val="single" w:sz="6" w:color="BFBFBF"/>
+            </w:tcBorders>
+          </w:tcPr>
+          <w:p>
+            <w:pPr>
+              <w:spacing w:after="40"/>
+            </w:pPr>
+            <w:r>
+              <w:rPr>
+                <w:rFonts w:ascii="Times New Roman" w:hAnsi="Times New Roman"/>
+                <w:sz w:val="20"/>
+              </w:rPr>
+            </w:r>
+            <w:r>
+              <w:rPr>
+                <w:rFonts w:ascii="Times New Roman" w:hAnsi="Times New Roman"/>
+                <w:b/>
+                <w:sz w:val="20"/>
+              </w:rPr>
+              <w:t>Actually At-Risk</w:t>
+            </w:r>
+            <w:r>
+              <w:rPr>
+                <w:rFonts w:ascii="Times New Roman" w:hAnsi="Times New Roman"/>
+                <w:sz w:val="20"/>
+              </w:rPr>
+              <w:t xml:space="preserve"> (n = 46)</w:t>
+            </w:r>
+          </w:p>
+        </w:tc>
+        <w:tc>
+          <w:tcPr>
+            <w:tcW w:type="dxa" w:w="3120"/>
+            <w:vAlign w:val="top"/>
+            <w:tcBorders>
+              <w:top w:val="single" w:sz="6" w:color="BFBFBF"/>
+              <w:left w:val="single" w:sz="6" w:color="BFBFBF"/>
+              <w:bottom w:val="single" w:sz="6" w:color="BFBFBF"/>
+              <w:right w:val="single" w:sz="6" w:color="BFBFBF"/>
+            </w:tcBorders>
+          </w:tcPr>
+          <w:p>
+            <w:pPr>
+              <w:spacing w:after="40"/>
+            </w:pPr>
+            <w:r>
+              <w:rPr>
+                <w:rFonts w:ascii="Times New Roman" w:hAnsi="Times New Roman"/>
+                <w:sz w:val="20"/>
+              </w:rPr>
+            </w:r>
+            <w:r>
+              <w:rPr>
+                <w:rFonts w:ascii="Times New Roman" w:hAnsi="Times New Roman"/>
+                <w:b/>
+                <w:sz w:val="20"/>
+              </w:rPr>
+              <w:t>FN = 8 (17%) — MISSED</w:t>
+            </w:r>
+          </w:p>
+        </w:tc>
+        <w:tc>
+          <w:tcPr>
+            <w:tcW w:type="dxa" w:w="3120"/>
+            <w:vAlign w:val="top"/>
+            <w:tcBorders>
+              <w:top w:val="single" w:sz="6" w:color="BFBFBF"/>
+              <w:left w:val="single" w:sz="6" w:color="BFBFBF"/>
+              <w:bottom w:val="single" w:sz="6" w:color="BFBFBF"/>
+              <w:right w:val="single" w:sz="6" w:color="BFBFBF"/>
+            </w:tcBorders>
+          </w:tcPr>
+          <w:p>
+            <w:pPr>
+              <w:spacing w:after="40"/>
+            </w:pPr>
+            <w:r>
+              <w:rPr>
+                <w:rFonts w:ascii="Times New Roman" w:hAnsi="Times New Roman"/>
+                <w:sz w:val="20"/>
+              </w:rPr>
+            </w:r>
+            <w:r>
+              <w:rPr>
+                <w:rFonts w:ascii="Times New Roman" w:hAnsi="Times New Roman"/>
+                <w:sz w:val="20"/>
+              </w:rPr>
+              <w:t>TP = 38 (83%)</w:t>
+            </w:r>
+          </w:p>
+        </w:tc>
+      </w:tr>
+    </w:tbl>
+    <w:p>
+      <w:pPr>
+        <w:spacing w:after="120"/>
+      </w:pPr>
+    </w:p>
+    <w:p>
+      <w:pPr>
+        <w:spacing w:lineRule="auto" w:line="276" w:after="120"/>
+        <w:jc w:val="both"/>
+      </w:pPr>
+      <w:r>
+        <w:rPr>
+          <w:rFonts w:ascii="Times New Roman" w:hAnsi="Times New Roman"/>
+          <w:sz w:val="24"/>
+        </w:rPr>
+        <w:t xml:space="preserve">The headline operational result is </w:t>
+      </w:r>
+      <w:r>
+        <w:rPr>
+          <w:rFonts w:ascii="Times New Roman" w:hAnsi="Times New Roman"/>
+          <w:b/>
+          <w:sz w:val="24"/>
+        </w:rPr>
         <w:t>recall = 82.6%</w:t>
       </w:r>
       <w:r>
@@ -10881,7 +11906,7 @@
           <w:rFonts w:ascii="Times New Roman" w:hAnsi="Times New Roman"/>
           <w:sz w:val="24"/>
         </w:rPr>
-        <w:t xml:space="preserve"> — the model catches 38 of 46 at-risk students on the test set. Eight at-risk students are missed (the false-negative cell, rendered in red in the dashboard). Ten passing students are flagged falsely (the false-positive cell). In an early-warning context, a false negative is operationally more costly than a false positive — a missed student receives no intervention; a falsely flagged student receives a check-in conversation that costs only the teacher's time. The dashboard surfaces this asymmetry deliberately.</w:t>
+        <w:t xml:space="preserve"> — the deployed Random Forest catches 38 of 46 at-risk students on the test set. Eight at-risk students are missed (the false-negative cell, rendered in red in the dashboard). Ten passing students are flagged falsely (the false-positive cell). In an early-warning context, a false negative is operationally more costly than a false positive — a missed student receives no intervention; a falsely flagged student receives a check-in conversation that costs only the teacher's time. The dashboard surfaces this asymmetry deliberately.</w:t>
       </w:r>
     </w:p>
     <w:p>
@@ -11203,7 +12228,7 @@
           <w:rFonts w:ascii="Times New Roman" w:hAnsi="Times New Roman"/>
           <w:sz w:val="24"/>
         </w:rPr>
-        <w:t>We list five concrete limitations of the present system.</w:t>
+        <w:t>We list four concrete limitations of the present system.</w:t>
       </w:r>
     </w:p>
     <w:p>
@@ -11252,28 +12277,7 @@
           <w:rFonts w:ascii="Times New Roman" w:hAnsi="Times New Roman"/>
           <w:sz w:val="24"/>
         </w:rPr>
-        <w:t xml:space="preserve"> regenerates the cleaned CSV but these numbers must be copied across manually. The trade-off (no build step) is acceptable for this project but would not scale to a production deployment with frequent data updates.</w:t>
-      </w:r>
-    </w:p>
-    <w:p>
-      <w:pPr>
-        <w:pStyle w:val="ListNumber"/>
-        <w:spacing w:lineRule="auto" w:line="276" w:after="40"/>
-      </w:pPr>
-      <w:r>
-        <w:rPr>
-          <w:rFonts w:ascii="Times New Roman" w:hAnsi="Times New Roman"/>
-          <w:b/>
-          <w:sz w:val="24"/>
-        </w:rPr>
-        <w:t>Single eighty-twenty hold-out.</w:t>
-      </w:r>
-      <w:r>
-        <w:rPr>
-          <w:rFonts w:ascii="Times New Roman" w:hAnsi="Times New Roman"/>
-          <w:sz w:val="24"/>
-        </w:rPr>
-        <w:t xml:space="preserve"> The reported metrics are based on a single stratified hold-out split rather than k-fold cross-validation or bootstrap resampling. The metrics are therefore point estimates with no associated confidence interval. K-fold cross-validation would strengthen the empirical claim at modest computational cost.</w:t>
+        <w:t xml:space="preserve"> regenerates the cleaned CSV and recomputes the cross-validation and baseline numbers, but the figures displayed on the dashboard must be copied across manually. The trade-off (no build step) is acceptable for this project but would not scale to a production deployment with frequent data updates.</w:t>
       </w:r>
     </w:p>
     <w:p>

--- a/REPORT.docx
+++ b/REPORT.docx
@@ -11921,6 +11921,1202 @@
           <w:b/>
           <w:sz w:val="24"/>
         </w:rPr>
+        <w:t>7.3.1 Subject-stratified Random Forest models</w:t>
+      </w:r>
+    </w:p>
+    <w:p>
+      <w:pPr>
+        <w:spacing w:lineRule="auto" w:line="276" w:after="120"/>
+        <w:jc w:val="both"/>
+      </w:pPr>
+      <w:r>
+        <w:rPr>
+          <w:rFonts w:ascii="Times New Roman" w:hAnsi="Times New Roman"/>
+          <w:sz w:val="24"/>
+        </w:rPr>
+        <w:t>To probe whether the cohort-wide model masks subject-specific dynamics, we additionally train two stratified Random Forests — one on Mathematics only (</w:t>
+      </w:r>
+      <w:r>
+        <w:rPr>
+          <w:rFonts w:ascii="Times New Roman" w:hAnsi="Times New Roman"/>
+          <w:i/>
+          <w:sz w:val="24"/>
+        </w:rPr>
+        <w:t>n</w:t>
+      </w:r>
+      <w:r>
+        <w:rPr>
+          <w:rFonts w:ascii="Times New Roman" w:hAnsi="Times New Roman"/>
+          <w:sz w:val="24"/>
+        </w:rPr>
+        <w:t xml:space="preserve"> = 395) and one on Portuguese only (</w:t>
+      </w:r>
+      <w:r>
+        <w:rPr>
+          <w:rFonts w:ascii="Times New Roman" w:hAnsi="Times New Roman"/>
+          <w:i/>
+          <w:sz w:val="24"/>
+        </w:rPr>
+        <w:t>n</w:t>
+      </w:r>
+      <w:r>
+        <w:rPr>
+          <w:rFonts w:ascii="Times New Roman" w:hAnsi="Times New Roman"/>
+          <w:sz w:val="24"/>
+        </w:rPr>
+        <w:t xml:space="preserve"> = 649) — using the same hyperparameters, the same feature set, and the same stratified 80/20 split protocol (</w:t>
+      </w:r>
+      <w:r>
+        <w:rPr>
+          <w:rFonts w:ascii="Consolas" w:hAnsi="Consolas"/>
+          <w:sz w:val="20"/>
+        </w:rPr>
+        <w:t>random_state = 42</w:t>
+      </w:r>
+      <w:r>
+        <w:rPr>
+          <w:rFonts w:ascii="Times New Roman" w:hAnsi="Times New Roman"/>
+          <w:sz w:val="24"/>
+        </w:rPr>
+        <w:t xml:space="preserve">). Table 5c reports the held-out metrics for all three models side by side. The dashboard's </w:t>
+      </w:r>
+      <w:r>
+        <w:rPr>
+          <w:rFonts w:ascii="Times New Roman" w:hAnsi="Times New Roman"/>
+          <w:i/>
+          <w:sz w:val="24"/>
+        </w:rPr>
+        <w:t>Subject</w:t>
+      </w:r>
+      <w:r>
+        <w:rPr>
+          <w:rFonts w:ascii="Times New Roman" w:hAnsi="Times New Roman"/>
+          <w:sz w:val="24"/>
+        </w:rPr>
+        <w:t xml:space="preserve"> toggle now switches between these three models in addition to filtering the displayed cohort.</w:t>
+      </w:r>
+    </w:p>
+    <w:p>
+      <w:pPr>
+        <w:spacing w:lineRule="auto" w:line="276" w:after="120"/>
+        <w:jc w:val="both"/>
+      </w:pPr>
+      <w:r>
+        <w:rPr>
+          <w:rFonts w:ascii="Times New Roman" w:hAnsi="Times New Roman"/>
+          <w:b/>
+          <w:sz w:val="24"/>
+        </w:rPr>
+        <w:t>Table 5c — Subject-stratified Random Forest performance on held-out test sets</w:t>
+      </w:r>
+    </w:p>
+    <w:tbl>
+      <w:tblPr>
+        <w:tblW w:type="auto" w:w="0"/>
+        <w:tblLayout w:type="autofit"/>
+        <w:tblLook w:firstColumn="1" w:firstRow="1" w:lastColumn="0" w:lastRow="0" w:noHBand="0" w:noVBand="1" w:val="04A0"/>
+      </w:tblPr>
+      <w:tblGrid>
+        <w:gridCol w:w="1170"/>
+        <w:gridCol w:w="1170"/>
+        <w:gridCol w:w="1170"/>
+        <w:gridCol w:w="1170"/>
+        <w:gridCol w:w="1170"/>
+        <w:gridCol w:w="1170"/>
+        <w:gridCol w:w="1170"/>
+        <w:gridCol w:w="1170"/>
+      </w:tblGrid>
+      <w:tr>
+        <w:tc>
+          <w:tcPr>
+            <w:tcW w:type="dxa" w:w="1170"/>
+            <w:vAlign w:val="top"/>
+            <w:tcBorders>
+              <w:top w:val="single" w:sz="6" w:color="BFBFBF"/>
+              <w:left w:val="single" w:sz="6" w:color="BFBFBF"/>
+              <w:bottom w:val="single" w:sz="6" w:color="BFBFBF"/>
+              <w:right w:val="single" w:sz="6" w:color="BFBFBF"/>
+            </w:tcBorders>
+            <w:shd w:val="clear" w:color="auto" w:fill="D9E1F2"/>
+          </w:tcPr>
+          <w:p>
+            <w:pPr>
+              <w:spacing w:after="40"/>
+            </w:pPr>
+            <w:r>
+              <w:rPr>
+                <w:rFonts w:ascii="Times New Roman" w:hAnsi="Times New Roman"/>
+                <w:b/>
+                <w:sz w:val="20"/>
+              </w:rPr>
+            </w:r>
+            <w:r>
+              <w:rPr>
+                <w:rFonts w:ascii="Times New Roman" w:hAnsi="Times New Roman"/>
+                <w:b/>
+                <w:sz w:val="20"/>
+              </w:rPr>
+              <w:t>Model</w:t>
+            </w:r>
+          </w:p>
+        </w:tc>
+        <w:tc>
+          <w:tcPr>
+            <w:tcW w:type="dxa" w:w="1170"/>
+            <w:vAlign w:val="top"/>
+            <w:tcBorders>
+              <w:top w:val="single" w:sz="6" w:color="BFBFBF"/>
+              <w:left w:val="single" w:sz="6" w:color="BFBFBF"/>
+              <w:bottom w:val="single" w:sz="6" w:color="BFBFBF"/>
+              <w:right w:val="single" w:sz="6" w:color="BFBFBF"/>
+            </w:tcBorders>
+            <w:shd w:val="clear" w:color="auto" w:fill="D9E1F2"/>
+          </w:tcPr>
+          <w:p>
+            <w:pPr>
+              <w:spacing w:after="40"/>
+            </w:pPr>
+            <w:r>
+              <w:rPr>
+                <w:rFonts w:ascii="Times New Roman" w:hAnsi="Times New Roman"/>
+                <w:b/>
+                <w:sz w:val="20"/>
+              </w:rPr>
+            </w:r>
+            <w:r>
+              <w:rPr>
+                <w:rFonts w:ascii="Times New Roman" w:hAnsi="Times New Roman"/>
+                <w:b/>
+                <w:sz w:val="20"/>
+              </w:rPr>
+              <w:t>n total</w:t>
+            </w:r>
+          </w:p>
+        </w:tc>
+        <w:tc>
+          <w:tcPr>
+            <w:tcW w:type="dxa" w:w="1170"/>
+            <w:vAlign w:val="top"/>
+            <w:tcBorders>
+              <w:top w:val="single" w:sz="6" w:color="BFBFBF"/>
+              <w:left w:val="single" w:sz="6" w:color="BFBFBF"/>
+              <w:bottom w:val="single" w:sz="6" w:color="BFBFBF"/>
+              <w:right w:val="single" w:sz="6" w:color="BFBFBF"/>
+            </w:tcBorders>
+            <w:shd w:val="clear" w:color="auto" w:fill="D9E1F2"/>
+          </w:tcPr>
+          <w:p>
+            <w:pPr>
+              <w:spacing w:after="40"/>
+            </w:pPr>
+            <w:r>
+              <w:rPr>
+                <w:rFonts w:ascii="Times New Roman" w:hAnsi="Times New Roman"/>
+                <w:b/>
+                <w:sz w:val="20"/>
+              </w:rPr>
+            </w:r>
+            <w:r>
+              <w:rPr>
+                <w:rFonts w:ascii="Times New Roman" w:hAnsi="Times New Roman"/>
+                <w:b/>
+                <w:sz w:val="20"/>
+              </w:rPr>
+              <w:t>n test</w:t>
+            </w:r>
+          </w:p>
+        </w:tc>
+        <w:tc>
+          <w:tcPr>
+            <w:tcW w:type="dxa" w:w="1170"/>
+            <w:vAlign w:val="top"/>
+            <w:tcBorders>
+              <w:top w:val="single" w:sz="6" w:color="BFBFBF"/>
+              <w:left w:val="single" w:sz="6" w:color="BFBFBF"/>
+              <w:bottom w:val="single" w:sz="6" w:color="BFBFBF"/>
+              <w:right w:val="single" w:sz="6" w:color="BFBFBF"/>
+            </w:tcBorders>
+            <w:shd w:val="clear" w:color="auto" w:fill="D9E1F2"/>
+          </w:tcPr>
+          <w:p>
+            <w:pPr>
+              <w:spacing w:after="40"/>
+            </w:pPr>
+            <w:r>
+              <w:rPr>
+                <w:rFonts w:ascii="Times New Roman" w:hAnsi="Times New Roman"/>
+                <w:b/>
+                <w:sz w:val="20"/>
+              </w:rPr>
+            </w:r>
+            <w:r>
+              <w:rPr>
+                <w:rFonts w:ascii="Times New Roman" w:hAnsi="Times New Roman"/>
+                <w:b/>
+                <w:sz w:val="20"/>
+              </w:rPr>
+              <w:t>At-risk in test</w:t>
+            </w:r>
+          </w:p>
+        </w:tc>
+        <w:tc>
+          <w:tcPr>
+            <w:tcW w:type="dxa" w:w="1170"/>
+            <w:vAlign w:val="top"/>
+            <w:tcBorders>
+              <w:top w:val="single" w:sz="6" w:color="BFBFBF"/>
+              <w:left w:val="single" w:sz="6" w:color="BFBFBF"/>
+              <w:bottom w:val="single" w:sz="6" w:color="BFBFBF"/>
+              <w:right w:val="single" w:sz="6" w:color="BFBFBF"/>
+            </w:tcBorders>
+            <w:shd w:val="clear" w:color="auto" w:fill="D9E1F2"/>
+          </w:tcPr>
+          <w:p>
+            <w:pPr>
+              <w:spacing w:after="40"/>
+            </w:pPr>
+            <w:r>
+              <w:rPr>
+                <w:rFonts w:ascii="Times New Roman" w:hAnsi="Times New Roman"/>
+                <w:b/>
+                <w:sz w:val="20"/>
+              </w:rPr>
+            </w:r>
+            <w:r>
+              <w:rPr>
+                <w:rFonts w:ascii="Times New Roman" w:hAnsi="Times New Roman"/>
+                <w:b/>
+                <w:sz w:val="20"/>
+              </w:rPr>
+              <w:t>Accuracy</w:t>
+            </w:r>
+          </w:p>
+        </w:tc>
+        <w:tc>
+          <w:tcPr>
+            <w:tcW w:type="dxa" w:w="1170"/>
+            <w:vAlign w:val="top"/>
+            <w:tcBorders>
+              <w:top w:val="single" w:sz="6" w:color="BFBFBF"/>
+              <w:left w:val="single" w:sz="6" w:color="BFBFBF"/>
+              <w:bottom w:val="single" w:sz="6" w:color="BFBFBF"/>
+              <w:right w:val="single" w:sz="6" w:color="BFBFBF"/>
+            </w:tcBorders>
+            <w:shd w:val="clear" w:color="auto" w:fill="D9E1F2"/>
+          </w:tcPr>
+          <w:p>
+            <w:pPr>
+              <w:spacing w:after="40"/>
+            </w:pPr>
+            <w:r>
+              <w:rPr>
+                <w:rFonts w:ascii="Times New Roman" w:hAnsi="Times New Roman"/>
+                <w:b/>
+                <w:sz w:val="20"/>
+              </w:rPr>
+            </w:r>
+            <w:r>
+              <w:rPr>
+                <w:rFonts w:ascii="Times New Roman" w:hAnsi="Times New Roman"/>
+                <w:b/>
+                <w:sz w:val="20"/>
+              </w:rPr>
+              <w:t>Precision</w:t>
+            </w:r>
+          </w:p>
+        </w:tc>
+        <w:tc>
+          <w:tcPr>
+            <w:tcW w:type="dxa" w:w="1170"/>
+            <w:vAlign w:val="top"/>
+            <w:tcBorders>
+              <w:top w:val="single" w:sz="6" w:color="BFBFBF"/>
+              <w:left w:val="single" w:sz="6" w:color="BFBFBF"/>
+              <w:bottom w:val="single" w:sz="6" w:color="BFBFBF"/>
+              <w:right w:val="single" w:sz="6" w:color="BFBFBF"/>
+            </w:tcBorders>
+            <w:shd w:val="clear" w:color="auto" w:fill="D9E1F2"/>
+          </w:tcPr>
+          <w:p>
+            <w:pPr>
+              <w:spacing w:after="40"/>
+            </w:pPr>
+            <w:r>
+              <w:rPr>
+                <w:rFonts w:ascii="Times New Roman" w:hAnsi="Times New Roman"/>
+                <w:b/>
+                <w:sz w:val="20"/>
+              </w:rPr>
+            </w:r>
+            <w:r>
+              <w:rPr>
+                <w:rFonts w:ascii="Times New Roman" w:hAnsi="Times New Roman"/>
+                <w:b/>
+                <w:sz w:val="20"/>
+              </w:rPr>
+              <w:t>Recall</w:t>
+            </w:r>
+          </w:p>
+        </w:tc>
+        <w:tc>
+          <w:tcPr>
+            <w:tcW w:type="dxa" w:w="1170"/>
+            <w:vAlign w:val="top"/>
+            <w:tcBorders>
+              <w:top w:val="single" w:sz="6" w:color="BFBFBF"/>
+              <w:left w:val="single" w:sz="6" w:color="BFBFBF"/>
+              <w:bottom w:val="single" w:sz="6" w:color="BFBFBF"/>
+              <w:right w:val="single" w:sz="6" w:color="BFBFBF"/>
+            </w:tcBorders>
+            <w:shd w:val="clear" w:color="auto" w:fill="D9E1F2"/>
+          </w:tcPr>
+          <w:p>
+            <w:pPr>
+              <w:spacing w:after="40"/>
+            </w:pPr>
+            <w:r>
+              <w:rPr>
+                <w:rFonts w:ascii="Times New Roman" w:hAnsi="Times New Roman"/>
+                <w:b/>
+                <w:sz w:val="20"/>
+              </w:rPr>
+            </w:r>
+            <w:r>
+              <w:rPr>
+                <w:rFonts w:ascii="Times New Roman" w:hAnsi="Times New Roman"/>
+                <w:b/>
+                <w:sz w:val="20"/>
+              </w:rPr>
+              <w:t>F1</w:t>
+            </w:r>
+          </w:p>
+        </w:tc>
+      </w:tr>
+      <w:tr>
+        <w:tc>
+          <w:tcPr>
+            <w:tcW w:type="dxa" w:w="1170"/>
+            <w:vAlign w:val="top"/>
+            <w:tcBorders>
+              <w:top w:val="single" w:sz="6" w:color="BFBFBF"/>
+              <w:left w:val="single" w:sz="6" w:color="BFBFBF"/>
+              <w:bottom w:val="single" w:sz="6" w:color="BFBFBF"/>
+              <w:right w:val="single" w:sz="6" w:color="BFBFBF"/>
+            </w:tcBorders>
+          </w:tcPr>
+          <w:p>
+            <w:pPr>
+              <w:spacing w:after="40"/>
+            </w:pPr>
+            <w:r>
+              <w:rPr>
+                <w:rFonts w:ascii="Times New Roman" w:hAnsi="Times New Roman"/>
+                <w:sz w:val="20"/>
+              </w:rPr>
+            </w:r>
+            <w:r>
+              <w:rPr>
+                <w:rFonts w:ascii="Times New Roman" w:hAnsi="Times New Roman"/>
+                <w:sz w:val="20"/>
+              </w:rPr>
+              <w:t>Combined (deployed default)</w:t>
+            </w:r>
+          </w:p>
+        </w:tc>
+        <w:tc>
+          <w:tcPr>
+            <w:tcW w:type="dxa" w:w="1170"/>
+            <w:vAlign w:val="top"/>
+            <w:tcBorders>
+              <w:top w:val="single" w:sz="6" w:color="BFBFBF"/>
+              <w:left w:val="single" w:sz="6" w:color="BFBFBF"/>
+              <w:bottom w:val="single" w:sz="6" w:color="BFBFBF"/>
+              <w:right w:val="single" w:sz="6" w:color="BFBFBF"/>
+            </w:tcBorders>
+          </w:tcPr>
+          <w:p>
+            <w:pPr>
+              <w:spacing w:after="40"/>
+            </w:pPr>
+            <w:r>
+              <w:rPr>
+                <w:rFonts w:ascii="Times New Roman" w:hAnsi="Times New Roman"/>
+                <w:sz w:val="20"/>
+              </w:rPr>
+            </w:r>
+            <w:r>
+              <w:rPr>
+                <w:rFonts w:ascii="Times New Roman" w:hAnsi="Times New Roman"/>
+                <w:sz w:val="20"/>
+              </w:rPr>
+              <w:t>1,044</w:t>
+            </w:r>
+          </w:p>
+        </w:tc>
+        <w:tc>
+          <w:tcPr>
+            <w:tcW w:type="dxa" w:w="1170"/>
+            <w:vAlign w:val="top"/>
+            <w:tcBorders>
+              <w:top w:val="single" w:sz="6" w:color="BFBFBF"/>
+              <w:left w:val="single" w:sz="6" w:color="BFBFBF"/>
+              <w:bottom w:val="single" w:sz="6" w:color="BFBFBF"/>
+              <w:right w:val="single" w:sz="6" w:color="BFBFBF"/>
+            </w:tcBorders>
+          </w:tcPr>
+          <w:p>
+            <w:pPr>
+              <w:spacing w:after="40"/>
+            </w:pPr>
+            <w:r>
+              <w:rPr>
+                <w:rFonts w:ascii="Times New Roman" w:hAnsi="Times New Roman"/>
+                <w:sz w:val="20"/>
+              </w:rPr>
+            </w:r>
+            <w:r>
+              <w:rPr>
+                <w:rFonts w:ascii="Times New Roman" w:hAnsi="Times New Roman"/>
+                <w:sz w:val="20"/>
+              </w:rPr>
+              <w:t>209</w:t>
+            </w:r>
+          </w:p>
+        </w:tc>
+        <w:tc>
+          <w:tcPr>
+            <w:tcW w:type="dxa" w:w="1170"/>
+            <w:vAlign w:val="top"/>
+            <w:tcBorders>
+              <w:top w:val="single" w:sz="6" w:color="BFBFBF"/>
+              <w:left w:val="single" w:sz="6" w:color="BFBFBF"/>
+              <w:bottom w:val="single" w:sz="6" w:color="BFBFBF"/>
+              <w:right w:val="single" w:sz="6" w:color="BFBFBF"/>
+            </w:tcBorders>
+          </w:tcPr>
+          <w:p>
+            <w:pPr>
+              <w:spacing w:after="40"/>
+            </w:pPr>
+            <w:r>
+              <w:rPr>
+                <w:rFonts w:ascii="Times New Roman" w:hAnsi="Times New Roman"/>
+                <w:sz w:val="20"/>
+              </w:rPr>
+            </w:r>
+            <w:r>
+              <w:rPr>
+                <w:rFonts w:ascii="Times New Roman" w:hAnsi="Times New Roman"/>
+                <w:sz w:val="20"/>
+              </w:rPr>
+              <w:t>46</w:t>
+            </w:r>
+          </w:p>
+        </w:tc>
+        <w:tc>
+          <w:tcPr>
+            <w:tcW w:type="dxa" w:w="1170"/>
+            <w:vAlign w:val="top"/>
+            <w:tcBorders>
+              <w:top w:val="single" w:sz="6" w:color="BFBFBF"/>
+              <w:left w:val="single" w:sz="6" w:color="BFBFBF"/>
+              <w:bottom w:val="single" w:sz="6" w:color="BFBFBF"/>
+              <w:right w:val="single" w:sz="6" w:color="BFBFBF"/>
+            </w:tcBorders>
+          </w:tcPr>
+          <w:p>
+            <w:pPr>
+              <w:spacing w:after="40"/>
+            </w:pPr>
+            <w:r>
+              <w:rPr>
+                <w:rFonts w:ascii="Times New Roman" w:hAnsi="Times New Roman"/>
+                <w:sz w:val="20"/>
+              </w:rPr>
+            </w:r>
+            <w:r>
+              <w:rPr>
+                <w:rFonts w:ascii="Times New Roman" w:hAnsi="Times New Roman"/>
+                <w:sz w:val="20"/>
+              </w:rPr>
+              <w:t>91.4%</w:t>
+            </w:r>
+          </w:p>
+        </w:tc>
+        <w:tc>
+          <w:tcPr>
+            <w:tcW w:type="dxa" w:w="1170"/>
+            <w:vAlign w:val="top"/>
+            <w:tcBorders>
+              <w:top w:val="single" w:sz="6" w:color="BFBFBF"/>
+              <w:left w:val="single" w:sz="6" w:color="BFBFBF"/>
+              <w:bottom w:val="single" w:sz="6" w:color="BFBFBF"/>
+              <w:right w:val="single" w:sz="6" w:color="BFBFBF"/>
+            </w:tcBorders>
+          </w:tcPr>
+          <w:p>
+            <w:pPr>
+              <w:spacing w:after="40"/>
+            </w:pPr>
+            <w:r>
+              <w:rPr>
+                <w:rFonts w:ascii="Times New Roman" w:hAnsi="Times New Roman"/>
+                <w:sz w:val="20"/>
+              </w:rPr>
+            </w:r>
+            <w:r>
+              <w:rPr>
+                <w:rFonts w:ascii="Times New Roman" w:hAnsi="Times New Roman"/>
+                <w:sz w:val="20"/>
+              </w:rPr>
+              <w:t>79.2%</w:t>
+            </w:r>
+          </w:p>
+        </w:tc>
+        <w:tc>
+          <w:tcPr>
+            <w:tcW w:type="dxa" w:w="1170"/>
+            <w:vAlign w:val="top"/>
+            <w:tcBorders>
+              <w:top w:val="single" w:sz="6" w:color="BFBFBF"/>
+              <w:left w:val="single" w:sz="6" w:color="BFBFBF"/>
+              <w:bottom w:val="single" w:sz="6" w:color="BFBFBF"/>
+              <w:right w:val="single" w:sz="6" w:color="BFBFBF"/>
+            </w:tcBorders>
+          </w:tcPr>
+          <w:p>
+            <w:pPr>
+              <w:spacing w:after="40"/>
+            </w:pPr>
+            <w:r>
+              <w:rPr>
+                <w:rFonts w:ascii="Times New Roman" w:hAnsi="Times New Roman"/>
+                <w:sz w:val="20"/>
+              </w:rPr>
+            </w:r>
+            <w:r>
+              <w:rPr>
+                <w:rFonts w:ascii="Times New Roman" w:hAnsi="Times New Roman"/>
+                <w:b/>
+                <w:sz w:val="20"/>
+              </w:rPr>
+              <w:t>82.6%</w:t>
+            </w:r>
+          </w:p>
+        </w:tc>
+        <w:tc>
+          <w:tcPr>
+            <w:tcW w:type="dxa" w:w="1170"/>
+            <w:vAlign w:val="top"/>
+            <w:tcBorders>
+              <w:top w:val="single" w:sz="6" w:color="BFBFBF"/>
+              <w:left w:val="single" w:sz="6" w:color="BFBFBF"/>
+              <w:bottom w:val="single" w:sz="6" w:color="BFBFBF"/>
+              <w:right w:val="single" w:sz="6" w:color="BFBFBF"/>
+            </w:tcBorders>
+          </w:tcPr>
+          <w:p>
+            <w:pPr>
+              <w:spacing w:after="40"/>
+            </w:pPr>
+            <w:r>
+              <w:rPr>
+                <w:rFonts w:ascii="Times New Roman" w:hAnsi="Times New Roman"/>
+                <w:sz w:val="20"/>
+              </w:rPr>
+            </w:r>
+            <w:r>
+              <w:rPr>
+                <w:rFonts w:ascii="Times New Roman" w:hAnsi="Times New Roman"/>
+                <w:sz w:val="20"/>
+              </w:rPr>
+              <w:t>80.9%</w:t>
+            </w:r>
+          </w:p>
+        </w:tc>
+      </w:tr>
+      <w:tr>
+        <w:tc>
+          <w:tcPr>
+            <w:tcW w:type="dxa" w:w="1170"/>
+            <w:vAlign w:val="top"/>
+            <w:tcBorders>
+              <w:top w:val="single" w:sz="6" w:color="BFBFBF"/>
+              <w:left w:val="single" w:sz="6" w:color="BFBFBF"/>
+              <w:bottom w:val="single" w:sz="6" w:color="BFBFBF"/>
+              <w:right w:val="single" w:sz="6" w:color="BFBFBF"/>
+            </w:tcBorders>
+          </w:tcPr>
+          <w:p>
+            <w:pPr>
+              <w:spacing w:after="40"/>
+            </w:pPr>
+            <w:r>
+              <w:rPr>
+                <w:rFonts w:ascii="Times New Roman" w:hAnsi="Times New Roman"/>
+                <w:sz w:val="20"/>
+              </w:rPr>
+            </w:r>
+            <w:r>
+              <w:rPr>
+                <w:rFonts w:ascii="Times New Roman" w:hAnsi="Times New Roman"/>
+                <w:b/>
+                <w:sz w:val="20"/>
+              </w:rPr>
+              <w:t>Math only</w:t>
+            </w:r>
+          </w:p>
+        </w:tc>
+        <w:tc>
+          <w:tcPr>
+            <w:tcW w:type="dxa" w:w="1170"/>
+            <w:vAlign w:val="top"/>
+            <w:tcBorders>
+              <w:top w:val="single" w:sz="6" w:color="BFBFBF"/>
+              <w:left w:val="single" w:sz="6" w:color="BFBFBF"/>
+              <w:bottom w:val="single" w:sz="6" w:color="BFBFBF"/>
+              <w:right w:val="single" w:sz="6" w:color="BFBFBF"/>
+            </w:tcBorders>
+          </w:tcPr>
+          <w:p>
+            <w:pPr>
+              <w:spacing w:after="40"/>
+            </w:pPr>
+            <w:r>
+              <w:rPr>
+                <w:rFonts w:ascii="Times New Roman" w:hAnsi="Times New Roman"/>
+                <w:sz w:val="20"/>
+              </w:rPr>
+            </w:r>
+            <w:r>
+              <w:rPr>
+                <w:rFonts w:ascii="Times New Roman" w:hAnsi="Times New Roman"/>
+                <w:b/>
+                <w:sz w:val="20"/>
+              </w:rPr>
+              <w:t>395</w:t>
+            </w:r>
+          </w:p>
+        </w:tc>
+        <w:tc>
+          <w:tcPr>
+            <w:tcW w:type="dxa" w:w="1170"/>
+            <w:vAlign w:val="top"/>
+            <w:tcBorders>
+              <w:top w:val="single" w:sz="6" w:color="BFBFBF"/>
+              <w:left w:val="single" w:sz="6" w:color="BFBFBF"/>
+              <w:bottom w:val="single" w:sz="6" w:color="BFBFBF"/>
+              <w:right w:val="single" w:sz="6" w:color="BFBFBF"/>
+            </w:tcBorders>
+          </w:tcPr>
+          <w:p>
+            <w:pPr>
+              <w:spacing w:after="40"/>
+            </w:pPr>
+            <w:r>
+              <w:rPr>
+                <w:rFonts w:ascii="Times New Roman" w:hAnsi="Times New Roman"/>
+                <w:sz w:val="20"/>
+              </w:rPr>
+            </w:r>
+            <w:r>
+              <w:rPr>
+                <w:rFonts w:ascii="Times New Roman" w:hAnsi="Times New Roman"/>
+                <w:b/>
+                <w:sz w:val="20"/>
+              </w:rPr>
+              <w:t>79</w:t>
+            </w:r>
+          </w:p>
+        </w:tc>
+        <w:tc>
+          <w:tcPr>
+            <w:tcW w:type="dxa" w:w="1170"/>
+            <w:vAlign w:val="top"/>
+            <w:tcBorders>
+              <w:top w:val="single" w:sz="6" w:color="BFBFBF"/>
+              <w:left w:val="single" w:sz="6" w:color="BFBFBF"/>
+              <w:bottom w:val="single" w:sz="6" w:color="BFBFBF"/>
+              <w:right w:val="single" w:sz="6" w:color="BFBFBF"/>
+            </w:tcBorders>
+          </w:tcPr>
+          <w:p>
+            <w:pPr>
+              <w:spacing w:after="40"/>
+            </w:pPr>
+            <w:r>
+              <w:rPr>
+                <w:rFonts w:ascii="Times New Roman" w:hAnsi="Times New Roman"/>
+                <w:sz w:val="20"/>
+              </w:rPr>
+            </w:r>
+            <w:r>
+              <w:rPr>
+                <w:rFonts w:ascii="Times New Roman" w:hAnsi="Times New Roman"/>
+                <w:b/>
+                <w:sz w:val="20"/>
+              </w:rPr>
+              <w:t>26</w:t>
+            </w:r>
+          </w:p>
+        </w:tc>
+        <w:tc>
+          <w:tcPr>
+            <w:tcW w:type="dxa" w:w="1170"/>
+            <w:vAlign w:val="top"/>
+            <w:tcBorders>
+              <w:top w:val="single" w:sz="6" w:color="BFBFBF"/>
+              <w:left w:val="single" w:sz="6" w:color="BFBFBF"/>
+              <w:bottom w:val="single" w:sz="6" w:color="BFBFBF"/>
+              <w:right w:val="single" w:sz="6" w:color="BFBFBF"/>
+            </w:tcBorders>
+          </w:tcPr>
+          <w:p>
+            <w:pPr>
+              <w:spacing w:after="40"/>
+            </w:pPr>
+            <w:r>
+              <w:rPr>
+                <w:rFonts w:ascii="Times New Roman" w:hAnsi="Times New Roman"/>
+                <w:sz w:val="20"/>
+              </w:rPr>
+            </w:r>
+            <w:r>
+              <w:rPr>
+                <w:rFonts w:ascii="Times New Roman" w:hAnsi="Times New Roman"/>
+                <w:sz w:val="20"/>
+              </w:rPr>
+              <w:t>89.9%</w:t>
+            </w:r>
+          </w:p>
+        </w:tc>
+        <w:tc>
+          <w:tcPr>
+            <w:tcW w:type="dxa" w:w="1170"/>
+            <w:vAlign w:val="top"/>
+            <w:tcBorders>
+              <w:top w:val="single" w:sz="6" w:color="BFBFBF"/>
+              <w:left w:val="single" w:sz="6" w:color="BFBFBF"/>
+              <w:bottom w:val="single" w:sz="6" w:color="BFBFBF"/>
+              <w:right w:val="single" w:sz="6" w:color="BFBFBF"/>
+            </w:tcBorders>
+          </w:tcPr>
+          <w:p>
+            <w:pPr>
+              <w:spacing w:after="40"/>
+            </w:pPr>
+            <w:r>
+              <w:rPr>
+                <w:rFonts w:ascii="Times New Roman" w:hAnsi="Times New Roman"/>
+                <w:sz w:val="20"/>
+              </w:rPr>
+            </w:r>
+            <w:r>
+              <w:rPr>
+                <w:rFonts w:ascii="Times New Roman" w:hAnsi="Times New Roman"/>
+                <w:sz w:val="20"/>
+              </w:rPr>
+              <w:t>82.1%</w:t>
+            </w:r>
+          </w:p>
+        </w:tc>
+        <w:tc>
+          <w:tcPr>
+            <w:tcW w:type="dxa" w:w="1170"/>
+            <w:vAlign w:val="top"/>
+            <w:tcBorders>
+              <w:top w:val="single" w:sz="6" w:color="BFBFBF"/>
+              <w:left w:val="single" w:sz="6" w:color="BFBFBF"/>
+              <w:bottom w:val="single" w:sz="6" w:color="BFBFBF"/>
+              <w:right w:val="single" w:sz="6" w:color="BFBFBF"/>
+            </w:tcBorders>
+          </w:tcPr>
+          <w:p>
+            <w:pPr>
+              <w:spacing w:after="40"/>
+            </w:pPr>
+            <w:r>
+              <w:rPr>
+                <w:rFonts w:ascii="Times New Roman" w:hAnsi="Times New Roman"/>
+                <w:sz w:val="20"/>
+              </w:rPr>
+            </w:r>
+            <w:r>
+              <w:rPr>
+                <w:rFonts w:ascii="Times New Roman" w:hAnsi="Times New Roman"/>
+                <w:b/>
+                <w:sz w:val="20"/>
+              </w:rPr>
+              <w:t>88.5%</w:t>
+            </w:r>
+          </w:p>
+        </w:tc>
+        <w:tc>
+          <w:tcPr>
+            <w:tcW w:type="dxa" w:w="1170"/>
+            <w:vAlign w:val="top"/>
+            <w:tcBorders>
+              <w:top w:val="single" w:sz="6" w:color="BFBFBF"/>
+              <w:left w:val="single" w:sz="6" w:color="BFBFBF"/>
+              <w:bottom w:val="single" w:sz="6" w:color="BFBFBF"/>
+              <w:right w:val="single" w:sz="6" w:color="BFBFBF"/>
+            </w:tcBorders>
+          </w:tcPr>
+          <w:p>
+            <w:pPr>
+              <w:spacing w:after="40"/>
+            </w:pPr>
+            <w:r>
+              <w:rPr>
+                <w:rFonts w:ascii="Times New Roman" w:hAnsi="Times New Roman"/>
+                <w:sz w:val="20"/>
+              </w:rPr>
+            </w:r>
+            <w:r>
+              <w:rPr>
+                <w:rFonts w:ascii="Times New Roman" w:hAnsi="Times New Roman"/>
+                <w:sz w:val="20"/>
+              </w:rPr>
+              <w:t>85.2%</w:t>
+            </w:r>
+          </w:p>
+        </w:tc>
+      </w:tr>
+      <w:tr>
+        <w:tc>
+          <w:tcPr>
+            <w:tcW w:type="dxa" w:w="1170"/>
+            <w:vAlign w:val="top"/>
+            <w:tcBorders>
+              <w:top w:val="single" w:sz="6" w:color="BFBFBF"/>
+              <w:left w:val="single" w:sz="6" w:color="BFBFBF"/>
+              <w:bottom w:val="single" w:sz="6" w:color="BFBFBF"/>
+              <w:right w:val="single" w:sz="6" w:color="BFBFBF"/>
+            </w:tcBorders>
+          </w:tcPr>
+          <w:p>
+            <w:pPr>
+              <w:spacing w:after="40"/>
+            </w:pPr>
+            <w:r>
+              <w:rPr>
+                <w:rFonts w:ascii="Times New Roman" w:hAnsi="Times New Roman"/>
+                <w:sz w:val="20"/>
+              </w:rPr>
+            </w:r>
+            <w:r>
+              <w:rPr>
+                <w:rFonts w:ascii="Times New Roman" w:hAnsi="Times New Roman"/>
+                <w:b/>
+                <w:sz w:val="20"/>
+              </w:rPr>
+              <w:t>Portuguese only</w:t>
+            </w:r>
+          </w:p>
+        </w:tc>
+        <w:tc>
+          <w:tcPr>
+            <w:tcW w:type="dxa" w:w="1170"/>
+            <w:vAlign w:val="top"/>
+            <w:tcBorders>
+              <w:top w:val="single" w:sz="6" w:color="BFBFBF"/>
+              <w:left w:val="single" w:sz="6" w:color="BFBFBF"/>
+              <w:bottom w:val="single" w:sz="6" w:color="BFBFBF"/>
+              <w:right w:val="single" w:sz="6" w:color="BFBFBF"/>
+            </w:tcBorders>
+          </w:tcPr>
+          <w:p>
+            <w:pPr>
+              <w:spacing w:after="40"/>
+            </w:pPr>
+            <w:r>
+              <w:rPr>
+                <w:rFonts w:ascii="Times New Roman" w:hAnsi="Times New Roman"/>
+                <w:sz w:val="20"/>
+              </w:rPr>
+            </w:r>
+            <w:r>
+              <w:rPr>
+                <w:rFonts w:ascii="Times New Roman" w:hAnsi="Times New Roman"/>
+                <w:b/>
+                <w:sz w:val="20"/>
+              </w:rPr>
+              <w:t>649</w:t>
+            </w:r>
+          </w:p>
+        </w:tc>
+        <w:tc>
+          <w:tcPr>
+            <w:tcW w:type="dxa" w:w="1170"/>
+            <w:vAlign w:val="top"/>
+            <w:tcBorders>
+              <w:top w:val="single" w:sz="6" w:color="BFBFBF"/>
+              <w:left w:val="single" w:sz="6" w:color="BFBFBF"/>
+              <w:bottom w:val="single" w:sz="6" w:color="BFBFBF"/>
+              <w:right w:val="single" w:sz="6" w:color="BFBFBF"/>
+            </w:tcBorders>
+          </w:tcPr>
+          <w:p>
+            <w:pPr>
+              <w:spacing w:after="40"/>
+            </w:pPr>
+            <w:r>
+              <w:rPr>
+                <w:rFonts w:ascii="Times New Roman" w:hAnsi="Times New Roman"/>
+                <w:sz w:val="20"/>
+              </w:rPr>
+            </w:r>
+            <w:r>
+              <w:rPr>
+                <w:rFonts w:ascii="Times New Roman" w:hAnsi="Times New Roman"/>
+                <w:b/>
+                <w:sz w:val="20"/>
+              </w:rPr>
+              <w:t>130</w:t>
+            </w:r>
+          </w:p>
+        </w:tc>
+        <w:tc>
+          <w:tcPr>
+            <w:tcW w:type="dxa" w:w="1170"/>
+            <w:vAlign w:val="top"/>
+            <w:tcBorders>
+              <w:top w:val="single" w:sz="6" w:color="BFBFBF"/>
+              <w:left w:val="single" w:sz="6" w:color="BFBFBF"/>
+              <w:bottom w:val="single" w:sz="6" w:color="BFBFBF"/>
+              <w:right w:val="single" w:sz="6" w:color="BFBFBF"/>
+            </w:tcBorders>
+          </w:tcPr>
+          <w:p>
+            <w:pPr>
+              <w:spacing w:after="40"/>
+            </w:pPr>
+            <w:r>
+              <w:rPr>
+                <w:rFonts w:ascii="Times New Roman" w:hAnsi="Times New Roman"/>
+                <w:sz w:val="20"/>
+              </w:rPr>
+            </w:r>
+            <w:r>
+              <w:rPr>
+                <w:rFonts w:ascii="Times New Roman" w:hAnsi="Times New Roman"/>
+                <w:b/>
+                <w:sz w:val="20"/>
+              </w:rPr>
+              <w:t>20</w:t>
+            </w:r>
+          </w:p>
+        </w:tc>
+        <w:tc>
+          <w:tcPr>
+            <w:tcW w:type="dxa" w:w="1170"/>
+            <w:vAlign w:val="top"/>
+            <w:tcBorders>
+              <w:top w:val="single" w:sz="6" w:color="BFBFBF"/>
+              <w:left w:val="single" w:sz="6" w:color="BFBFBF"/>
+              <w:bottom w:val="single" w:sz="6" w:color="BFBFBF"/>
+              <w:right w:val="single" w:sz="6" w:color="BFBFBF"/>
+            </w:tcBorders>
+          </w:tcPr>
+          <w:p>
+            <w:pPr>
+              <w:spacing w:after="40"/>
+            </w:pPr>
+            <w:r>
+              <w:rPr>
+                <w:rFonts w:ascii="Times New Roman" w:hAnsi="Times New Roman"/>
+                <w:sz w:val="20"/>
+              </w:rPr>
+            </w:r>
+            <w:r>
+              <w:rPr>
+                <w:rFonts w:ascii="Times New Roman" w:hAnsi="Times New Roman"/>
+                <w:sz w:val="20"/>
+              </w:rPr>
+              <w:t>90.0%</w:t>
+            </w:r>
+          </w:p>
+        </w:tc>
+        <w:tc>
+          <w:tcPr>
+            <w:tcW w:type="dxa" w:w="1170"/>
+            <w:vAlign w:val="top"/>
+            <w:tcBorders>
+              <w:top w:val="single" w:sz="6" w:color="BFBFBF"/>
+              <w:left w:val="single" w:sz="6" w:color="BFBFBF"/>
+              <w:bottom w:val="single" w:sz="6" w:color="BFBFBF"/>
+              <w:right w:val="single" w:sz="6" w:color="BFBFBF"/>
+            </w:tcBorders>
+          </w:tcPr>
+          <w:p>
+            <w:pPr>
+              <w:spacing w:after="40"/>
+            </w:pPr>
+            <w:r>
+              <w:rPr>
+                <w:rFonts w:ascii="Times New Roman" w:hAnsi="Times New Roman"/>
+                <w:sz w:val="20"/>
+              </w:rPr>
+            </w:r>
+            <w:r>
+              <w:rPr>
+                <w:rFonts w:ascii="Times New Roman" w:hAnsi="Times New Roman"/>
+                <w:sz w:val="20"/>
+              </w:rPr>
+              <w:t>65.2%</w:t>
+            </w:r>
+          </w:p>
+        </w:tc>
+        <w:tc>
+          <w:tcPr>
+            <w:tcW w:type="dxa" w:w="1170"/>
+            <w:vAlign w:val="top"/>
+            <w:tcBorders>
+              <w:top w:val="single" w:sz="6" w:color="BFBFBF"/>
+              <w:left w:val="single" w:sz="6" w:color="BFBFBF"/>
+              <w:bottom w:val="single" w:sz="6" w:color="BFBFBF"/>
+              <w:right w:val="single" w:sz="6" w:color="BFBFBF"/>
+            </w:tcBorders>
+          </w:tcPr>
+          <w:p>
+            <w:pPr>
+              <w:spacing w:after="40"/>
+            </w:pPr>
+            <w:r>
+              <w:rPr>
+                <w:rFonts w:ascii="Times New Roman" w:hAnsi="Times New Roman"/>
+                <w:sz w:val="20"/>
+              </w:rPr>
+            </w:r>
+            <w:r>
+              <w:rPr>
+                <w:rFonts w:ascii="Times New Roman" w:hAnsi="Times New Roman"/>
+                <w:b/>
+                <w:sz w:val="20"/>
+              </w:rPr>
+              <w:t>75.0%</w:t>
+            </w:r>
+          </w:p>
+        </w:tc>
+        <w:tc>
+          <w:tcPr>
+            <w:tcW w:type="dxa" w:w="1170"/>
+            <w:vAlign w:val="top"/>
+            <w:tcBorders>
+              <w:top w:val="single" w:sz="6" w:color="BFBFBF"/>
+              <w:left w:val="single" w:sz="6" w:color="BFBFBF"/>
+              <w:bottom w:val="single" w:sz="6" w:color="BFBFBF"/>
+              <w:right w:val="single" w:sz="6" w:color="BFBFBF"/>
+            </w:tcBorders>
+          </w:tcPr>
+          <w:p>
+            <w:pPr>
+              <w:spacing w:after="40"/>
+            </w:pPr>
+            <w:r>
+              <w:rPr>
+                <w:rFonts w:ascii="Times New Roman" w:hAnsi="Times New Roman"/>
+                <w:sz w:val="20"/>
+              </w:rPr>
+            </w:r>
+            <w:r>
+              <w:rPr>
+                <w:rFonts w:ascii="Times New Roman" w:hAnsi="Times New Roman"/>
+                <w:sz w:val="20"/>
+              </w:rPr>
+              <w:t>69.8%</w:t>
+            </w:r>
+          </w:p>
+        </w:tc>
+      </w:tr>
+    </w:tbl>
+    <w:p>
+      <w:pPr>
+        <w:spacing w:after="120"/>
+      </w:pPr>
+    </w:p>
+    <w:p>
+      <w:pPr>
+        <w:spacing w:lineRule="auto" w:line="276" w:after="120"/>
+        <w:jc w:val="both"/>
+      </w:pPr>
+      <w:r>
+        <w:rPr>
+          <w:rFonts w:ascii="Times New Roman" w:hAnsi="Times New Roman"/>
+          <w:sz w:val="24"/>
+        </w:rPr>
+        <w:t>Two observations follow.</w:t>
+      </w:r>
+    </w:p>
+    <w:p>
+      <w:pPr>
+        <w:spacing w:lineRule="auto" w:line="276" w:after="120"/>
+        <w:jc w:val="both"/>
+      </w:pPr>
+      <w:r>
+        <w:rPr>
+          <w:rFonts w:ascii="Times New Roman" w:hAnsi="Times New Roman"/>
+          <w:b/>
+          <w:sz w:val="24"/>
+        </w:rPr>
+        <w:t>Math is easier to predict than Portuguese.</w:t>
+      </w:r>
+      <w:r>
+        <w:rPr>
+          <w:rFonts w:ascii="Times New Roman" w:hAnsi="Times New Roman"/>
+          <w:sz w:val="24"/>
+        </w:rPr>
+        <w:t xml:space="preserve"> The Math-only model catches twenty-three of twenty-six at-risk students (recall 88.5%, F1 85.2%) and meaningfully outperforms the combined model on every metric except accuracy. The Portuguese-only model catches fifteen of twenty (recall 75.0%) at the cost of a much lower precision (65.2%) and F1 (69.8%). Two structural reasons drive this gap. First, the Mathematics cohort has a higher base rate of at-risk students (38.7% of Math students are at-risk versus 12.4% of Portuguese students), so the minority class is less imbalanced and the classifier sees more positive examples per training fold. Second, the Math test set (n = 79) is smaller but the at-risk class is denser (26 of 79 = 32.9% versus 20 of 130 = 15.4%); a small absolute change in catches has a larger relative effect on recall.</w:t>
+      </w:r>
+    </w:p>
+    <w:p>
+      <w:pPr>
+        <w:spacing w:lineRule="auto" w:line="276" w:after="120"/>
+        <w:jc w:val="both"/>
+      </w:pPr>
+      <w:r>
+        <w:rPr>
+          <w:rFonts w:ascii="Times New Roman" w:hAnsi="Times New Roman"/>
+          <w:b/>
+          <w:sz w:val="24"/>
+        </w:rPr>
+        <w:t>The combined model is essentially a weighted average.</w:t>
+      </w:r>
+      <w:r>
+        <w:rPr>
+          <w:rFonts w:ascii="Times New Roman" w:hAnsi="Times New Roman"/>
+          <w:sz w:val="24"/>
+        </w:rPr>
+        <w:t xml:space="preserve"> With n = 1,044 combined and a 22.0% at-risk rate, the combined model's recall (82.6%) sits squarely between the two stratified models (88.5% Math, 75.0% Portuguese) — closer to the Portuguese number than to the Math number, because Portuguese contributes more rows. This makes the combined model the appropriate default when the user has not chosen a subject, but argues for the stratified models when a teacher is acting in a single-subject context. The dashboard surfaces this choice through the </w:t>
+      </w:r>
+      <w:r>
+        <w:rPr>
+          <w:rFonts w:ascii="Times New Roman" w:hAnsi="Times New Roman"/>
+          <w:i/>
+          <w:sz w:val="24"/>
+        </w:rPr>
+        <w:t>Subject</w:t>
+      </w:r>
+      <w:r>
+        <w:rPr>
+          <w:rFonts w:ascii="Times New Roman" w:hAnsi="Times New Roman"/>
+          <w:sz w:val="24"/>
+        </w:rPr>
+        <w:t xml:space="preserve"> toggle.</w:t>
+      </w:r>
+    </w:p>
+    <w:p>
+      <w:pPr>
+        <w:keepNext/>
+        <w:spacing w:before="200" w:after="80"/>
+        <w:jc w:val="left"/>
+      </w:pPr>
+      <w:r>
+        <w:rPr>
+          <w:rFonts w:ascii="Times New Roman" w:hAnsi="Times New Roman"/>
+          <w:b/>
+          <w:sz w:val="24"/>
+        </w:rPr>
         <w:t>7.4 Diagnostic insight: bimodal G3 and the withdrawal cohort</w:t>
       </w:r>
     </w:p>
@@ -12228,7 +13424,7 @@
           <w:rFonts w:ascii="Times New Roman" w:hAnsi="Times New Roman"/>
           <w:sz w:val="24"/>
         </w:rPr>
-        <w:t>We list four concrete limitations of the present system.</w:t>
+        <w:t>We list three concrete limitations of the present system.</w:t>
       </w:r>
     </w:p>
     <w:p>
@@ -12249,7 +13445,7 @@
           <w:rFonts w:ascii="Times New Roman" w:hAnsi="Times New Roman"/>
           <w:sz w:val="24"/>
         </w:rPr>
-        <w:t xml:space="preserve"> Pearson correlations, cluster statistics, and Random Forest metrics are baked into JavaScript object literals in </w:t>
+        <w:t xml:space="preserve"> Pearson correlations, cluster statistics, and Random Forest metrics (across all three stratifications) are baked into JavaScript object literals in </w:t>
       </w:r>
       <w:r>
         <w:rPr>
@@ -12277,28 +13473,7 @@
           <w:rFonts w:ascii="Times New Roman" w:hAnsi="Times New Roman"/>
           <w:sz w:val="24"/>
         </w:rPr>
-        <w:t xml:space="preserve"> regenerates the cleaned CSV and recomputes the cross-validation and baseline numbers, but the figures displayed on the dashboard must be copied across manually. The trade-off (no build step) is acceptable for this project but would not scale to a production deployment with frequent data updates.</w:t>
-      </w:r>
-    </w:p>
-    <w:p>
-      <w:pPr>
-        <w:pStyle w:val="ListNumber"/>
-        <w:spacing w:lineRule="auto" w:line="276" w:after="40"/>
-      </w:pPr>
-      <w:r>
-        <w:rPr>
-          <w:rFonts w:ascii="Times New Roman" w:hAnsi="Times New Roman"/>
-          <w:b/>
-          <w:sz w:val="24"/>
-        </w:rPr>
-        <w:t>Cohort-wide rather than subject-stratified model.</w:t>
-      </w:r>
-      <w:r>
-        <w:rPr>
-          <w:rFonts w:ascii="Times New Roman" w:hAnsi="Times New Roman"/>
-          <w:sz w:val="24"/>
-        </w:rPr>
-        <w:t xml:space="preserve"> The Random Forest is trained on Math and Portuguese students combined. The Subject toggle in the dashboard re-filters the displayed cohort but does not re-train the model. A subject-stratified split would let the dashboard report subject-specific recall.</w:t>
+        <w:t xml:space="preserve"> regenerates the cleaned CSV and recomputes every number, but the figures displayed on the dashboard must be copied across manually. The trade-off (no build step) is acceptable for this project but would not scale to a production deployment with frequent data updates.</w:t>
       </w:r>
     </w:p>
     <w:p>

--- a/REPORT.docx
+++ b/REPORT.docx
@@ -51,191 +51,177 @@
       </w:pPr>
       <w:r>
         <w:rPr>
+          <w:rFonts w:ascii="Times New Roman" w:hAnsi="Times New Roman"/>
+          <w:b/>
+          <w:sz w:val="24"/>
+        </w:rPr>
+        <w:t>Tran Nam Anh</w:t>
+      </w:r>
+      <w:r>
+        <w:rPr>
+          <w:rFonts w:ascii="Times New Roman" w:hAnsi="Times New Roman"/>
+          <w:sz w:val="24"/>
+        </w:rPr>
+        <w:t xml:space="preserve"> — Student ID </w:t>
+      </w:r>
+      <w:r>
+        <w:rPr>
+          <w:rFonts w:ascii="Times New Roman" w:hAnsi="Times New Roman"/>
+          <w:b/>
+          <w:sz w:val="24"/>
+        </w:rPr>
+        <w:t>ITDSIU23030</w:t>
+      </w:r>
+      <w:r>
+        <w:rPr>
+          <w:rFonts w:ascii="Times New Roman" w:hAnsi="Times New Roman"/>
+          <w:sz w:val="24"/>
+        </w:rPr>
+        <w:t xml:space="preserve"> — </w:t>
+      </w:r>
+      <w:r>
+        <w:rPr>
+          <w:rFonts w:ascii="Times New Roman" w:hAnsi="Times New Roman"/>
+          <w:i/>
+          <w:sz w:val="24"/>
+        </w:rPr>
+        <w:t>Team Leader</w:t>
+      </w:r>
+      <w:r>
+        <w:rPr>
+          <w:rFonts w:ascii="Times New Roman" w:hAnsi="Times New Roman"/>
+          <w:sz w:val="24"/>
+        </w:rPr>
+        <w:t xml:space="preserve"> — tnanh.gdsciu@gmail.com</w:t>
+      </w:r>
+    </w:p>
+    <w:p>
+      <w:pPr>
+        <w:pStyle w:val="ListBullet"/>
+        <w:spacing w:lineRule="auto" w:line="276" w:after="40"/>
+      </w:pPr>
+      <w:r>
+        <w:rPr>
+          <w:rFonts w:ascii="Times New Roman" w:hAnsi="Times New Roman"/>
+          <w:b/>
+          <w:sz w:val="24"/>
+        </w:rPr>
+        <w:t>Nguyen Duc Hai</w:t>
+      </w:r>
+      <w:r>
+        <w:rPr>
+          <w:rFonts w:ascii="Times New Roman" w:hAnsi="Times New Roman"/>
+          <w:sz w:val="24"/>
+        </w:rPr>
+        <w:t xml:space="preserve"> — Student ID </w:t>
+      </w:r>
+      <w:r>
+        <w:rPr>
+          <w:rFonts w:ascii="Times New Roman" w:hAnsi="Times New Roman"/>
+          <w:b/>
+          <w:sz w:val="24"/>
+        </w:rPr>
+        <w:t>ITDSIU23006</w:t>
+      </w:r>
+    </w:p>
+    <w:p>
+      <w:pPr>
+        <w:pStyle w:val="ListBullet"/>
+        <w:spacing w:lineRule="auto" w:line="276" w:after="40"/>
+      </w:pPr>
+      <w:r>
+        <w:rPr>
+          <w:rFonts w:ascii="Times New Roman" w:hAnsi="Times New Roman"/>
+          <w:b/>
+          <w:sz w:val="24"/>
+        </w:rPr>
+        <w:t>Dang Minh Phat</w:t>
+      </w:r>
+      <w:r>
+        <w:rPr>
+          <w:rFonts w:ascii="Times New Roman" w:hAnsi="Times New Roman"/>
+          <w:sz w:val="24"/>
+        </w:rPr>
+        <w:t xml:space="preserve"> — Student ID </w:t>
+      </w:r>
+      <w:r>
+        <w:rPr>
+          <w:rFonts w:ascii="Times New Roman" w:hAnsi="Times New Roman"/>
+          <w:b/>
+          <w:sz w:val="24"/>
+        </w:rPr>
+        <w:t>ITDSIU23017</w:t>
+      </w:r>
+    </w:p>
+    <w:p>
+      <w:pPr>
+        <w:spacing w:lineRule="auto" w:line="276" w:after="120"/>
+        <w:jc w:val="both"/>
+      </w:pPr>
+      <w:r>
+        <w:rPr>
+          <w:rFonts w:ascii="Times New Roman" w:hAnsi="Times New Roman"/>
+          <w:b/>
+          <w:sz w:val="24"/>
+        </w:rPr>
+        <w:t>Course:</w:t>
+      </w:r>
+      <w:r>
+        <w:rPr>
+          <w:rFonts w:ascii="Times New Roman" w:hAnsi="Times New Roman"/>
+          <w:sz w:val="24"/>
+        </w:rPr>
+        <w:t xml:space="preserve"> </w:t>
+      </w:r>
+      <w:r>
+        <w:rPr>
           <w:rFonts w:ascii="Consolas" w:hAnsi="Consolas"/>
           <w:sz w:val="20"/>
         </w:rPr>
-        <w:t>[MEMBER 1 FULL NAME]</w:t>
-      </w:r>
-      <w:r>
-        <w:rPr>
-          <w:rFonts w:ascii="Times New Roman" w:hAnsi="Times New Roman"/>
-          <w:sz w:val="24"/>
-        </w:rPr>
-        <w:t xml:space="preserve"> — Student ID </w:t>
+        <w:t>[COURSE CODE — COURSE NAME]</w:t>
+      </w:r>
+      <w:r>
+        <w:rPr>
+          <w:rFonts w:ascii="Times New Roman" w:hAnsi="Times New Roman"/>
+          <w:sz w:val="24"/>
+        </w:rPr>
+        <w:t xml:space="preserve"> </w:t>
+      </w:r>
+      <w:r>
+        <w:rPr>
+          <w:rFonts w:ascii="Times New Roman" w:hAnsi="Times New Roman"/>
+          <w:b/>
+          <w:sz w:val="24"/>
+        </w:rPr>
+        <w:t>Instructor:</w:t>
+      </w:r>
+      <w:r>
+        <w:rPr>
+          <w:rFonts w:ascii="Times New Roman" w:hAnsi="Times New Roman"/>
+          <w:sz w:val="24"/>
+        </w:rPr>
+        <w:t xml:space="preserve"> </w:t>
       </w:r>
       <w:r>
         <w:rPr>
           <w:rFonts w:ascii="Consolas" w:hAnsi="Consolas"/>
           <w:sz w:val="20"/>
         </w:rPr>
-        <w:t>[MSSV 1]</w:t>
-      </w:r>
-      <w:r>
-        <w:rPr>
-          <w:rFonts w:ascii="Times New Roman" w:hAnsi="Times New Roman"/>
-          <w:sz w:val="24"/>
-        </w:rPr>
-        <w:t xml:space="preserve"> — </w:t>
-      </w:r>
-      <w:r>
-        <w:rPr>
-          <w:rFonts w:ascii="Consolas" w:hAnsi="Consolas"/>
-          <w:sz w:val="20"/>
-        </w:rPr>
-        <w:t>[MEMBER 1 EMAIL]</w:t>
-      </w:r>
-    </w:p>
-    <w:p>
-      <w:pPr>
-        <w:pStyle w:val="ListBullet"/>
-        <w:spacing w:lineRule="auto" w:line="276" w:after="40"/>
-      </w:pPr>
-      <w:r>
-        <w:rPr>
-          <w:rFonts w:ascii="Consolas" w:hAnsi="Consolas"/>
-          <w:sz w:val="20"/>
-        </w:rPr>
-        <w:t>[MEMBER 2 FULL NAME]</w:t>
-      </w:r>
-      <w:r>
-        <w:rPr>
-          <w:rFonts w:ascii="Times New Roman" w:hAnsi="Times New Roman"/>
-          <w:sz w:val="24"/>
-        </w:rPr>
-        <w:t xml:space="preserve"> — Student ID </w:t>
-      </w:r>
-      <w:r>
-        <w:rPr>
-          <w:rFonts w:ascii="Consolas" w:hAnsi="Consolas"/>
-          <w:sz w:val="20"/>
-        </w:rPr>
-        <w:t>[MSSV 2]</w:t>
-      </w:r>
-      <w:r>
-        <w:rPr>
-          <w:rFonts w:ascii="Times New Roman" w:hAnsi="Times New Roman"/>
-          <w:sz w:val="24"/>
-        </w:rPr>
-        <w:t xml:space="preserve"> — </w:t>
-      </w:r>
-      <w:r>
-        <w:rPr>
-          <w:rFonts w:ascii="Consolas" w:hAnsi="Consolas"/>
-          <w:sz w:val="20"/>
-        </w:rPr>
-        <w:t>[MEMBER 2 EMAIL]</w:t>
-      </w:r>
-    </w:p>
-    <w:p>
-      <w:pPr>
-        <w:pStyle w:val="ListBullet"/>
-        <w:spacing w:lineRule="auto" w:line="276" w:after="40"/>
-      </w:pPr>
-      <w:r>
-        <w:rPr>
-          <w:rFonts w:ascii="Consolas" w:hAnsi="Consolas"/>
-          <w:sz w:val="20"/>
-        </w:rPr>
-        <w:t>[MEMBER 3 FULL NAME]</w:t>
-      </w:r>
-      <w:r>
-        <w:rPr>
-          <w:rFonts w:ascii="Times New Roman" w:hAnsi="Times New Roman"/>
-          <w:sz w:val="24"/>
-        </w:rPr>
-        <w:t xml:space="preserve"> — Student ID </w:t>
-      </w:r>
-      <w:r>
-        <w:rPr>
-          <w:rFonts w:ascii="Consolas" w:hAnsi="Consolas"/>
-          <w:sz w:val="20"/>
-        </w:rPr>
-        <w:t>[MSSV 3]</w:t>
-      </w:r>
-      <w:r>
-        <w:rPr>
-          <w:rFonts w:ascii="Times New Roman" w:hAnsi="Times New Roman"/>
-          <w:sz w:val="24"/>
-        </w:rPr>
-        <w:t xml:space="preserve"> — </w:t>
-      </w:r>
-      <w:r>
-        <w:rPr>
-          <w:rFonts w:ascii="Consolas" w:hAnsi="Consolas"/>
-          <w:sz w:val="20"/>
-        </w:rPr>
-        <w:t>[MEMBER 3 EMAIL]</w:t>
-      </w:r>
-    </w:p>
-    <w:p>
-      <w:pPr>
-        <w:spacing w:lineRule="auto" w:line="276" w:after="120"/>
-        <w:jc w:val="both"/>
-      </w:pPr>
+        <w:t>[INSTRUCTOR NAME]</w:t>
+      </w:r>
+      <w:r>
+        <w:rPr>
+          <w:rFonts w:ascii="Times New Roman" w:hAnsi="Times New Roman"/>
+          <w:sz w:val="24"/>
+        </w:rPr>
+        <w:t xml:space="preserve"> </w:t>
+      </w:r>
       <w:r>
         <w:rPr>
           <w:rFonts w:ascii="Times New Roman" w:hAnsi="Times New Roman"/>
           <w:b/>
           <w:sz w:val="24"/>
         </w:rPr>
-        <w:t>Course:</w:t>
-      </w:r>
-      <w:r>
-        <w:rPr>
-          <w:rFonts w:ascii="Times New Roman" w:hAnsi="Times New Roman"/>
-          <w:sz w:val="24"/>
-        </w:rPr>
-        <w:t xml:space="preserve"> </w:t>
-      </w:r>
-      <w:r>
-        <w:rPr>
-          <w:rFonts w:ascii="Consolas" w:hAnsi="Consolas"/>
-          <w:sz w:val="20"/>
-        </w:rPr>
-        <w:t>[COURSE CODE — COURSE NAME]</w:t>
-      </w:r>
-      <w:r>
-        <w:rPr>
-          <w:rFonts w:ascii="Times New Roman" w:hAnsi="Times New Roman"/>
-          <w:sz w:val="24"/>
-        </w:rPr>
-        <w:t xml:space="preserve"> </w:t>
-      </w:r>
-      <w:r>
-        <w:rPr>
-          <w:rFonts w:ascii="Times New Roman" w:hAnsi="Times New Roman"/>
-          <w:b/>
-          <w:sz w:val="24"/>
-        </w:rPr>
-        <w:t>Instructor:</w:t>
-      </w:r>
-      <w:r>
-        <w:rPr>
-          <w:rFonts w:ascii="Times New Roman" w:hAnsi="Times New Roman"/>
-          <w:sz w:val="24"/>
-        </w:rPr>
-        <w:t xml:space="preserve"> </w:t>
-      </w:r>
-      <w:r>
-        <w:rPr>
-          <w:rFonts w:ascii="Consolas" w:hAnsi="Consolas"/>
-          <w:sz w:val="20"/>
-        </w:rPr>
-        <w:t>[INSTRUCTOR NAME]</w:t>
-      </w:r>
-      <w:r>
-        <w:rPr>
-          <w:rFonts w:ascii="Times New Roman" w:hAnsi="Times New Roman"/>
-          <w:sz w:val="24"/>
-        </w:rPr>
-        <w:t xml:space="preserve"> </w:t>
-      </w:r>
-      <w:r>
-        <w:rPr>
-          <w:rFonts w:ascii="Times New Roman" w:hAnsi="Times New Roman"/>
-          <w:b/>
-          <w:sz w:val="24"/>
-        </w:rPr>
         <w:t>Institution:</w:t>
       </w:r>
       <w:r>
@@ -243,21 +229,7 @@
           <w:rFonts w:ascii="Times New Roman" w:hAnsi="Times New Roman"/>
           <w:sz w:val="24"/>
         </w:rPr>
-        <w:t xml:space="preserve"> </w:t>
-      </w:r>
-      <w:r>
-        <w:rPr>
-          <w:rFonts w:ascii="Consolas" w:hAnsi="Consolas"/>
-          <w:sz w:val="20"/>
-        </w:rPr>
-        <w:t>[UNIVERSITY NAME]</w:t>
-      </w:r>
-      <w:r>
-        <w:rPr>
-          <w:rFonts w:ascii="Times New Roman" w:hAnsi="Times New Roman"/>
-          <w:sz w:val="24"/>
-        </w:rPr>
-        <w:t xml:space="preserve"> </w:t>
+        <w:t xml:space="preserve"> International University — Vietnam National University Ho Chi Minh City (IU — VNU-HCM) </w:t>
       </w:r>
       <w:r>
         <w:rPr>
@@ -4010,7 +3982,107 @@
           <w:rFonts w:ascii="Times New Roman" w:hAnsi="Times New Roman"/>
           <w:sz w:val="24"/>
         </w:rPr>
-        <w:t>.</w:t>
+        <w:t xml:space="preserve">. All fifteen are reported in Table 3 of §7.1; the </w:t>
+      </w:r>
+      <w:r>
+        <w:rPr>
+          <w:rFonts w:ascii="Times New Roman" w:hAnsi="Times New Roman"/>
+          <w:i/>
+          <w:sz w:val="24"/>
+        </w:rPr>
+        <w:t>Key Drivers</w:t>
+      </w:r>
+      <w:r>
+        <w:rPr>
+          <w:rFonts w:ascii="Times New Roman" w:hAnsi="Times New Roman"/>
+          <w:sz w:val="24"/>
+        </w:rPr>
+        <w:t xml:space="preserve"> card visualises only the </w:t>
+      </w:r>
+      <w:r>
+        <w:rPr>
+          <w:rFonts w:ascii="Times New Roman" w:hAnsi="Times New Roman"/>
+          <w:b/>
+          <w:sz w:val="24"/>
+        </w:rPr>
+        <w:t>top ten by |r|</w:t>
+      </w:r>
+      <w:r>
+        <w:rPr>
+          <w:rFonts w:ascii="Times New Roman" w:hAnsi="Times New Roman"/>
+          <w:sz w:val="24"/>
+        </w:rPr>
+        <w:t xml:space="preserve"> (cutoff |r| ≥ 0.10) — the five weakest correlates (</w:t>
+      </w:r>
+      <w:r>
+        <w:rPr>
+          <w:rFonts w:ascii="Consolas" w:hAnsi="Consolas"/>
+          <w:sz w:val="20"/>
+        </w:rPr>
+        <w:t>goout</w:t>
+      </w:r>
+      <w:r>
+        <w:rPr>
+          <w:rFonts w:ascii="Times New Roman" w:hAnsi="Times New Roman"/>
+          <w:sz w:val="24"/>
+        </w:rPr>
+        <w:t xml:space="preserve">, </w:t>
+      </w:r>
+      <w:r>
+        <w:rPr>
+          <w:rFonts w:ascii="Consolas" w:hAnsi="Consolas"/>
+          <w:sz w:val="20"/>
+        </w:rPr>
+        <w:t>health</w:t>
+      </w:r>
+      <w:r>
+        <w:rPr>
+          <w:rFonts w:ascii="Times New Roman" w:hAnsi="Times New Roman"/>
+          <w:sz w:val="24"/>
+        </w:rPr>
+        <w:t xml:space="preserve">, </w:t>
+      </w:r>
+      <w:r>
+        <w:rPr>
+          <w:rFonts w:ascii="Consolas" w:hAnsi="Consolas"/>
+          <w:sz w:val="20"/>
+        </w:rPr>
+        <w:t>freetime</w:t>
+      </w:r>
+      <w:r>
+        <w:rPr>
+          <w:rFonts w:ascii="Times New Roman" w:hAnsi="Times New Roman"/>
+          <w:sz w:val="24"/>
+        </w:rPr>
+        <w:t xml:space="preserve">, </w:t>
+      </w:r>
+      <w:r>
+        <w:rPr>
+          <w:rFonts w:ascii="Consolas" w:hAnsi="Consolas"/>
+          <w:sz w:val="20"/>
+        </w:rPr>
+        <w:t>famrel</w:t>
+      </w:r>
+      <w:r>
+        <w:rPr>
+          <w:rFonts w:ascii="Times New Roman" w:hAnsi="Times New Roman"/>
+          <w:sz w:val="24"/>
+        </w:rPr>
+        <w:t xml:space="preserve">, </w:t>
+      </w:r>
+      <w:r>
+        <w:rPr>
+          <w:rFonts w:ascii="Consolas" w:hAnsi="Consolas"/>
+          <w:sz w:val="20"/>
+        </w:rPr>
+        <w:t>absences</w:t>
+      </w:r>
+      <w:r>
+        <w:rPr>
+          <w:rFonts w:ascii="Times New Roman" w:hAnsi="Times New Roman"/>
+          <w:sz w:val="24"/>
+        </w:rPr>
+        <w:t>, all with |r| &lt; 0.10) are omitted from the lollipop chart for visual clarity but remain in the academic table.</w:t>
       </w:r>
     </w:p>
     <w:p>
@@ -13913,7 +13985,7 @@
           <w:rFonts w:ascii="Times New Roman" w:hAnsi="Times New Roman"/>
           <w:sz w:val="24"/>
         </w:rPr>
-        <w:t>Five concrete directions for extension, in priority order:</w:t>
+        <w:t>Three concrete directions for extension, in priority order:</w:t>
       </w:r>
     </w:p>
     <w:p>
@@ -13948,14 +14020,14 @@
           <w:b/>
           <w:sz w:val="24"/>
         </w:rPr>
-        <w:t>Subject-stratified models and metrics</w:t>
-      </w:r>
-      <w:r>
-        <w:rPr>
-          <w:rFonts w:ascii="Times New Roman" w:hAnsi="Times New Roman"/>
-          <w:sz w:val="24"/>
-        </w:rPr>
-        <w:t>, with the Random Forest re-trained when the Subject toggle changes, so the dashboard can report subject-specific recall.</w:t>
+        <w:t>Live single-student inference</w:t>
+      </w:r>
+      <w:r>
+        <w:rPr>
+          <w:rFonts w:ascii="Times New Roman" w:hAnsi="Times New Roman"/>
+          <w:sz w:val="24"/>
+        </w:rPr>
+        <w:t>, with a serialised model running client-side, so a teacher can type a hypothetical student profile and receive a risk score with feature attributions.</w:t>
       </w:r>
     </w:p>
     <w:p>
@@ -13969,56 +14041,42 @@
           <w:b/>
           <w:sz w:val="24"/>
         </w:rPr>
-        <w:t>Live single-student inference</w:t>
-      </w:r>
-      <w:r>
-        <w:rPr>
-          <w:rFonts w:ascii="Times New Roman" w:hAnsi="Times New Roman"/>
-          <w:sz w:val="24"/>
-        </w:rPr>
-        <w:t>, with a serialised model running client-side, so a teacher can type a hypothetical student profile and receive a risk score with feature attributions.</w:t>
+        <w:t>Address (urban / rural) and family status as additional view-by dimensions</w:t>
+      </w:r>
+      <w:r>
+        <w:rPr>
+          <w:rFonts w:ascii="Times New Roman" w:hAnsi="Times New Roman"/>
+          <w:sz w:val="24"/>
+        </w:rPr>
+        <w:t>, to expose socio-economic and family-stability proxies already present in the cleaned dataset.</w:t>
       </w:r>
     </w:p>
     <w:p>
       <w:pPr>
-        <w:pStyle w:val="ListNumber"/>
-        <w:spacing w:lineRule="auto" w:line="276" w:after="40"/>
-      </w:pPr>
-      <w:r>
-        <w:rPr>
-          <w:rFonts w:ascii="Times New Roman" w:hAnsi="Times New Roman"/>
-          <w:b/>
-          <w:sz w:val="24"/>
-        </w:rPr>
-        <w:t>Address (urban / rural) and family status as additional view-by dimensions</w:t>
-      </w:r>
-      <w:r>
-        <w:rPr>
-          <w:rFonts w:ascii="Times New Roman" w:hAnsi="Times New Roman"/>
-          <w:sz w:val="24"/>
-        </w:rPr>
-        <w:t>, to expose socio-economic and family-stability proxies already present in the cleaned dataset.</w:t>
-      </w:r>
-    </w:p>
-    <w:p>
-      <w:pPr>
-        <w:pStyle w:val="ListNumber"/>
-        <w:spacing w:lineRule="auto" w:line="276" w:after="40"/>
-      </w:pPr>
-      <w:r>
-        <w:rPr>
-          <w:rFonts w:ascii="Times New Roman" w:hAnsi="Times New Roman"/>
-          <w:b/>
-          <w:sz w:val="24"/>
-        </w:rPr>
-        <w:t>K-fold cross-validation</w:t>
-      </w:r>
-      <w:r>
-        <w:rPr>
-          <w:rFonts w:ascii="Times New Roman" w:hAnsi="Times New Roman"/>
-          <w:sz w:val="24"/>
-        </w:rPr>
-        <w:t xml:space="preserve"> in the analytical pipeline, replacing the single hold-out with a more statistically robust estimate.</w:t>
+        <w:spacing w:lineRule="auto" w:line="276" w:after="120"/>
+        <w:jc w:val="both"/>
+      </w:pPr>
+      <w:r>
+        <w:rPr>
+          <w:rFonts w:ascii="Times New Roman" w:hAnsi="Times New Roman"/>
+          <w:sz w:val="24"/>
+        </w:rPr>
+        <w:t xml:space="preserve">Two items previously listed as future work have already been delivered in this submission and are documented in §4 and §7.3: 5-fold stratified cross-validation with Logistic-Regression and Decision-Tree baselines, and subject-stratified Random Forest models that the </w:t>
+      </w:r>
+      <w:r>
+        <w:rPr>
+          <w:rFonts w:ascii="Times New Roman" w:hAnsi="Times New Roman"/>
+          <w:i/>
+          <w:sz w:val="24"/>
+        </w:rPr>
+        <w:t>Subject</w:t>
+      </w:r>
+      <w:r>
+        <w:rPr>
+          <w:rFonts w:ascii="Times New Roman" w:hAnsi="Times New Roman"/>
+          <w:sz w:val="24"/>
+        </w:rPr>
+        <w:t xml:space="preserve"> toggle switches between live (recall jumps to 88.5% on Math-only, drops to 75.0% on Portuguese-only).</w:t>
       </w:r>
     </w:p>
     <w:p>
@@ -14586,9 +14644,32 @@
             <w:r>
               <w:rPr>
                 <w:rFonts w:ascii="Times New Roman" w:hAnsi="Times New Roman"/>
-                <w:sz w:val="20"/>
-              </w:rPr>
-              <w:t>[MEMBER 1]</w:t>
+                <w:b/>
+                <w:sz w:val="20"/>
+              </w:rPr>
+              <w:t>Tran Nam Anh</w:t>
+            </w:r>
+            <w:r>
+              <w:rPr>
+                <w:rFonts w:ascii="Times New Roman" w:hAnsi="Times New Roman"/>
+                <w:sz w:val="20"/>
+              </w:rPr>
+              <w:t xml:space="preserve"> (ITDSIU23030, </w:t>
+            </w:r>
+            <w:r>
+              <w:rPr>
+                <w:rFonts w:ascii="Times New Roman" w:hAnsi="Times New Roman"/>
+                <w:i/>
+                <w:sz w:val="20"/>
+              </w:rPr>
+              <w:t>Leader</w:t>
+            </w:r>
+            <w:r>
+              <w:rPr>
+                <w:rFonts w:ascii="Times New Roman" w:hAnsi="Times New Roman"/>
+                <w:sz w:val="20"/>
+              </w:rPr>
+              <w:t>)</w:t>
             </w:r>
           </w:p>
         </w:tc>
@@ -14655,7 +14736,7 @@
                 <w:rFonts w:ascii="Times New Roman" w:hAnsi="Times New Roman"/>
                 <w:sz w:val="20"/>
               </w:rPr>
-              <w:t xml:space="preserve">; cleaned dataset; Pearson, K-Means, and Random Forest analyses; EDA notebook; hardcoded ML constants in </w:t>
+              <w:t xml:space="preserve">; cleaned dataset; Pearson, K-Means, and Random Forest analyses (including 5-fold CV, LogReg / DTree baselines, subject-stratified RF models); EDA notebook; hardcoded ML constants in </w:t>
             </w:r>
             <w:r>
               <w:rPr>
@@ -14723,9 +14804,17 @@
             <w:r>
               <w:rPr>
                 <w:rFonts w:ascii="Times New Roman" w:hAnsi="Times New Roman"/>
-                <w:sz w:val="20"/>
-              </w:rPr>
-              <w:t>[MEMBER 2]</w:t>
+                <w:b/>
+                <w:sz w:val="20"/>
+              </w:rPr>
+              <w:t>Nguyen Duc Hai</w:t>
+            </w:r>
+            <w:r>
+              <w:rPr>
+                <w:rFonts w:ascii="Times New Roman" w:hAnsi="Times New Roman"/>
+                <w:sz w:val="20"/>
+              </w:rPr>
+              <w:t xml:space="preserve"> (ITDSIU23006)</w:t>
             </w:r>
           </w:p>
         </w:tc>
@@ -14793,6 +14882,20 @@
                 <w:sz w:val="20"/>
               </w:rPr>
               <w:t>web/main.js</w:t>
+            </w:r>
+            <w:r>
+              <w:rPr>
+                <w:rFonts w:ascii="Times New Roman" w:hAnsi="Times New Roman"/>
+                <w:sz w:val="20"/>
+              </w:rPr>
+              <w:t xml:space="preserve">; live model-switching wiring in </w:t>
+            </w:r>
+            <w:r>
+              <w:rPr>
+                <w:rFonts w:ascii="Times New Roman" w:hAnsi="Times New Roman"/>
+                <w:sz w:val="20"/>
+              </w:rPr>
+              <w:t>risk.js</w:t>
             </w:r>
             <w:r>
               <w:rPr>
@@ -14860,9 +14963,17 @@
             <w:r>
               <w:rPr>
                 <w:rFonts w:ascii="Times New Roman" w:hAnsi="Times New Roman"/>
-                <w:sz w:val="20"/>
-              </w:rPr>
-              <w:t>[MEMBER 3]</w:t>
+                <w:b/>
+                <w:sz w:val="20"/>
+              </w:rPr>
+              <w:t>Dang Minh Phat</w:t>
+            </w:r>
+            <w:r>
+              <w:rPr>
+                <w:rFonts w:ascii="Times New Roman" w:hAnsi="Times New Roman"/>
+                <w:sz w:val="20"/>
+              </w:rPr>
+              <w:t xml:space="preserve"> (ITDSIU23017)</w:t>
             </w:r>
           </w:p>
         </w:tc>
@@ -15116,7 +15227,7 @@
                 <w:rFonts w:ascii="Times New Roman" w:hAnsi="Times New Roman"/>
                 <w:sz w:val="20"/>
               </w:rPr>
-              <w:t>[MEMBER 1]</w:t>
+              <w:t>Tran Nam Anh</w:t>
             </w:r>
           </w:p>
         </w:tc>
@@ -15208,7 +15319,7 @@
                 <w:rFonts w:ascii="Times New Roman" w:hAnsi="Times New Roman"/>
                 <w:sz w:val="20"/>
               </w:rPr>
-              <w:t>[MEMBER 2]</w:t>
+              <w:t>Nguyen Duc Hai</w:t>
             </w:r>
           </w:p>
         </w:tc>
@@ -15300,7 +15411,7 @@
                 <w:rFonts w:ascii="Times New Roman" w:hAnsi="Times New Roman"/>
                 <w:sz w:val="20"/>
               </w:rPr>
-              <w:t>[MEMBER 3]</w:t>
+              <w:t>Dang Minh Phat</w:t>
             </w:r>
           </w:p>
         </w:tc>

--- a/REPORT.docx
+++ b/REPORT.docx
@@ -1456,7 +1456,22 @@
           <w:rFonts w:ascii="Times New Roman" w:hAnsi="Times New Roman"/>
           <w:sz w:val="24"/>
         </w:rPr>
-        <w:t xml:space="preserve">The project was originally scoped against a different dataset of Kaggle origin — a publicly distributed student-performance dataset (in the family of </w:t>
+        <w:t xml:space="preserve">The project was originally scoped against the </w:t>
+      </w:r>
+      <w:r>
+        <w:rPr>
+          <w:rFonts w:ascii="Times New Roman" w:hAnsi="Times New Roman"/>
+          <w:b/>
+          <w:sz w:val="24"/>
+        </w:rPr>
+        <w:t>Student Performance Factors</w:t>
+      </w:r>
+      <w:r>
+        <w:rPr>
+          <w:rFonts w:ascii="Times New Roman" w:hAnsi="Times New Roman"/>
+          <w:sz w:val="24"/>
+        </w:rPr>
+        <w:t xml:space="preserve"> dataset published on Kaggle by user </w:t>
       </w:r>
       <w:r>
         <w:rPr>
@@ -1464,14 +1479,28 @@
           <w:i/>
           <w:sz w:val="24"/>
         </w:rPr>
-        <w:t>Students Performance in Exams</w:t>
-      </w:r>
-      <w:r>
-        <w:rPr>
-          <w:rFonts w:ascii="Times New Roman" w:hAnsi="Times New Roman"/>
-          <w:sz w:val="24"/>
-        </w:rPr>
-        <w:t xml:space="preserve"> and similar aggregator-style datasets, characterised by a single composite outcome and a small set of demographic predictors). After preliminary exploration we migrated to the UCI Student Performance dataset. The migration was deliberate and is justified on three methodological grounds.</w:t>
+        <w:t>lainguyn123</w:t>
+      </w:r>
+      <w:r>
+        <w:rPr>
+          <w:rFonts w:ascii="Times New Roman" w:hAnsi="Times New Roman"/>
+          <w:sz w:val="24"/>
+        </w:rPr>
+        <w:t xml:space="preserve"> (URL: &lt;https://www.kaggle.com/datasets/lainguyn123/student-performance-factors&gt;), an aggregator-style dataset characterised by a single composite outcome (</w:t>
+      </w:r>
+      <w:r>
+        <w:rPr>
+          <w:rFonts w:ascii="Consolas" w:hAnsi="Consolas"/>
+          <w:sz w:val="20"/>
+        </w:rPr>
+        <w:t>Exam_Score</w:t>
+      </w:r>
+      <w:r>
+        <w:rPr>
+          <w:rFonts w:ascii="Times New Roman" w:hAnsi="Times New Roman"/>
+          <w:sz w:val="24"/>
+        </w:rPr>
+        <w:t>) and a moderate set of behavioural and demographic predictors (hours studied, attendance, parental involvement, access to resources, motivation level, family income, and so on). After preliminary exploration and chart prototyping on this source we migrated to the UCI Student Performance dataset of Cortez and Silva. The migration was deliberate and is justified on four methodological grounds.</w:t>
       </w:r>
     </w:p>
     <w:p>
@@ -1542,7 +1571,7 @@
           <w:rFonts w:ascii="Times New Roman" w:hAnsi="Times New Roman"/>
           <w:sz w:val="24"/>
         </w:rPr>
-        <w:t xml:space="preserve"> it is known, using the earlier midterms as the most recent academic signal available to the teacher. A dataset with only a single composite outcome cannot support this question. Additionally, the UCI dataset includes thirty-three attributes spanning four semantic layers (static context, lifestyle, academic progress, outcome), versus the smaller, demographics-only feature set typical of Kaggle aggregator datasets.</w:t>
+        <w:t xml:space="preserve"> it is known, using the earlier midterms as the most recent academic signal available to the teacher. A dataset with only a single composite outcome cannot support this question. Additionally, the UCI dataset includes thirty-three attributes spanning four semantic layers (static context, lifestyle, academic progress, outcome), versus the smaller, behaviour-and-demographics feature set in the original Kaggle source.</w:t>
       </w:r>
     </w:p>
     <w:p>
@@ -1578,7 +1607,7 @@
           <w:rFonts w:ascii="Times New Roman" w:hAnsi="Times New Roman"/>
           <w:sz w:val="24"/>
         </w:rPr>
-        <w:t>: a primary mode near eleven out of twenty, plus a secondary spike at G3 = 0 corresponding to fifty-three students who withdrew before the final examination. This pedagogically valuable feature — a failure mode invisible to summary statistics alone — is what motivates our distribution visualisation as a diagnostic complement to the predictive model. A cleaner, balanced Kaggle dataset would not have surfaced this design lesson.</w:t>
+        <w:t>: a primary mode near eleven out of twenty, plus a secondary spike at G3 = 0 corresponding to fifty-three students who withdrew before the final examination. This pedagogically valuable feature — a failure mode invisible to summary statistics alone — is what motivates our distribution visualisation as a diagnostic complement to the predictive model. The original Kaggle source did not exhibit this bimodality.</w:t>
       </w:r>
     </w:p>
     <w:p>
@@ -1589,26 +1618,134 @@
       <w:r>
         <w:rPr>
           <w:rFonts w:ascii="Times New Roman" w:hAnsi="Times New Roman"/>
-          <w:sz w:val="24"/>
-        </w:rPr>
-        <w:t>The migration is therefore framed not as a switch of convenience but as a methodological upgrade: from a single-outcome aggregator dataset to a peer-reviewed, time-stamped, realistically imbalanced dataset that the early-warning research community has used for two decades.</w:t>
+          <w:b/>
+          <w:sz w:val="24"/>
+        </w:rPr>
+        <w:t>Fourth, and decisively, empirically realistic noise.</w:t>
+      </w:r>
+      <w:r>
+        <w:rPr>
+          <w:rFonts w:ascii="Times New Roman" w:hAnsi="Times New Roman"/>
+          <w:sz w:val="24"/>
+        </w:rPr>
+        <w:t xml:space="preserve"> When we prototyped the </w:t>
+      </w:r>
+      <w:r>
+        <w:rPr>
+          <w:rFonts w:ascii="Times New Roman" w:hAnsi="Times New Roman"/>
+          <w:i/>
+          <w:sz w:val="24"/>
+        </w:rPr>
+        <w:t>Key Drivers</w:t>
+      </w:r>
+      <w:r>
+        <w:rPr>
+          <w:rFonts w:ascii="Times New Roman" w:hAnsi="Times New Roman"/>
+          <w:sz w:val="24"/>
+        </w:rPr>
+        <w:t xml:space="preserve"> lollipop and the </w:t>
+      </w:r>
+      <w:r>
+        <w:rPr>
+          <w:rFonts w:ascii="Times New Roman" w:hAnsi="Times New Roman"/>
+          <w:i/>
+          <w:sz w:val="24"/>
+        </w:rPr>
+        <w:t>Grade Correlation</w:t>
+      </w:r>
+      <w:r>
+        <w:rPr>
+          <w:rFonts w:ascii="Times New Roman" w:hAnsi="Times New Roman"/>
+          <w:sz w:val="24"/>
+        </w:rPr>
+        <w:t xml:space="preserve"> scatter on the Kaggle source, the resulting charts looked suspiciously clean: the relationships between predictors and </w:t>
+      </w:r>
+      <w:r>
+        <w:rPr>
+          <w:rFonts w:ascii="Consolas" w:hAnsi="Consolas"/>
+          <w:sz w:val="20"/>
+        </w:rPr>
+        <w:t>Exam_Score</w:t>
+      </w:r>
+      <w:r>
+        <w:rPr>
+          <w:rFonts w:ascii="Times New Roman" w:hAnsi="Times New Roman"/>
+          <w:sz w:val="24"/>
+        </w:rPr>
+        <w:t xml:space="preserve"> were almost noise-free, producing near-perfect linear fits and a Random Forest that approached training-set accuracy with very little dispersion. The pattern is consistent with a dataset where the outcome is generated by an underlying formula of the features rather than measured empirically, so a model that recovers the formula appears to "predict" exam scores with implausible accuracy — that is, the visualisations </w:t>
+      </w:r>
+      <w:r>
+        <w:rPr>
+          <w:rFonts w:ascii="Times New Roman" w:hAnsi="Times New Roman"/>
+          <w:i/>
+          <w:sz w:val="24"/>
+        </w:rPr>
+        <w:t>overfit visually</w:t>
+      </w:r>
+      <w:r>
+        <w:rPr>
+          <w:rFonts w:ascii="Times New Roman" w:hAnsi="Times New Roman"/>
+          <w:sz w:val="24"/>
+        </w:rPr>
+        <w:t xml:space="preserve"> to a generative regularity rather than communicating an authentic predictive signal. The UCI dataset, by contrast, exhibits genuine empirical noise — a Pearson </w:t>
+      </w:r>
+      <w:r>
+        <w:rPr>
+          <w:rFonts w:ascii="Times New Roman" w:hAnsi="Times New Roman"/>
+          <w:i/>
+          <w:sz w:val="24"/>
+        </w:rPr>
+        <w:t>r</w:t>
+      </w:r>
+      <w:r>
+        <w:rPr>
+          <w:rFonts w:ascii="Times New Roman" w:hAnsi="Times New Roman"/>
+          <w:sz w:val="24"/>
+        </w:rPr>
+        <w:t xml:space="preserve"> of 0.91 between G2 and G3 is striking but not deterministic, past failures correlate at only </w:t>
+      </w:r>
+      <w:r>
+        <w:rPr>
+          <w:rFonts w:ascii="Times New Roman" w:hAnsi="Times New Roman"/>
+          <w:i/>
+          <w:sz w:val="24"/>
+        </w:rPr>
+        <w:t>r</w:t>
+      </w:r>
+      <w:r>
+        <w:rPr>
+          <w:rFonts w:ascii="Times New Roman" w:hAnsi="Times New Roman"/>
+          <w:sz w:val="24"/>
+        </w:rPr>
+        <w:t xml:space="preserve"> = −0.38, and the Random Forest's recall on a held-out test set is 82.6% with a non-trivial false-negative cell. Migrating to UCI was therefore not only a provenance upgrade but a precondition for the dashboard to communicate a </w:t>
+      </w:r>
+      <w:r>
+        <w:rPr>
+          <w:rFonts w:ascii="Times New Roman" w:hAnsi="Times New Roman"/>
+          <w:i/>
+          <w:sz w:val="24"/>
+        </w:rPr>
+        <w:t>real</w:t>
+      </w:r>
+      <w:r>
+        <w:rPr>
+          <w:rFonts w:ascii="Times New Roman" w:hAnsi="Times New Roman"/>
+          <w:sz w:val="24"/>
+        </w:rPr>
+        <w:t xml:space="preserve"> early-warning problem rather than a synthetic-looking one.</w:t>
       </w:r>
     </w:p>
     <w:p>
       <w:pPr>
-        <w:spacing w:lineRule="auto" w:line="276" w:after="160"/>
-        <w:ind w:left="567" w:right="567"/>
-        <w:pBdr>
-          <w:left w:val="single" w:sz="12" w:space="12" w:color="999999"/>
-        </w:pBdr>
-      </w:pPr>
-      <w:r>
-        <w:rPr>
-          <w:rFonts w:ascii="Times New Roman" w:hAnsi="Times New Roman"/>
-          <w:i/>
-          <w:sz w:val="24"/>
-        </w:rPr>
-        <w:t>*Editorial note: the original Kaggle dataset name should be inserted here once confirmed by the team — for example, "Students Performance in Exams" by Royce Kimmons (n = 1,000)*.</w:t>
+        <w:spacing w:lineRule="auto" w:line="276" w:after="120"/>
+        <w:jc w:val="both"/>
+      </w:pPr>
+      <w:r>
+        <w:rPr>
+          <w:rFonts w:ascii="Times New Roman" w:hAnsi="Times New Roman"/>
+          <w:sz w:val="24"/>
+        </w:rPr>
+        <w:t>The migration is therefore framed not as a switch of convenience but as a methodological upgrade: from a single-outcome, suspiciously-clean aggregator dataset to a peer-reviewed, time-stamped, realistically imbalanced dataset that the early-warning research community has used for two decades.</w:t>
       </w:r>
     </w:p>
     <w:p>
@@ -16383,7 +16520,37 @@
           <w:rFonts w:ascii="Times New Roman" w:hAnsi="Times New Roman"/>
           <w:sz w:val="24"/>
         </w:rPr>
-        <w:t>[ ] Original Kaggle dataset name confirmed and inserted in §3.2 (replace the editorial note).</w:t>
+        <w:t>[x] Original Kaggle dataset confirmed and named in §3.2 (</w:t>
+      </w:r>
+      <w:r>
+        <w:rPr>
+          <w:rFonts w:ascii="Times New Roman" w:hAnsi="Times New Roman"/>
+          <w:i/>
+          <w:sz w:val="24"/>
+        </w:rPr>
+        <w:t>Student Performance Factors</w:t>
+      </w:r>
+      <w:r>
+        <w:rPr>
+          <w:rFonts w:ascii="Times New Roman" w:hAnsi="Times New Roman"/>
+          <w:sz w:val="24"/>
+        </w:rPr>
+        <w:t xml:space="preserve"> by </w:t>
+      </w:r>
+      <w:r>
+        <w:rPr>
+          <w:rFonts w:ascii="Times New Roman" w:hAnsi="Times New Roman"/>
+          <w:i/>
+          <w:sz w:val="24"/>
+        </w:rPr>
+        <w:t>lainguyn123</w:t>
+      </w:r>
+      <w:r>
+        <w:rPr>
+          <w:rFonts w:ascii="Times New Roman" w:hAnsi="Times New Roman"/>
+          <w:sz w:val="24"/>
+        </w:rPr>
+        <w:t>; migration rationale extended with the empirical-noise argument).</w:t>
       </w:r>
     </w:p>
     <w:p>

--- a/REPORT.docx
+++ b/REPORT.docx
@@ -4220,6 +4220,206 @@
           <w:sz w:val="24"/>
         </w:rPr>
         <w:t>, all with |r| &lt; 0.10) are omitted from the lollipop chart for visual clarity but remain in the academic table.</w:t>
+      </w:r>
+    </w:p>
+    <w:p>
+      <w:pPr>
+        <w:keepNext/>
+        <w:spacing w:before="200" w:after="80"/>
+        <w:jc w:val="left"/>
+      </w:pPr>
+      <w:r>
+        <w:rPr>
+          <w:rFonts w:ascii="Times New Roman" w:hAnsi="Times New Roman"/>
+          <w:b/>
+          <w:sz w:val="24"/>
+        </w:rPr>
+        <w:t>4.1.1 Dual-mode importance: Pearson r and Random Forest gini</w:t>
+      </w:r>
+    </w:p>
+    <w:p>
+      <w:pPr>
+        <w:spacing w:lineRule="auto" w:line="276" w:after="120"/>
+        <w:jc w:val="both"/>
+      </w:pPr>
+      <w:r>
+        <w:rPr>
+          <w:rFonts w:ascii="Times New Roman" w:hAnsi="Times New Roman"/>
+          <w:sz w:val="24"/>
+        </w:rPr>
+        <w:t xml:space="preserve">Pearson r captures </w:t>
+      </w:r>
+      <w:r>
+        <w:rPr>
+          <w:rFonts w:ascii="Times New Roman" w:hAnsi="Times New Roman"/>
+          <w:i/>
+          <w:sz w:val="24"/>
+        </w:rPr>
+        <w:t>linear</w:t>
+      </w:r>
+      <w:r>
+        <w:rPr>
+          <w:rFonts w:ascii="Times New Roman" w:hAnsi="Times New Roman"/>
+          <w:sz w:val="24"/>
+        </w:rPr>
+        <w:t xml:space="preserve"> association only. To expose the </w:t>
+      </w:r>
+      <w:r>
+        <w:rPr>
+          <w:rFonts w:ascii="Times New Roman" w:hAnsi="Times New Roman"/>
+          <w:i/>
+          <w:sz w:val="24"/>
+        </w:rPr>
+        <w:t>non-linear</w:t>
+      </w:r>
+      <w:r>
+        <w:rPr>
+          <w:rFonts w:ascii="Times New Roman" w:hAnsi="Times New Roman"/>
+          <w:sz w:val="24"/>
+        </w:rPr>
+        <w:t xml:space="preserve"> and </w:t>
+      </w:r>
+      <w:r>
+        <w:rPr>
+          <w:rFonts w:ascii="Times New Roman" w:hAnsi="Times New Roman"/>
+          <w:i/>
+          <w:sz w:val="24"/>
+        </w:rPr>
+        <w:t>threshold</w:t>
+      </w:r>
+      <w:r>
+        <w:rPr>
+          <w:rFonts w:ascii="Times New Roman" w:hAnsi="Times New Roman"/>
+          <w:sz w:val="24"/>
+        </w:rPr>
+        <w:t xml:space="preserve"> effects the linear coefficient understates, the </w:t>
+      </w:r>
+      <w:r>
+        <w:rPr>
+          <w:rFonts w:ascii="Times New Roman" w:hAnsi="Times New Roman"/>
+          <w:i/>
+          <w:sz w:val="24"/>
+        </w:rPr>
+        <w:t>Key Drivers</w:t>
+      </w:r>
+      <w:r>
+        <w:rPr>
+          <w:rFonts w:ascii="Times New Roman" w:hAnsi="Times New Roman"/>
+          <w:sz w:val="24"/>
+        </w:rPr>
+        <w:t xml:space="preserve"> card now toggles between two metrics:</w:t>
+      </w:r>
+    </w:p>
+    <w:p>
+      <w:pPr>
+        <w:pStyle w:val="ListBullet"/>
+        <w:spacing w:lineRule="auto" w:line="276" w:after="40"/>
+      </w:pPr>
+      <w:r>
+        <w:rPr>
+          <w:rFonts w:ascii="Times New Roman" w:hAnsi="Times New Roman"/>
+          <w:b/>
+          <w:sz w:val="24"/>
+        </w:rPr>
+        <w:t>Pearson r mode</w:t>
+      </w:r>
+      <w:r>
+        <w:rPr>
+          <w:rFonts w:ascii="Times New Roman" w:hAnsi="Times New Roman"/>
+          <w:sz w:val="24"/>
+        </w:rPr>
+        <w:t xml:space="preserve"> (default) — green-positive / red-negative lollipops over the top ten numeric features by |r|, as described above.</w:t>
+      </w:r>
+    </w:p>
+    <w:p>
+      <w:pPr>
+        <w:pStyle w:val="ListBullet"/>
+        <w:spacing w:lineRule="auto" w:line="276" w:after="40"/>
+      </w:pPr>
+      <w:r>
+        <w:rPr>
+          <w:rFonts w:ascii="Times New Roman" w:hAnsi="Times New Roman"/>
+          <w:b/>
+          <w:sz w:val="24"/>
+        </w:rPr>
+        <w:t>Random Forest importance mode</w:t>
+      </w:r>
+      <w:r>
+        <w:rPr>
+          <w:rFonts w:ascii="Times New Roman" w:hAnsi="Times New Roman"/>
+          <w:sz w:val="24"/>
+        </w:rPr>
+        <w:t xml:space="preserve"> — single-colour lollipops sorted by </w:t>
+      </w:r>
+      <w:r>
+        <w:rPr>
+          <w:rFonts w:ascii="Consolas" w:hAnsi="Consolas"/>
+          <w:sz w:val="20"/>
+        </w:rPr>
+        <w:t>feature_importances_</w:t>
+      </w:r>
+      <w:r>
+        <w:rPr>
+          <w:rFonts w:ascii="Times New Roman" w:hAnsi="Times New Roman"/>
+          <w:sz w:val="24"/>
+        </w:rPr>
+        <w:t xml:space="preserve"> (Gini-impurity reduction) from the trained Random Forest of §4.4, normalised to sum to 1 across the RF's thirteen input features; the top ten are shown.</w:t>
+      </w:r>
+    </w:p>
+    <w:p>
+      <w:pPr>
+        <w:spacing w:lineRule="auto" w:line="276" w:after="120"/>
+        <w:jc w:val="both"/>
+      </w:pPr>
+      <w:r>
+        <w:rPr>
+          <w:rFonts w:ascii="Times New Roman" w:hAnsi="Times New Roman"/>
+          <w:sz w:val="24"/>
+        </w:rPr>
+        <w:t xml:space="preserve">The two modes agree on the top three drivers (G2, G1, </w:t>
+      </w:r>
+      <w:r>
+        <w:rPr>
+          <w:rFonts w:ascii="Consolas" w:hAnsi="Consolas"/>
+          <w:sz w:val="20"/>
+        </w:rPr>
+        <w:t>failures</w:t>
+      </w:r>
+      <w:r>
+        <w:rPr>
+          <w:rFonts w:ascii="Times New Roman" w:hAnsi="Times New Roman"/>
+          <w:sz w:val="24"/>
+        </w:rPr>
+        <w:t xml:space="preserve">) but diverge sharply lower down. The most diagnostic example is </w:t>
+      </w:r>
+      <w:r>
+        <w:rPr>
+          <w:rFonts w:ascii="Consolas" w:hAnsi="Consolas"/>
+          <w:sz w:val="20"/>
+        </w:rPr>
+        <w:t>absences</w:t>
+      </w:r>
+      <w:r>
+        <w:rPr>
+          <w:rFonts w:ascii="Times New Roman" w:hAnsi="Times New Roman"/>
+          <w:sz w:val="24"/>
+        </w:rPr>
+        <w:t xml:space="preserve">: Pearson r = −0.046 (rank 15 of 15, dropped from the lollipop visual at |r| ≥ 0.10) versus RF importance 0.052 (rank 4 of 13). The discrepancy is consistent with a </w:t>
+      </w:r>
+      <w:r>
+        <w:rPr>
+          <w:rFonts w:ascii="Times New Roman" w:hAnsi="Times New Roman"/>
+          <w:i/>
+          <w:sz w:val="24"/>
+        </w:rPr>
+        <w:t>threshold</w:t>
+      </w:r>
+      <w:r>
+        <w:rPr>
+          <w:rFonts w:ascii="Times New Roman" w:hAnsi="Times New Roman"/>
+          <w:sz w:val="24"/>
+        </w:rPr>
+        <w:t xml:space="preserve"> relationship — a student with zero-to-three absences is essentially as likely to pass as the cohort average, but a student with ten or more absences is sharply more at-risk — which a Pearson coefficient averages out to near zero but a tree ensemble captures through repeated splits at the threshold. The dual-mode toggle therefore turns an otherwise hidden statistical phenomenon into a directly inspectable card behaviour.</w:t>
       </w:r>
     </w:p>
     <w:p>
@@ -13633,7 +13833,7 @@
           <w:rFonts w:ascii="Times New Roman" w:hAnsi="Times New Roman"/>
           <w:sz w:val="24"/>
         </w:rPr>
-        <w:t>We list three concrete limitations of the present system.</w:t>
+        <w:t>We list two concrete limitations of the present system.</w:t>
       </w:r>
     </w:p>
     <w:p>
@@ -13654,7 +13854,7 @@
           <w:rFonts w:ascii="Times New Roman" w:hAnsi="Times New Roman"/>
           <w:sz w:val="24"/>
         </w:rPr>
-        <w:t xml:space="preserve"> Pearson correlations, cluster statistics, and Random Forest metrics (across all three stratifications) are baked into JavaScript object literals in </w:t>
+        <w:t xml:space="preserve"> Pearson correlations, cluster statistics, Random Forest metrics (across all three stratifications), and the Random Forest feature-importance vector are baked into JavaScript object literals in </w:t>
       </w:r>
       <w:r>
         <w:rPr>
@@ -13683,41 +13883,6 @@
           <w:sz w:val="24"/>
         </w:rPr>
         <w:t xml:space="preserve"> regenerates the cleaned CSV and recomputes every number, but the figures displayed on the dashboard must be copied across manually. The trade-off (no build step) is acceptable for this project but would not scale to a production deployment with frequent data updates.</w:t>
-      </w:r>
-    </w:p>
-    <w:p>
-      <w:pPr>
-        <w:pStyle w:val="ListNumber"/>
-        <w:spacing w:lineRule="auto" w:line="276" w:after="40"/>
-      </w:pPr>
-      <w:r>
-        <w:rPr>
-          <w:rFonts w:ascii="Times New Roman" w:hAnsi="Times New Roman"/>
-          <w:b/>
-          <w:sz w:val="24"/>
-        </w:rPr>
-        <w:t>Pearson misses non-linearity.</w:t>
-      </w:r>
-      <w:r>
-        <w:rPr>
-          <w:rFonts w:ascii="Times New Roman" w:hAnsi="Times New Roman"/>
-          <w:sz w:val="24"/>
-        </w:rPr>
-        <w:t xml:space="preserve"> The Pearson coefficient assumes a linear relationship. Variables such as </w:t>
-      </w:r>
-      <w:r>
-        <w:rPr>
-          <w:rFonts w:ascii="Consolas" w:hAnsi="Consolas"/>
-          <w:sz w:val="20"/>
-        </w:rPr>
-        <w:t>goout</w:t>
-      </w:r>
-      <w:r>
-        <w:rPr>
-          <w:rFonts w:ascii="Times New Roman" w:hAnsi="Times New Roman"/>
-          <w:sz w:val="24"/>
-        </w:rPr>
-        <w:t xml:space="preserve"> may exhibit U-shaped or threshold relationships with G3 that the coefficient understates. Spearman rank correlation and mutual information would be reasonable extensions.</w:t>
       </w:r>
     </w:p>
     <w:p>
@@ -14122,7 +14287,7 @@
           <w:rFonts w:ascii="Times New Roman" w:hAnsi="Times New Roman"/>
           <w:sz w:val="24"/>
         </w:rPr>
-        <w:t>Three concrete directions for extension, in priority order:</w:t>
+        <w:t>Two concrete directions for extension, in priority order:</w:t>
       </w:r>
     </w:p>
     <w:p>
@@ -14136,14 +14301,14 @@
           <w:b/>
           <w:sz w:val="24"/>
         </w:rPr>
-        <w:t>Random Forest feature importance</w:t>
-      </w:r>
-      <w:r>
-        <w:rPr>
-          <w:rFonts w:ascii="Times New Roman" w:hAnsi="Times New Roman"/>
-          <w:sz w:val="24"/>
-        </w:rPr>
-        <w:t xml:space="preserve"> as a complement to Pearson r in the Key Drivers card, exposing non-linear feature contributions the Pearson coefficient understates.</w:t>
+        <w:t>Live single-student inference</w:t>
+      </w:r>
+      <w:r>
+        <w:rPr>
+          <w:rFonts w:ascii="Times New Roman" w:hAnsi="Times New Roman"/>
+          <w:sz w:val="24"/>
+        </w:rPr>
+        <w:t>, with a serialised model running client-side, so a teacher can type a hypothetical student profile and receive a risk score with feature attributions.</w:t>
       </w:r>
     </w:p>
     <w:p>
@@ -14157,39 +14322,18 @@
           <w:b/>
           <w:sz w:val="24"/>
         </w:rPr>
-        <w:t>Live single-student inference</w:t>
-      </w:r>
-      <w:r>
-        <w:rPr>
-          <w:rFonts w:ascii="Times New Roman" w:hAnsi="Times New Roman"/>
-          <w:sz w:val="24"/>
-        </w:rPr>
-        <w:t>, with a serialised model running client-side, so a teacher can type a hypothetical student profile and receive a risk score with feature attributions.</w:t>
+        <w:t>Address (urban / rural) and family status as additional view-by dimensions</w:t>
+      </w:r>
+      <w:r>
+        <w:rPr>
+          <w:rFonts w:ascii="Times New Roman" w:hAnsi="Times New Roman"/>
+          <w:sz w:val="24"/>
+        </w:rPr>
+        <w:t>, to expose socio-economic and family-stability proxies already present in the cleaned dataset.</w:t>
       </w:r>
     </w:p>
     <w:p>
       <w:pPr>
-        <w:pStyle w:val="ListNumber"/>
-        <w:spacing w:lineRule="auto" w:line="276" w:after="40"/>
-      </w:pPr>
-      <w:r>
-        <w:rPr>
-          <w:rFonts w:ascii="Times New Roman" w:hAnsi="Times New Roman"/>
-          <w:b/>
-          <w:sz w:val="24"/>
-        </w:rPr>
-        <w:t>Address (urban / rural) and family status as additional view-by dimensions</w:t>
-      </w:r>
-      <w:r>
-        <w:rPr>
-          <w:rFonts w:ascii="Times New Roman" w:hAnsi="Times New Roman"/>
-          <w:sz w:val="24"/>
-        </w:rPr>
-        <w:t>, to expose socio-economic and family-stability proxies already present in the cleaned dataset.</w:t>
-      </w:r>
-    </w:p>
-    <w:p>
-      <w:pPr>
         <w:spacing w:lineRule="auto" w:line="276" w:after="120"/>
         <w:jc w:val="both"/>
       </w:pPr>
@@ -14198,7 +14342,7 @@
           <w:rFonts w:ascii="Times New Roman" w:hAnsi="Times New Roman"/>
           <w:sz w:val="24"/>
         </w:rPr>
-        <w:t xml:space="preserve">Two items previously listed as future work have already been delivered in this submission and are documented in §4 and §7.3: 5-fold stratified cross-validation with Logistic-Regression and Decision-Tree baselines, and subject-stratified Random Forest models that the </w:t>
+        <w:t xml:space="preserve">Three items previously listed as future work have already been delivered in this submission and are documented in §4 and §7.3: 5-fold stratified cross-validation with Logistic-Regression and Decision-Tree baselines (§4.4 + §7.3); subject-stratified Random Forest models that the </w:t>
       </w:r>
       <w:r>
         <w:rPr>
@@ -14213,7 +14357,36 @@
           <w:rFonts w:ascii="Times New Roman" w:hAnsi="Times New Roman"/>
           <w:sz w:val="24"/>
         </w:rPr>
-        <w:t xml:space="preserve"> toggle switches between live (recall jumps to 88.5% on Math-only, drops to 75.0% on Portuguese-only).</w:t>
+        <w:t xml:space="preserve"> toggle switches between live (recall jumps to 88.5% on Math-only, drops to 75.0% on Portuguese-only — §7.3.1); and the dual-mode Pearson/RF importance toggle in the </w:t>
+      </w:r>
+      <w:r>
+        <w:rPr>
+          <w:rFonts w:ascii="Times New Roman" w:hAnsi="Times New Roman"/>
+          <w:i/>
+          <w:sz w:val="24"/>
+        </w:rPr>
+        <w:t>Key Drivers</w:t>
+      </w:r>
+      <w:r>
+        <w:rPr>
+          <w:rFonts w:ascii="Times New Roman" w:hAnsi="Times New Roman"/>
+          <w:sz w:val="24"/>
+        </w:rPr>
+        <w:t xml:space="preserve"> card, which exposes the non-linear / threshold behaviour the linear coefficient understates (§4.1.1, with </w:t>
+      </w:r>
+      <w:r>
+        <w:rPr>
+          <w:rFonts w:ascii="Consolas" w:hAnsi="Consolas"/>
+          <w:sz w:val="20"/>
+        </w:rPr>
+        <w:t>absences</w:t>
+      </w:r>
+      <w:r>
+        <w:rPr>
+          <w:rFonts w:ascii="Times New Roman" w:hAnsi="Times New Roman"/>
+          <w:sz w:val="24"/>
+        </w:rPr>
+        <w:t xml:space="preserve"> as the headline example — rank 15 in Pearson, rank 4 in RF importance).</w:t>
       </w:r>
     </w:p>
     <w:p>

--- a/REPORT.docx
+++ b/REPORT.docx
@@ -10691,6 +10691,1104 @@
           <w:sz w:val="24"/>
         </w:rPr>
         <w:t>The Social Risk Group has roughly double the cohort-average absences and roughly double the cohort-average weekend alcohol score. Its at-risk rate is 29.4%, more than double that of the Focused Achievers cluster. These clusters are recovered from lifestyle features alone — the grade variables are deliberately excluded from the clustering input — so the elevated at-risk rate in the Social Risk Group constitutes independent evidence that lifestyle is a meaningful predictor beyond academic history.</w:t>
+      </w:r>
+    </w:p>
+    <w:p>
+      <w:pPr>
+        <w:keepNext/>
+        <w:spacing w:before="160" w:after="80"/>
+        <w:jc w:val="left"/>
+      </w:pPr>
+      <w:r>
+        <w:rPr>
+          <w:rFonts w:ascii="Times New Roman" w:hAnsi="Times New Roman"/>
+          <w:b/>
+          <w:sz w:val="22"/>
+        </w:rPr>
+        <w:t>7.2.1 Subject-stratified K-Means</w:t>
+      </w:r>
+    </w:p>
+    <w:p>
+      <w:pPr>
+        <w:spacing w:lineRule="auto" w:line="276" w:after="120"/>
+        <w:jc w:val="both"/>
+      </w:pPr>
+      <w:r>
+        <w:rPr>
+          <w:rFonts w:ascii="Times New Roman" w:hAnsi="Times New Roman"/>
+          <w:sz w:val="24"/>
+        </w:rPr>
+        <w:t>The K-Means fit is repeated independently on the Mathematics-only and Portuguese-only sub-cohorts under the same hyperparameters and the same lifestyle-feature input. After fitting, clusters are sorted by at-risk rate ascending and tagged with semantic keys (</w:t>
+      </w:r>
+      <w:r>
+        <w:rPr>
+          <w:rFonts w:ascii="Times New Roman" w:hAnsi="Times New Roman"/>
+          <w:i/>
+          <w:sz w:val="24"/>
+        </w:rPr>
+        <w:t>focused</w:t>
+      </w:r>
+      <w:r>
+        <w:rPr>
+          <w:rFonts w:ascii="Times New Roman" w:hAnsi="Times New Roman"/>
+          <w:sz w:val="24"/>
+        </w:rPr>
+        <w:t xml:space="preserve"> / </w:t>
+      </w:r>
+      <w:r>
+        <w:rPr>
+          <w:rFonts w:ascii="Times New Roman" w:hAnsi="Times New Roman"/>
+          <w:i/>
+          <w:sz w:val="24"/>
+        </w:rPr>
+        <w:t>average</w:t>
+      </w:r>
+      <w:r>
+        <w:rPr>
+          <w:rFonts w:ascii="Times New Roman" w:hAnsi="Times New Roman"/>
+          <w:sz w:val="24"/>
+        </w:rPr>
+        <w:t xml:space="preserve"> / </w:t>
+      </w:r>
+      <w:r>
+        <w:rPr>
+          <w:rFonts w:ascii="Times New Roman" w:hAnsi="Times New Roman"/>
+          <w:i/>
+          <w:sz w:val="24"/>
+        </w:rPr>
+        <w:t>social_risk</w:t>
+      </w:r>
+      <w:r>
+        <w:rPr>
+          <w:rFonts w:ascii="Times New Roman" w:hAnsi="Times New Roman"/>
+          <w:sz w:val="24"/>
+        </w:rPr>
+        <w:t xml:space="preserve">) so the same colour and name refer to the same behavioural pattern across subjects. The dashboard's </w:t>
+      </w:r>
+      <w:r>
+        <w:rPr>
+          <w:rFonts w:ascii="Times New Roman" w:hAnsi="Times New Roman"/>
+          <w:i/>
+          <w:sz w:val="24"/>
+        </w:rPr>
+        <w:t>Subject</w:t>
+      </w:r>
+      <w:r>
+        <w:rPr>
+          <w:rFonts w:ascii="Times New Roman" w:hAnsi="Times New Roman"/>
+          <w:sz w:val="24"/>
+        </w:rPr>
+        <w:t xml:space="preserve"> toggle switches between the three fits live; the user sees the same three persona tabs, but the numbers behind each tab re-compute.</w:t>
+      </w:r>
+    </w:p>
+    <w:p>
+      <w:pPr>
+        <w:spacing w:lineRule="auto" w:line="276" w:after="120"/>
+        <w:jc w:val="both"/>
+      </w:pPr>
+      <w:r>
+        <w:rPr>
+          <w:rFonts w:ascii="Times New Roman" w:hAnsi="Times New Roman"/>
+          <w:b/>
+          <w:sz w:val="24"/>
+        </w:rPr>
+        <w:t>Table 4b — Same archetype, different subject: at-risk rate and grade per cluster</w:t>
+      </w:r>
+    </w:p>
+    <w:tbl>
+      <w:tblPr>
+        <w:tblW w:type="auto" w:w="0"/>
+        <w:tblLayout w:type="autofit"/>
+        <w:tblLook w:firstColumn="1" w:firstRow="1" w:lastColumn="0" w:lastRow="0" w:noHBand="0" w:noVBand="1" w:val="04A0"/>
+      </w:tblPr>
+      <w:tblGrid>
+        <w:gridCol w:w="1337"/>
+        <w:gridCol w:w="1337"/>
+        <w:gridCol w:w="1337"/>
+        <w:gridCol w:w="1337"/>
+        <w:gridCol w:w="1337"/>
+        <w:gridCol w:w="1337"/>
+        <w:gridCol w:w="1337"/>
+      </w:tblGrid>
+      <w:tr>
+        <w:tc>
+          <w:tcPr>
+            <w:tcW w:type="dxa" w:w="1337"/>
+            <w:vAlign w:val="top"/>
+            <w:tcBorders>
+              <w:top w:val="single" w:sz="6" w:color="BFBFBF"/>
+              <w:left w:val="single" w:sz="6" w:color="BFBFBF"/>
+              <w:bottom w:val="single" w:sz="6" w:color="BFBFBF"/>
+              <w:right w:val="single" w:sz="6" w:color="BFBFBF"/>
+            </w:tcBorders>
+            <w:shd w:val="clear" w:color="auto" w:fill="D9E1F2"/>
+          </w:tcPr>
+          <w:p>
+            <w:pPr>
+              <w:spacing w:after="40"/>
+            </w:pPr>
+            <w:r>
+              <w:rPr>
+                <w:rFonts w:ascii="Times New Roman" w:hAnsi="Times New Roman"/>
+                <w:b/>
+                <w:sz w:val="20"/>
+              </w:rPr>
+            </w:r>
+            <w:r>
+              <w:rPr>
+                <w:rFonts w:ascii="Times New Roman" w:hAnsi="Times New Roman"/>
+                <w:b/>
+                <w:sz w:val="20"/>
+              </w:rPr>
+              <w:t>Cluster</w:t>
+            </w:r>
+          </w:p>
+        </w:tc>
+        <w:tc>
+          <w:tcPr>
+            <w:tcW w:type="dxa" w:w="1337"/>
+            <w:vAlign w:val="top"/>
+            <w:tcBorders>
+              <w:top w:val="single" w:sz="6" w:color="BFBFBF"/>
+              <w:left w:val="single" w:sz="6" w:color="BFBFBF"/>
+              <w:bottom w:val="single" w:sz="6" w:color="BFBFBF"/>
+              <w:right w:val="single" w:sz="6" w:color="BFBFBF"/>
+            </w:tcBorders>
+            <w:shd w:val="clear" w:color="auto" w:fill="D9E1F2"/>
+          </w:tcPr>
+          <w:p>
+            <w:pPr>
+              <w:spacing w:after="40"/>
+            </w:pPr>
+            <w:r>
+              <w:rPr>
+                <w:rFonts w:ascii="Times New Roman" w:hAnsi="Times New Roman"/>
+                <w:b/>
+                <w:sz w:val="20"/>
+              </w:rPr>
+            </w:r>
+            <w:r>
+              <w:rPr>
+                <w:rFonts w:ascii="Times New Roman" w:hAnsi="Times New Roman"/>
+                <w:b/>
+                <w:sz w:val="20"/>
+              </w:rPr>
+              <w:t>Combined (n)</w:t>
+            </w:r>
+          </w:p>
+        </w:tc>
+        <w:tc>
+          <w:tcPr>
+            <w:tcW w:type="dxa" w:w="1337"/>
+            <w:vAlign w:val="top"/>
+            <w:tcBorders>
+              <w:top w:val="single" w:sz="6" w:color="BFBFBF"/>
+              <w:left w:val="single" w:sz="6" w:color="BFBFBF"/>
+              <w:bottom w:val="single" w:sz="6" w:color="BFBFBF"/>
+              <w:right w:val="single" w:sz="6" w:color="BFBFBF"/>
+            </w:tcBorders>
+            <w:shd w:val="clear" w:color="auto" w:fill="D9E1F2"/>
+          </w:tcPr>
+          <w:p>
+            <w:pPr>
+              <w:spacing w:after="40"/>
+            </w:pPr>
+            <w:r>
+              <w:rPr>
+                <w:rFonts w:ascii="Times New Roman" w:hAnsi="Times New Roman"/>
+                <w:b/>
+                <w:sz w:val="20"/>
+              </w:rPr>
+            </w:r>
+            <w:r>
+              <w:rPr>
+                <w:rFonts w:ascii="Times New Roman" w:hAnsi="Times New Roman"/>
+                <w:b/>
+                <w:sz w:val="20"/>
+              </w:rPr>
+              <w:t>Combined at-risk</w:t>
+            </w:r>
+          </w:p>
+        </w:tc>
+        <w:tc>
+          <w:tcPr>
+            <w:tcW w:type="dxa" w:w="1337"/>
+            <w:vAlign w:val="top"/>
+            <w:tcBorders>
+              <w:top w:val="single" w:sz="6" w:color="BFBFBF"/>
+              <w:left w:val="single" w:sz="6" w:color="BFBFBF"/>
+              <w:bottom w:val="single" w:sz="6" w:color="BFBFBF"/>
+              <w:right w:val="single" w:sz="6" w:color="BFBFBF"/>
+            </w:tcBorders>
+            <w:shd w:val="clear" w:color="auto" w:fill="D9E1F2"/>
+          </w:tcPr>
+          <w:p>
+            <w:pPr>
+              <w:spacing w:after="40"/>
+            </w:pPr>
+            <w:r>
+              <w:rPr>
+                <w:rFonts w:ascii="Times New Roman" w:hAnsi="Times New Roman"/>
+                <w:b/>
+                <w:sz w:val="20"/>
+              </w:rPr>
+            </w:r>
+            <w:r>
+              <w:rPr>
+                <w:rFonts w:ascii="Times New Roman" w:hAnsi="Times New Roman"/>
+                <w:b/>
+                <w:sz w:val="20"/>
+              </w:rPr>
+              <w:t>Math (n)</w:t>
+            </w:r>
+          </w:p>
+        </w:tc>
+        <w:tc>
+          <w:tcPr>
+            <w:tcW w:type="dxa" w:w="1337"/>
+            <w:vAlign w:val="top"/>
+            <w:tcBorders>
+              <w:top w:val="single" w:sz="6" w:color="BFBFBF"/>
+              <w:left w:val="single" w:sz="6" w:color="BFBFBF"/>
+              <w:bottom w:val="single" w:sz="6" w:color="BFBFBF"/>
+              <w:right w:val="single" w:sz="6" w:color="BFBFBF"/>
+            </w:tcBorders>
+            <w:shd w:val="clear" w:color="auto" w:fill="D9E1F2"/>
+          </w:tcPr>
+          <w:p>
+            <w:pPr>
+              <w:spacing w:after="40"/>
+            </w:pPr>
+            <w:r>
+              <w:rPr>
+                <w:rFonts w:ascii="Times New Roman" w:hAnsi="Times New Roman"/>
+                <w:b/>
+                <w:sz w:val="20"/>
+              </w:rPr>
+            </w:r>
+            <w:r>
+              <w:rPr>
+                <w:rFonts w:ascii="Times New Roman" w:hAnsi="Times New Roman"/>
+                <w:b/>
+                <w:sz w:val="20"/>
+              </w:rPr>
+              <w:t>Math at-risk</w:t>
+            </w:r>
+          </w:p>
+        </w:tc>
+        <w:tc>
+          <w:tcPr>
+            <w:tcW w:type="dxa" w:w="1337"/>
+            <w:vAlign w:val="top"/>
+            <w:tcBorders>
+              <w:top w:val="single" w:sz="6" w:color="BFBFBF"/>
+              <w:left w:val="single" w:sz="6" w:color="BFBFBF"/>
+              <w:bottom w:val="single" w:sz="6" w:color="BFBFBF"/>
+              <w:right w:val="single" w:sz="6" w:color="BFBFBF"/>
+            </w:tcBorders>
+            <w:shd w:val="clear" w:color="auto" w:fill="D9E1F2"/>
+          </w:tcPr>
+          <w:p>
+            <w:pPr>
+              <w:spacing w:after="40"/>
+            </w:pPr>
+            <w:r>
+              <w:rPr>
+                <w:rFonts w:ascii="Times New Roman" w:hAnsi="Times New Roman"/>
+                <w:b/>
+                <w:sz w:val="20"/>
+              </w:rPr>
+            </w:r>
+            <w:r>
+              <w:rPr>
+                <w:rFonts w:ascii="Times New Roman" w:hAnsi="Times New Roman"/>
+                <w:b/>
+                <w:sz w:val="20"/>
+              </w:rPr>
+              <w:t>Portuguese (n)</w:t>
+            </w:r>
+          </w:p>
+        </w:tc>
+        <w:tc>
+          <w:tcPr>
+            <w:tcW w:type="dxa" w:w="1337"/>
+            <w:vAlign w:val="top"/>
+            <w:tcBorders>
+              <w:top w:val="single" w:sz="6" w:color="BFBFBF"/>
+              <w:left w:val="single" w:sz="6" w:color="BFBFBF"/>
+              <w:bottom w:val="single" w:sz="6" w:color="BFBFBF"/>
+              <w:right w:val="single" w:sz="6" w:color="BFBFBF"/>
+            </w:tcBorders>
+            <w:shd w:val="clear" w:color="auto" w:fill="D9E1F2"/>
+          </w:tcPr>
+          <w:p>
+            <w:pPr>
+              <w:spacing w:after="40"/>
+            </w:pPr>
+            <w:r>
+              <w:rPr>
+                <w:rFonts w:ascii="Times New Roman" w:hAnsi="Times New Roman"/>
+                <w:b/>
+                <w:sz w:val="20"/>
+              </w:rPr>
+            </w:r>
+            <w:r>
+              <w:rPr>
+                <w:rFonts w:ascii="Times New Roman" w:hAnsi="Times New Roman"/>
+                <w:b/>
+                <w:sz w:val="20"/>
+              </w:rPr>
+              <w:t>Por at-risk</w:t>
+            </w:r>
+          </w:p>
+        </w:tc>
+      </w:tr>
+      <w:tr>
+        <w:tc>
+          <w:tcPr>
+            <w:tcW w:type="dxa" w:w="1337"/>
+            <w:vAlign w:val="top"/>
+            <w:tcBorders>
+              <w:top w:val="single" w:sz="6" w:color="BFBFBF"/>
+              <w:left w:val="single" w:sz="6" w:color="BFBFBF"/>
+              <w:bottom w:val="single" w:sz="6" w:color="BFBFBF"/>
+              <w:right w:val="single" w:sz="6" w:color="BFBFBF"/>
+            </w:tcBorders>
+          </w:tcPr>
+          <w:p>
+            <w:pPr>
+              <w:spacing w:after="40"/>
+            </w:pPr>
+            <w:r>
+              <w:rPr>
+                <w:rFonts w:ascii="Times New Roman" w:hAnsi="Times New Roman"/>
+                <w:sz w:val="20"/>
+              </w:rPr>
+            </w:r>
+            <w:r>
+              <w:rPr>
+                <w:rFonts w:ascii="Times New Roman" w:hAnsi="Times New Roman"/>
+                <w:i/>
+                <w:sz w:val="20"/>
+              </w:rPr>
+              <w:t>Focused Achievers</w:t>
+            </w:r>
+          </w:p>
+        </w:tc>
+        <w:tc>
+          <w:tcPr>
+            <w:tcW w:type="dxa" w:w="1337"/>
+            <w:vAlign w:val="top"/>
+            <w:tcBorders>
+              <w:top w:val="single" w:sz="6" w:color="BFBFBF"/>
+              <w:left w:val="single" w:sz="6" w:color="BFBFBF"/>
+              <w:bottom w:val="single" w:sz="6" w:color="BFBFBF"/>
+              <w:right w:val="single" w:sz="6" w:color="BFBFBF"/>
+            </w:tcBorders>
+          </w:tcPr>
+          <w:p>
+            <w:pPr>
+              <w:spacing w:after="40"/>
+            </w:pPr>
+            <w:r>
+              <w:rPr>
+                <w:rFonts w:ascii="Times New Roman" w:hAnsi="Times New Roman"/>
+                <w:sz w:val="20"/>
+              </w:rPr>
+            </w:r>
+            <w:r>
+              <w:rPr>
+                <w:rFonts w:ascii="Times New Roman" w:hAnsi="Times New Roman"/>
+                <w:sz w:val="20"/>
+              </w:rPr>
+              <w:t>207</w:t>
+            </w:r>
+          </w:p>
+        </w:tc>
+        <w:tc>
+          <w:tcPr>
+            <w:tcW w:type="dxa" w:w="1337"/>
+            <w:vAlign w:val="top"/>
+            <w:tcBorders>
+              <w:top w:val="single" w:sz="6" w:color="BFBFBF"/>
+              <w:left w:val="single" w:sz="6" w:color="BFBFBF"/>
+              <w:bottom w:val="single" w:sz="6" w:color="BFBFBF"/>
+              <w:right w:val="single" w:sz="6" w:color="BFBFBF"/>
+            </w:tcBorders>
+          </w:tcPr>
+          <w:p>
+            <w:pPr>
+              <w:spacing w:after="40"/>
+            </w:pPr>
+            <w:r>
+              <w:rPr>
+                <w:rFonts w:ascii="Times New Roman" w:hAnsi="Times New Roman"/>
+                <w:sz w:val="20"/>
+              </w:rPr>
+            </w:r>
+            <w:r>
+              <w:rPr>
+                <w:rFonts w:ascii="Times New Roman" w:hAnsi="Times New Roman"/>
+                <w:sz w:val="20"/>
+              </w:rPr>
+              <w:t>12.6%</w:t>
+            </w:r>
+          </w:p>
+        </w:tc>
+        <w:tc>
+          <w:tcPr>
+            <w:tcW w:type="dxa" w:w="1337"/>
+            <w:vAlign w:val="top"/>
+            <w:tcBorders>
+              <w:top w:val="single" w:sz="6" w:color="BFBFBF"/>
+              <w:left w:val="single" w:sz="6" w:color="BFBFBF"/>
+              <w:bottom w:val="single" w:sz="6" w:color="BFBFBF"/>
+              <w:right w:val="single" w:sz="6" w:color="BFBFBF"/>
+            </w:tcBorders>
+          </w:tcPr>
+          <w:p>
+            <w:pPr>
+              <w:spacing w:after="40"/>
+            </w:pPr>
+            <w:r>
+              <w:rPr>
+                <w:rFonts w:ascii="Times New Roman" w:hAnsi="Times New Roman"/>
+                <w:sz w:val="20"/>
+              </w:rPr>
+            </w:r>
+            <w:r>
+              <w:rPr>
+                <w:rFonts w:ascii="Times New Roman" w:hAnsi="Times New Roman"/>
+                <w:sz w:val="20"/>
+              </w:rPr>
+              <w:t>86</w:t>
+            </w:r>
+          </w:p>
+        </w:tc>
+        <w:tc>
+          <w:tcPr>
+            <w:tcW w:type="dxa" w:w="1337"/>
+            <w:vAlign w:val="top"/>
+            <w:tcBorders>
+              <w:top w:val="single" w:sz="6" w:color="BFBFBF"/>
+              <w:left w:val="single" w:sz="6" w:color="BFBFBF"/>
+              <w:bottom w:val="single" w:sz="6" w:color="BFBFBF"/>
+              <w:right w:val="single" w:sz="6" w:color="BFBFBF"/>
+            </w:tcBorders>
+          </w:tcPr>
+          <w:p>
+            <w:pPr>
+              <w:spacing w:after="40"/>
+            </w:pPr>
+            <w:r>
+              <w:rPr>
+                <w:rFonts w:ascii="Times New Roman" w:hAnsi="Times New Roman"/>
+                <w:sz w:val="20"/>
+              </w:rPr>
+            </w:r>
+            <w:r>
+              <w:rPr>
+                <w:rFonts w:ascii="Times New Roman" w:hAnsi="Times New Roman"/>
+                <w:sz w:val="20"/>
+              </w:rPr>
+              <w:t>23.3%</w:t>
+            </w:r>
+          </w:p>
+        </w:tc>
+        <w:tc>
+          <w:tcPr>
+            <w:tcW w:type="dxa" w:w="1337"/>
+            <w:vAlign w:val="top"/>
+            <w:tcBorders>
+              <w:top w:val="single" w:sz="6" w:color="BFBFBF"/>
+              <w:left w:val="single" w:sz="6" w:color="BFBFBF"/>
+              <w:bottom w:val="single" w:sz="6" w:color="BFBFBF"/>
+              <w:right w:val="single" w:sz="6" w:color="BFBFBF"/>
+            </w:tcBorders>
+          </w:tcPr>
+          <w:p>
+            <w:pPr>
+              <w:spacing w:after="40"/>
+            </w:pPr>
+            <w:r>
+              <w:rPr>
+                <w:rFonts w:ascii="Times New Roman" w:hAnsi="Times New Roman"/>
+                <w:sz w:val="20"/>
+              </w:rPr>
+            </w:r>
+            <w:r>
+              <w:rPr>
+                <w:rFonts w:ascii="Times New Roman" w:hAnsi="Times New Roman"/>
+                <w:sz w:val="20"/>
+              </w:rPr>
+              <w:t>125</w:t>
+            </w:r>
+          </w:p>
+        </w:tc>
+        <w:tc>
+          <w:tcPr>
+            <w:tcW w:type="dxa" w:w="1337"/>
+            <w:vAlign w:val="top"/>
+            <w:tcBorders>
+              <w:top w:val="single" w:sz="6" w:color="BFBFBF"/>
+              <w:left w:val="single" w:sz="6" w:color="BFBFBF"/>
+              <w:bottom w:val="single" w:sz="6" w:color="BFBFBF"/>
+              <w:right w:val="single" w:sz="6" w:color="BFBFBF"/>
+            </w:tcBorders>
+          </w:tcPr>
+          <w:p>
+            <w:pPr>
+              <w:spacing w:after="40"/>
+            </w:pPr>
+            <w:r>
+              <w:rPr>
+                <w:rFonts w:ascii="Times New Roman" w:hAnsi="Times New Roman"/>
+                <w:sz w:val="20"/>
+              </w:rPr>
+            </w:r>
+            <w:r>
+              <w:rPr>
+                <w:rFonts w:ascii="Times New Roman" w:hAnsi="Times New Roman"/>
+                <w:b/>
+                <w:sz w:val="20"/>
+              </w:rPr>
+              <w:t>6.4%</w:t>
+            </w:r>
+          </w:p>
+        </w:tc>
+      </w:tr>
+      <w:tr>
+        <w:tc>
+          <w:tcPr>
+            <w:tcW w:type="dxa" w:w="1337"/>
+            <w:vAlign w:val="top"/>
+            <w:tcBorders>
+              <w:top w:val="single" w:sz="6" w:color="BFBFBF"/>
+              <w:left w:val="single" w:sz="6" w:color="BFBFBF"/>
+              <w:bottom w:val="single" w:sz="6" w:color="BFBFBF"/>
+              <w:right w:val="single" w:sz="6" w:color="BFBFBF"/>
+            </w:tcBorders>
+          </w:tcPr>
+          <w:p>
+            <w:pPr>
+              <w:spacing w:after="40"/>
+            </w:pPr>
+            <w:r>
+              <w:rPr>
+                <w:rFonts w:ascii="Times New Roman" w:hAnsi="Times New Roman"/>
+                <w:sz w:val="20"/>
+              </w:rPr>
+            </w:r>
+            <w:r>
+              <w:rPr>
+                <w:rFonts w:ascii="Times New Roman" w:hAnsi="Times New Roman"/>
+                <w:i/>
+                <w:sz w:val="20"/>
+              </w:rPr>
+              <w:t>Average Learners</w:t>
+            </w:r>
+          </w:p>
+        </w:tc>
+        <w:tc>
+          <w:tcPr>
+            <w:tcW w:type="dxa" w:w="1337"/>
+            <w:vAlign w:val="top"/>
+            <w:tcBorders>
+              <w:top w:val="single" w:sz="6" w:color="BFBFBF"/>
+              <w:left w:val="single" w:sz="6" w:color="BFBFBF"/>
+              <w:bottom w:val="single" w:sz="6" w:color="BFBFBF"/>
+              <w:right w:val="single" w:sz="6" w:color="BFBFBF"/>
+            </w:tcBorders>
+          </w:tcPr>
+          <w:p>
+            <w:pPr>
+              <w:spacing w:after="40"/>
+            </w:pPr>
+            <w:r>
+              <w:rPr>
+                <w:rFonts w:ascii="Times New Roman" w:hAnsi="Times New Roman"/>
+                <w:sz w:val="20"/>
+              </w:rPr>
+            </w:r>
+            <w:r>
+              <w:rPr>
+                <w:rFonts w:ascii="Times New Roman" w:hAnsi="Times New Roman"/>
+                <w:sz w:val="20"/>
+              </w:rPr>
+              <w:t>524</w:t>
+            </w:r>
+          </w:p>
+        </w:tc>
+        <w:tc>
+          <w:tcPr>
+            <w:tcW w:type="dxa" w:w="1337"/>
+            <w:vAlign w:val="top"/>
+            <w:tcBorders>
+              <w:top w:val="single" w:sz="6" w:color="BFBFBF"/>
+              <w:left w:val="single" w:sz="6" w:color="BFBFBF"/>
+              <w:bottom w:val="single" w:sz="6" w:color="BFBFBF"/>
+              <w:right w:val="single" w:sz="6" w:color="BFBFBF"/>
+            </w:tcBorders>
+          </w:tcPr>
+          <w:p>
+            <w:pPr>
+              <w:spacing w:after="40"/>
+            </w:pPr>
+            <w:r>
+              <w:rPr>
+                <w:rFonts w:ascii="Times New Roman" w:hAnsi="Times New Roman"/>
+                <w:sz w:val="20"/>
+              </w:rPr>
+            </w:r>
+            <w:r>
+              <w:rPr>
+                <w:rFonts w:ascii="Times New Roman" w:hAnsi="Times New Roman"/>
+                <w:sz w:val="20"/>
+              </w:rPr>
+              <w:t>21.4%</w:t>
+            </w:r>
+          </w:p>
+        </w:tc>
+        <w:tc>
+          <w:tcPr>
+            <w:tcW w:type="dxa" w:w="1337"/>
+            <w:vAlign w:val="top"/>
+            <w:tcBorders>
+              <w:top w:val="single" w:sz="6" w:color="BFBFBF"/>
+              <w:left w:val="single" w:sz="6" w:color="BFBFBF"/>
+              <w:bottom w:val="single" w:sz="6" w:color="BFBFBF"/>
+              <w:right w:val="single" w:sz="6" w:color="BFBFBF"/>
+            </w:tcBorders>
+          </w:tcPr>
+          <w:p>
+            <w:pPr>
+              <w:spacing w:after="40"/>
+            </w:pPr>
+            <w:r>
+              <w:rPr>
+                <w:rFonts w:ascii="Times New Roman" w:hAnsi="Times New Roman"/>
+                <w:sz w:val="20"/>
+              </w:rPr>
+            </w:r>
+            <w:r>
+              <w:rPr>
+                <w:rFonts w:ascii="Times New Roman" w:hAnsi="Times New Roman"/>
+                <w:sz w:val="20"/>
+              </w:rPr>
+              <w:t>202</w:t>
+            </w:r>
+          </w:p>
+        </w:tc>
+        <w:tc>
+          <w:tcPr>
+            <w:tcW w:type="dxa" w:w="1337"/>
+            <w:vAlign w:val="top"/>
+            <w:tcBorders>
+              <w:top w:val="single" w:sz="6" w:color="BFBFBF"/>
+              <w:left w:val="single" w:sz="6" w:color="BFBFBF"/>
+              <w:bottom w:val="single" w:sz="6" w:color="BFBFBF"/>
+              <w:right w:val="single" w:sz="6" w:color="BFBFBF"/>
+            </w:tcBorders>
+          </w:tcPr>
+          <w:p>
+            <w:pPr>
+              <w:spacing w:after="40"/>
+            </w:pPr>
+            <w:r>
+              <w:rPr>
+                <w:rFonts w:ascii="Times New Roman" w:hAnsi="Times New Roman"/>
+                <w:sz w:val="20"/>
+              </w:rPr>
+            </w:r>
+            <w:r>
+              <w:rPr>
+                <w:rFonts w:ascii="Times New Roman" w:hAnsi="Times New Roman"/>
+                <w:sz w:val="20"/>
+              </w:rPr>
+              <w:t>32.2%</w:t>
+            </w:r>
+          </w:p>
+        </w:tc>
+        <w:tc>
+          <w:tcPr>
+            <w:tcW w:type="dxa" w:w="1337"/>
+            <w:vAlign w:val="top"/>
+            <w:tcBorders>
+              <w:top w:val="single" w:sz="6" w:color="BFBFBF"/>
+              <w:left w:val="single" w:sz="6" w:color="BFBFBF"/>
+              <w:bottom w:val="single" w:sz="6" w:color="BFBFBF"/>
+              <w:right w:val="single" w:sz="6" w:color="BFBFBF"/>
+            </w:tcBorders>
+          </w:tcPr>
+          <w:p>
+            <w:pPr>
+              <w:spacing w:after="40"/>
+            </w:pPr>
+            <w:r>
+              <w:rPr>
+                <w:rFonts w:ascii="Times New Roman" w:hAnsi="Times New Roman"/>
+                <w:sz w:val="20"/>
+              </w:rPr>
+            </w:r>
+            <w:r>
+              <w:rPr>
+                <w:rFonts w:ascii="Times New Roman" w:hAnsi="Times New Roman"/>
+                <w:sz w:val="20"/>
+              </w:rPr>
+              <w:t>313</w:t>
+            </w:r>
+          </w:p>
+        </w:tc>
+        <w:tc>
+          <w:tcPr>
+            <w:tcW w:type="dxa" w:w="1337"/>
+            <w:vAlign w:val="top"/>
+            <w:tcBorders>
+              <w:top w:val="single" w:sz="6" w:color="BFBFBF"/>
+              <w:left w:val="single" w:sz="6" w:color="BFBFBF"/>
+              <w:bottom w:val="single" w:sz="6" w:color="BFBFBF"/>
+              <w:right w:val="single" w:sz="6" w:color="BFBFBF"/>
+            </w:tcBorders>
+          </w:tcPr>
+          <w:p>
+            <w:pPr>
+              <w:spacing w:after="40"/>
+            </w:pPr>
+            <w:r>
+              <w:rPr>
+                <w:rFonts w:ascii="Times New Roman" w:hAnsi="Times New Roman"/>
+                <w:sz w:val="20"/>
+              </w:rPr>
+            </w:r>
+            <w:r>
+              <w:rPr>
+                <w:rFonts w:ascii="Times New Roman" w:hAnsi="Times New Roman"/>
+                <w:sz w:val="20"/>
+              </w:rPr>
+              <w:t>15.0%</w:t>
+            </w:r>
+          </w:p>
+        </w:tc>
+      </w:tr>
+      <w:tr>
+        <w:tc>
+          <w:tcPr>
+            <w:tcW w:type="dxa" w:w="1337"/>
+            <w:vAlign w:val="top"/>
+            <w:tcBorders>
+              <w:top w:val="single" w:sz="6" w:color="BFBFBF"/>
+              <w:left w:val="single" w:sz="6" w:color="BFBFBF"/>
+              <w:bottom w:val="single" w:sz="6" w:color="BFBFBF"/>
+              <w:right w:val="single" w:sz="6" w:color="BFBFBF"/>
+            </w:tcBorders>
+          </w:tcPr>
+          <w:p>
+            <w:pPr>
+              <w:spacing w:after="40"/>
+            </w:pPr>
+            <w:r>
+              <w:rPr>
+                <w:rFonts w:ascii="Times New Roman" w:hAnsi="Times New Roman"/>
+                <w:sz w:val="20"/>
+              </w:rPr>
+            </w:r>
+            <w:r>
+              <w:rPr>
+                <w:rFonts w:ascii="Times New Roman" w:hAnsi="Times New Roman"/>
+                <w:i/>
+                <w:sz w:val="20"/>
+              </w:rPr>
+              <w:t>Social Risk Group</w:t>
+            </w:r>
+          </w:p>
+        </w:tc>
+        <w:tc>
+          <w:tcPr>
+            <w:tcW w:type="dxa" w:w="1337"/>
+            <w:vAlign w:val="top"/>
+            <w:tcBorders>
+              <w:top w:val="single" w:sz="6" w:color="BFBFBF"/>
+              <w:left w:val="single" w:sz="6" w:color="BFBFBF"/>
+              <w:bottom w:val="single" w:sz="6" w:color="BFBFBF"/>
+              <w:right w:val="single" w:sz="6" w:color="BFBFBF"/>
+            </w:tcBorders>
+          </w:tcPr>
+          <w:p>
+            <w:pPr>
+              <w:spacing w:after="40"/>
+            </w:pPr>
+            <w:r>
+              <w:rPr>
+                <w:rFonts w:ascii="Times New Roman" w:hAnsi="Times New Roman"/>
+                <w:sz w:val="20"/>
+              </w:rPr>
+            </w:r>
+            <w:r>
+              <w:rPr>
+                <w:rFonts w:ascii="Times New Roman" w:hAnsi="Times New Roman"/>
+                <w:sz w:val="20"/>
+              </w:rPr>
+              <w:t>313</w:t>
+            </w:r>
+          </w:p>
+        </w:tc>
+        <w:tc>
+          <w:tcPr>
+            <w:tcW w:type="dxa" w:w="1337"/>
+            <w:vAlign w:val="top"/>
+            <w:tcBorders>
+              <w:top w:val="single" w:sz="6" w:color="BFBFBF"/>
+              <w:left w:val="single" w:sz="6" w:color="BFBFBF"/>
+              <w:bottom w:val="single" w:sz="6" w:color="BFBFBF"/>
+              <w:right w:val="single" w:sz="6" w:color="BFBFBF"/>
+            </w:tcBorders>
+          </w:tcPr>
+          <w:p>
+            <w:pPr>
+              <w:spacing w:after="40"/>
+            </w:pPr>
+            <w:r>
+              <w:rPr>
+                <w:rFonts w:ascii="Times New Roman" w:hAnsi="Times New Roman"/>
+                <w:sz w:val="20"/>
+              </w:rPr>
+            </w:r>
+            <w:r>
+              <w:rPr>
+                <w:rFonts w:ascii="Times New Roman" w:hAnsi="Times New Roman"/>
+                <w:sz w:val="20"/>
+              </w:rPr>
+              <w:t>29.4%</w:t>
+            </w:r>
+          </w:p>
+        </w:tc>
+        <w:tc>
+          <w:tcPr>
+            <w:tcW w:type="dxa" w:w="1337"/>
+            <w:vAlign w:val="top"/>
+            <w:tcBorders>
+              <w:top w:val="single" w:sz="6" w:color="BFBFBF"/>
+              <w:left w:val="single" w:sz="6" w:color="BFBFBF"/>
+              <w:bottom w:val="single" w:sz="6" w:color="BFBFBF"/>
+              <w:right w:val="single" w:sz="6" w:color="BFBFBF"/>
+            </w:tcBorders>
+          </w:tcPr>
+          <w:p>
+            <w:pPr>
+              <w:spacing w:after="40"/>
+            </w:pPr>
+            <w:r>
+              <w:rPr>
+                <w:rFonts w:ascii="Times New Roman" w:hAnsi="Times New Roman"/>
+                <w:sz w:val="20"/>
+              </w:rPr>
+            </w:r>
+            <w:r>
+              <w:rPr>
+                <w:rFonts w:ascii="Times New Roman" w:hAnsi="Times New Roman"/>
+                <w:sz w:val="20"/>
+              </w:rPr>
+              <w:t>107</w:t>
+            </w:r>
+          </w:p>
+        </w:tc>
+        <w:tc>
+          <w:tcPr>
+            <w:tcW w:type="dxa" w:w="1337"/>
+            <w:vAlign w:val="top"/>
+            <w:tcBorders>
+              <w:top w:val="single" w:sz="6" w:color="BFBFBF"/>
+              <w:left w:val="single" w:sz="6" w:color="BFBFBF"/>
+              <w:bottom w:val="single" w:sz="6" w:color="BFBFBF"/>
+              <w:right w:val="single" w:sz="6" w:color="BFBFBF"/>
+            </w:tcBorders>
+          </w:tcPr>
+          <w:p>
+            <w:pPr>
+              <w:spacing w:after="40"/>
+            </w:pPr>
+            <w:r>
+              <w:rPr>
+                <w:rFonts w:ascii="Times New Roman" w:hAnsi="Times New Roman"/>
+                <w:sz w:val="20"/>
+              </w:rPr>
+            </w:r>
+            <w:r>
+              <w:rPr>
+                <w:rFonts w:ascii="Times New Roman" w:hAnsi="Times New Roman"/>
+                <w:b/>
+                <w:sz w:val="20"/>
+              </w:rPr>
+              <w:t>42.1%</w:t>
+            </w:r>
+          </w:p>
+        </w:tc>
+        <w:tc>
+          <w:tcPr>
+            <w:tcW w:type="dxa" w:w="1337"/>
+            <w:vAlign w:val="top"/>
+            <w:tcBorders>
+              <w:top w:val="single" w:sz="6" w:color="BFBFBF"/>
+              <w:left w:val="single" w:sz="6" w:color="BFBFBF"/>
+              <w:bottom w:val="single" w:sz="6" w:color="BFBFBF"/>
+              <w:right w:val="single" w:sz="6" w:color="BFBFBF"/>
+            </w:tcBorders>
+          </w:tcPr>
+          <w:p>
+            <w:pPr>
+              <w:spacing w:after="40"/>
+            </w:pPr>
+            <w:r>
+              <w:rPr>
+                <w:rFonts w:ascii="Times New Roman" w:hAnsi="Times New Roman"/>
+                <w:sz w:val="20"/>
+              </w:rPr>
+            </w:r>
+            <w:r>
+              <w:rPr>
+                <w:rFonts w:ascii="Times New Roman" w:hAnsi="Times New Roman"/>
+                <w:sz w:val="20"/>
+              </w:rPr>
+              <w:t>211</w:t>
+            </w:r>
+          </w:p>
+        </w:tc>
+        <w:tc>
+          <w:tcPr>
+            <w:tcW w:type="dxa" w:w="1337"/>
+            <w:vAlign w:val="top"/>
+            <w:tcBorders>
+              <w:top w:val="single" w:sz="6" w:color="BFBFBF"/>
+              <w:left w:val="single" w:sz="6" w:color="BFBFBF"/>
+              <w:bottom w:val="single" w:sz="6" w:color="BFBFBF"/>
+              <w:right w:val="single" w:sz="6" w:color="BFBFBF"/>
+            </w:tcBorders>
+          </w:tcPr>
+          <w:p>
+            <w:pPr>
+              <w:spacing w:after="40"/>
+            </w:pPr>
+            <w:r>
+              <w:rPr>
+                <w:rFonts w:ascii="Times New Roman" w:hAnsi="Times New Roman"/>
+                <w:sz w:val="20"/>
+              </w:rPr>
+            </w:r>
+            <w:r>
+              <w:rPr>
+                <w:rFonts w:ascii="Times New Roman" w:hAnsi="Times New Roman"/>
+                <w:sz w:val="20"/>
+              </w:rPr>
+              <w:t>21.3%</w:t>
+            </w:r>
+          </w:p>
+        </w:tc>
+      </w:tr>
+    </w:tbl>
+    <w:p>
+      <w:pPr>
+        <w:spacing w:after="120"/>
+      </w:pPr>
+    </w:p>
+    <w:p>
+      <w:pPr>
+        <w:spacing w:lineRule="auto" w:line="276" w:after="120"/>
+        <w:jc w:val="both"/>
+      </w:pPr>
+      <w:r>
+        <w:rPr>
+          <w:rFonts w:ascii="Times New Roman" w:hAnsi="Times New Roman"/>
+          <w:sz w:val="24"/>
+        </w:rPr>
+        <w:t xml:space="preserve">The most informative observation in Table 4b is that the </w:t>
+      </w:r>
+      <w:r>
+        <w:rPr>
+          <w:rFonts w:ascii="Times New Roman" w:hAnsi="Times New Roman"/>
+          <w:i/>
+          <w:sz w:val="24"/>
+        </w:rPr>
+        <w:t>Social Risk Group</w:t>
+      </w:r>
+      <w:r>
+        <w:rPr>
+          <w:rFonts w:ascii="Times New Roman" w:hAnsi="Times New Roman"/>
+          <w:sz w:val="24"/>
+        </w:rPr>
+        <w:t xml:space="preserve"> archetype carries very different operational risk depending on subject. In Mathematics, 42.1% of Social Risk Group students fail the final — almost half. In Portuguese, the same archetype fails at 21.3% — about the same rate as the combined-cohort </w:t>
+      </w:r>
+      <w:r>
+        <w:rPr>
+          <w:rFonts w:ascii="Times New Roman" w:hAnsi="Times New Roman"/>
+          <w:i/>
+          <w:sz w:val="24"/>
+        </w:rPr>
+        <w:t>Average Learners</w:t>
+      </w:r>
+      <w:r>
+        <w:rPr>
+          <w:rFonts w:ascii="Times New Roman" w:hAnsi="Times New Roman"/>
+          <w:sz w:val="24"/>
+        </w:rPr>
+        <w:t>. A Portuguese teacher seeing a Social Risk Group student needs a different response than a Math teacher seeing the same profile. The 20-point spread is invisible to the combined model, and only emerges once the dashboard's Subject toggle re-fits K-Means on each sub-cohort.</w:t>
+      </w:r>
+    </w:p>
+    <w:p>
+      <w:pPr>
+        <w:spacing w:lineRule="auto" w:line="276" w:after="120"/>
+        <w:jc w:val="both"/>
+      </w:pPr>
+      <w:r>
+        <w:rPr>
+          <w:rFonts w:ascii="Times New Roman" w:hAnsi="Times New Roman"/>
+          <w:sz w:val="24"/>
+        </w:rPr>
+        <w:t xml:space="preserve">A second observation: even </w:t>
+      </w:r>
+      <w:r>
+        <w:rPr>
+          <w:rFonts w:ascii="Times New Roman" w:hAnsi="Times New Roman"/>
+          <w:i/>
+          <w:sz w:val="24"/>
+        </w:rPr>
+        <w:t>Focused Achievers</w:t>
+      </w:r>
+      <w:r>
+        <w:rPr>
+          <w:rFonts w:ascii="Times New Roman" w:hAnsi="Times New Roman"/>
+          <w:sz w:val="24"/>
+        </w:rPr>
+        <w:t xml:space="preserve"> in Mathematics fail at 23.3% — higher than the combined cohort's </w:t>
+      </w:r>
+      <w:r>
+        <w:rPr>
+          <w:rFonts w:ascii="Times New Roman" w:hAnsi="Times New Roman"/>
+          <w:i/>
+          <w:sz w:val="24"/>
+        </w:rPr>
+        <w:t>Average Learners</w:t>
+      </w:r>
+      <w:r>
+        <w:rPr>
+          <w:rFonts w:ascii="Times New Roman" w:hAnsi="Times New Roman"/>
+          <w:sz w:val="24"/>
+        </w:rPr>
+        <w:t xml:space="preserve">. The Math curriculum is structurally harder in this dataset, so the lowest-risk lifestyle archetype in Math is still more at-risk than the middle archetype in the combined view. The dashboard surfaces this by recomputing the percentage on the </w:t>
+      </w:r>
+      <w:r>
+        <w:rPr>
+          <w:rFonts w:ascii="Times New Roman" w:hAnsi="Times New Roman"/>
+          <w:i/>
+          <w:sz w:val="24"/>
+        </w:rPr>
+        <w:t>AT-RISK</w:t>
+      </w:r>
+      <w:r>
+        <w:rPr>
+          <w:rFonts w:ascii="Times New Roman" w:hAnsi="Times New Roman"/>
+          <w:sz w:val="24"/>
+        </w:rPr>
+        <w:t xml:space="preserve"> badge live as the user clicks through the Subject toggle.</w:t>
       </w:r>
     </w:p>
     <w:p>

--- a/REPORT.docx
+++ b/REPORT.docx
@@ -14624,6 +14624,1632 @@
           <w:b/>
           <w:sz w:val="24"/>
         </w:rPr>
+        <w:t>7.3.2 Fairness audit: subgroup-conditional metrics by gender</w:t>
+      </w:r>
+    </w:p>
+    <w:p>
+      <w:pPr>
+        <w:spacing w:lineRule="auto" w:line="276" w:after="120"/>
+        <w:jc w:val="both"/>
+      </w:pPr>
+      <w:r>
+        <w:rPr>
+          <w:rFonts w:ascii="Times New Roman" w:hAnsi="Times New Roman"/>
+          <w:sz w:val="24"/>
+        </w:rPr>
+        <w:t xml:space="preserve">A model whose aggregate metrics look acceptable can still produce disparate operational outcomes across demographic subgroups. We therefore report subgroup-conditional metrics for the combined Random Forest, broken down by the </w:t>
+      </w:r>
+      <w:r>
+        <w:rPr>
+          <w:rFonts w:ascii="Consolas" w:hAnsi="Consolas"/>
+          <w:sz w:val="20"/>
+        </w:rPr>
+        <w:t>sex</w:t>
+      </w:r>
+      <w:r>
+        <w:rPr>
+          <w:rFonts w:ascii="Times New Roman" w:hAnsi="Times New Roman"/>
+          <w:sz w:val="24"/>
+        </w:rPr>
+        <w:t xml:space="preserve"> attribute (the most plainly demographic axis available in the dataset). The decomposition uses the same held-out test rows (n = 209) as Table 6.</w:t>
+      </w:r>
+    </w:p>
+    <w:p>
+      <w:pPr>
+        <w:spacing w:lineRule="auto" w:line="276" w:after="120"/>
+        <w:jc w:val="both"/>
+      </w:pPr>
+      <w:r>
+        <w:rPr>
+          <w:rFonts w:ascii="Times New Roman" w:hAnsi="Times New Roman"/>
+          <w:b/>
+          <w:sz w:val="24"/>
+        </w:rPr>
+        <w:t>Table 7 — Gender-conditional performance of the combined Random Forest on the held-out test set</w:t>
+      </w:r>
+    </w:p>
+    <w:tbl>
+      <w:tblPr>
+        <w:tblW w:type="auto" w:w="0"/>
+        <w:tblLayout w:type="autofit"/>
+        <w:tblLook w:firstColumn="1" w:firstRow="1" w:lastColumn="0" w:lastRow="0" w:noHBand="0" w:noVBand="1" w:val="04A0"/>
+      </w:tblPr>
+      <w:tblGrid>
+        <w:gridCol w:w="936"/>
+        <w:gridCol w:w="936"/>
+        <w:gridCol w:w="936"/>
+        <w:gridCol w:w="936"/>
+        <w:gridCol w:w="936"/>
+        <w:gridCol w:w="936"/>
+        <w:gridCol w:w="936"/>
+        <w:gridCol w:w="936"/>
+        <w:gridCol w:w="936"/>
+        <w:gridCol w:w="936"/>
+      </w:tblGrid>
+      <w:tr>
+        <w:tc>
+          <w:tcPr>
+            <w:tcW w:type="dxa" w:w="936"/>
+            <w:vAlign w:val="top"/>
+            <w:tcBorders>
+              <w:top w:val="single" w:sz="6" w:color="BFBFBF"/>
+              <w:left w:val="single" w:sz="6" w:color="BFBFBF"/>
+              <w:bottom w:val="single" w:sz="6" w:color="BFBFBF"/>
+              <w:right w:val="single" w:sz="6" w:color="BFBFBF"/>
+            </w:tcBorders>
+            <w:shd w:val="clear" w:color="auto" w:fill="D9E1F2"/>
+          </w:tcPr>
+          <w:p>
+            <w:pPr>
+              <w:spacing w:after="40"/>
+            </w:pPr>
+            <w:r>
+              <w:rPr>
+                <w:rFonts w:ascii="Times New Roman" w:hAnsi="Times New Roman"/>
+                <w:b/>
+                <w:sz w:val="20"/>
+              </w:rPr>
+            </w:r>
+            <w:r>
+              <w:rPr>
+                <w:rFonts w:ascii="Times New Roman" w:hAnsi="Times New Roman"/>
+                <w:b/>
+                <w:sz w:val="20"/>
+              </w:rPr>
+              <w:t>Subgroup</w:t>
+            </w:r>
+          </w:p>
+        </w:tc>
+        <w:tc>
+          <w:tcPr>
+            <w:tcW w:type="dxa" w:w="936"/>
+            <w:vAlign w:val="top"/>
+            <w:tcBorders>
+              <w:top w:val="single" w:sz="6" w:color="BFBFBF"/>
+              <w:left w:val="single" w:sz="6" w:color="BFBFBF"/>
+              <w:bottom w:val="single" w:sz="6" w:color="BFBFBF"/>
+              <w:right w:val="single" w:sz="6" w:color="BFBFBF"/>
+            </w:tcBorders>
+            <w:shd w:val="clear" w:color="auto" w:fill="D9E1F2"/>
+          </w:tcPr>
+          <w:p>
+            <w:pPr>
+              <w:spacing w:after="40"/>
+            </w:pPr>
+            <w:r>
+              <w:rPr>
+                <w:rFonts w:ascii="Times New Roman" w:hAnsi="Times New Roman"/>
+                <w:b/>
+                <w:sz w:val="20"/>
+              </w:rPr>
+            </w:r>
+            <w:r>
+              <w:rPr>
+                <w:rFonts w:ascii="Times New Roman" w:hAnsi="Times New Roman"/>
+                <w:b/>
+                <w:sz w:val="20"/>
+              </w:rPr>
+              <w:t>n (test)</w:t>
+            </w:r>
+          </w:p>
+        </w:tc>
+        <w:tc>
+          <w:tcPr>
+            <w:tcW w:type="dxa" w:w="936"/>
+            <w:vAlign w:val="top"/>
+            <w:tcBorders>
+              <w:top w:val="single" w:sz="6" w:color="BFBFBF"/>
+              <w:left w:val="single" w:sz="6" w:color="BFBFBF"/>
+              <w:bottom w:val="single" w:sz="6" w:color="BFBFBF"/>
+              <w:right w:val="single" w:sz="6" w:color="BFBFBF"/>
+            </w:tcBorders>
+            <w:shd w:val="clear" w:color="auto" w:fill="D9E1F2"/>
+          </w:tcPr>
+          <w:p>
+            <w:pPr>
+              <w:spacing w:after="40"/>
+            </w:pPr>
+            <w:r>
+              <w:rPr>
+                <w:rFonts w:ascii="Times New Roman" w:hAnsi="Times New Roman"/>
+                <w:b/>
+                <w:sz w:val="20"/>
+              </w:rPr>
+            </w:r>
+            <w:r>
+              <w:rPr>
+                <w:rFonts w:ascii="Times New Roman" w:hAnsi="Times New Roman"/>
+                <w:b/>
+                <w:sz w:val="20"/>
+              </w:rPr>
+              <w:t>At-risk (test)</w:t>
+            </w:r>
+          </w:p>
+        </w:tc>
+        <w:tc>
+          <w:tcPr>
+            <w:tcW w:type="dxa" w:w="936"/>
+            <w:vAlign w:val="top"/>
+            <w:tcBorders>
+              <w:top w:val="single" w:sz="6" w:color="BFBFBF"/>
+              <w:left w:val="single" w:sz="6" w:color="BFBFBF"/>
+              <w:bottom w:val="single" w:sz="6" w:color="BFBFBF"/>
+              <w:right w:val="single" w:sz="6" w:color="BFBFBF"/>
+            </w:tcBorders>
+            <w:shd w:val="clear" w:color="auto" w:fill="D9E1F2"/>
+          </w:tcPr>
+          <w:p>
+            <w:pPr>
+              <w:spacing w:after="40"/>
+            </w:pPr>
+            <w:r>
+              <w:rPr>
+                <w:rFonts w:ascii="Times New Roman" w:hAnsi="Times New Roman"/>
+                <w:b/>
+                <w:sz w:val="20"/>
+              </w:rPr>
+            </w:r>
+            <w:r>
+              <w:rPr>
+                <w:rFonts w:ascii="Times New Roman" w:hAnsi="Times New Roman"/>
+                <w:b/>
+                <w:sz w:val="20"/>
+              </w:rPr>
+              <w:t>Accuracy</w:t>
+            </w:r>
+          </w:p>
+        </w:tc>
+        <w:tc>
+          <w:tcPr>
+            <w:tcW w:type="dxa" w:w="936"/>
+            <w:vAlign w:val="top"/>
+            <w:tcBorders>
+              <w:top w:val="single" w:sz="6" w:color="BFBFBF"/>
+              <w:left w:val="single" w:sz="6" w:color="BFBFBF"/>
+              <w:bottom w:val="single" w:sz="6" w:color="BFBFBF"/>
+              <w:right w:val="single" w:sz="6" w:color="BFBFBF"/>
+            </w:tcBorders>
+            <w:shd w:val="clear" w:color="auto" w:fill="D9E1F2"/>
+          </w:tcPr>
+          <w:p>
+            <w:pPr>
+              <w:spacing w:after="40"/>
+            </w:pPr>
+            <w:r>
+              <w:rPr>
+                <w:rFonts w:ascii="Times New Roman" w:hAnsi="Times New Roman"/>
+                <w:b/>
+                <w:sz w:val="20"/>
+              </w:rPr>
+            </w:r>
+            <w:r>
+              <w:rPr>
+                <w:rFonts w:ascii="Times New Roman" w:hAnsi="Times New Roman"/>
+                <w:b/>
+                <w:sz w:val="20"/>
+              </w:rPr>
+              <w:t>Precision</w:t>
+            </w:r>
+          </w:p>
+        </w:tc>
+        <w:tc>
+          <w:tcPr>
+            <w:tcW w:type="dxa" w:w="936"/>
+            <w:vAlign w:val="top"/>
+            <w:tcBorders>
+              <w:top w:val="single" w:sz="6" w:color="BFBFBF"/>
+              <w:left w:val="single" w:sz="6" w:color="BFBFBF"/>
+              <w:bottom w:val="single" w:sz="6" w:color="BFBFBF"/>
+              <w:right w:val="single" w:sz="6" w:color="BFBFBF"/>
+            </w:tcBorders>
+            <w:shd w:val="clear" w:color="auto" w:fill="D9E1F2"/>
+          </w:tcPr>
+          <w:p>
+            <w:pPr>
+              <w:spacing w:after="40"/>
+            </w:pPr>
+            <w:r>
+              <w:rPr>
+                <w:rFonts w:ascii="Times New Roman" w:hAnsi="Times New Roman"/>
+                <w:b/>
+                <w:sz w:val="20"/>
+              </w:rPr>
+            </w:r>
+            <w:r>
+              <w:rPr>
+                <w:rFonts w:ascii="Times New Roman" w:hAnsi="Times New Roman"/>
+                <w:b/>
+                <w:sz w:val="20"/>
+              </w:rPr>
+              <w:t>Recall</w:t>
+            </w:r>
+          </w:p>
+        </w:tc>
+        <w:tc>
+          <w:tcPr>
+            <w:tcW w:type="dxa" w:w="936"/>
+            <w:vAlign w:val="top"/>
+            <w:tcBorders>
+              <w:top w:val="single" w:sz="6" w:color="BFBFBF"/>
+              <w:left w:val="single" w:sz="6" w:color="BFBFBF"/>
+              <w:bottom w:val="single" w:sz="6" w:color="BFBFBF"/>
+              <w:right w:val="single" w:sz="6" w:color="BFBFBF"/>
+            </w:tcBorders>
+            <w:shd w:val="clear" w:color="auto" w:fill="D9E1F2"/>
+          </w:tcPr>
+          <w:p>
+            <w:pPr>
+              <w:spacing w:after="40"/>
+            </w:pPr>
+            <w:r>
+              <w:rPr>
+                <w:rFonts w:ascii="Times New Roman" w:hAnsi="Times New Roman"/>
+                <w:b/>
+                <w:sz w:val="20"/>
+              </w:rPr>
+            </w:r>
+            <w:r>
+              <w:rPr>
+                <w:rFonts w:ascii="Times New Roman" w:hAnsi="Times New Roman"/>
+                <w:b/>
+                <w:sz w:val="20"/>
+              </w:rPr>
+              <w:t>F1</w:t>
+            </w:r>
+          </w:p>
+        </w:tc>
+        <w:tc>
+          <w:tcPr>
+            <w:tcW w:type="dxa" w:w="936"/>
+            <w:vAlign w:val="top"/>
+            <w:tcBorders>
+              <w:top w:val="single" w:sz="6" w:color="BFBFBF"/>
+              <w:left w:val="single" w:sz="6" w:color="BFBFBF"/>
+              <w:bottom w:val="single" w:sz="6" w:color="BFBFBF"/>
+              <w:right w:val="single" w:sz="6" w:color="BFBFBF"/>
+            </w:tcBorders>
+            <w:shd w:val="clear" w:color="auto" w:fill="D9E1F2"/>
+          </w:tcPr>
+          <w:p>
+            <w:pPr>
+              <w:spacing w:after="40"/>
+            </w:pPr>
+            <w:r>
+              <w:rPr>
+                <w:rFonts w:ascii="Times New Roman" w:hAnsi="Times New Roman"/>
+                <w:b/>
+                <w:sz w:val="20"/>
+              </w:rPr>
+            </w:r>
+            <w:r>
+              <w:rPr>
+                <w:rFonts w:ascii="Times New Roman" w:hAnsi="Times New Roman"/>
+                <w:b/>
+                <w:sz w:val="20"/>
+              </w:rPr>
+              <w:t>Caught</w:t>
+            </w:r>
+          </w:p>
+        </w:tc>
+        <w:tc>
+          <w:tcPr>
+            <w:tcW w:type="dxa" w:w="936"/>
+            <w:vAlign w:val="top"/>
+            <w:tcBorders>
+              <w:top w:val="single" w:sz="6" w:color="BFBFBF"/>
+              <w:left w:val="single" w:sz="6" w:color="BFBFBF"/>
+              <w:bottom w:val="single" w:sz="6" w:color="BFBFBF"/>
+              <w:right w:val="single" w:sz="6" w:color="BFBFBF"/>
+            </w:tcBorders>
+            <w:shd w:val="clear" w:color="auto" w:fill="D9E1F2"/>
+          </w:tcPr>
+          <w:p>
+            <w:pPr>
+              <w:spacing w:after="40"/>
+            </w:pPr>
+            <w:r>
+              <w:rPr>
+                <w:rFonts w:ascii="Times New Roman" w:hAnsi="Times New Roman"/>
+                <w:b/>
+                <w:sz w:val="20"/>
+              </w:rPr>
+            </w:r>
+            <w:r>
+              <w:rPr>
+                <w:rFonts w:ascii="Times New Roman" w:hAnsi="Times New Roman"/>
+                <w:b/>
+                <w:sz w:val="20"/>
+              </w:rPr>
+              <w:t>Missed</w:t>
+            </w:r>
+          </w:p>
+        </w:tc>
+        <w:tc>
+          <w:tcPr>
+            <w:tcW w:type="dxa" w:w="936"/>
+            <w:vAlign w:val="top"/>
+            <w:tcBorders>
+              <w:top w:val="single" w:sz="6" w:color="BFBFBF"/>
+              <w:left w:val="single" w:sz="6" w:color="BFBFBF"/>
+              <w:bottom w:val="single" w:sz="6" w:color="BFBFBF"/>
+              <w:right w:val="single" w:sz="6" w:color="BFBFBF"/>
+            </w:tcBorders>
+            <w:shd w:val="clear" w:color="auto" w:fill="D9E1F2"/>
+          </w:tcPr>
+          <w:p>
+            <w:pPr>
+              <w:spacing w:after="40"/>
+            </w:pPr>
+            <w:r>
+              <w:rPr>
+                <w:rFonts w:ascii="Times New Roman" w:hAnsi="Times New Roman"/>
+                <w:b/>
+                <w:sz w:val="20"/>
+              </w:rPr>
+            </w:r>
+            <w:r>
+              <w:rPr>
+                <w:rFonts w:ascii="Times New Roman" w:hAnsi="Times New Roman"/>
+                <w:b/>
+                <w:sz w:val="20"/>
+              </w:rPr>
+              <w:t>Selection rate</w:t>
+            </w:r>
+          </w:p>
+        </w:tc>
+      </w:tr>
+      <w:tr>
+        <w:tc>
+          <w:tcPr>
+            <w:tcW w:type="dxa" w:w="936"/>
+            <w:vAlign w:val="top"/>
+            <w:tcBorders>
+              <w:top w:val="single" w:sz="6" w:color="BFBFBF"/>
+              <w:left w:val="single" w:sz="6" w:color="BFBFBF"/>
+              <w:bottom w:val="single" w:sz="6" w:color="BFBFBF"/>
+              <w:right w:val="single" w:sz="6" w:color="BFBFBF"/>
+            </w:tcBorders>
+          </w:tcPr>
+          <w:p>
+            <w:pPr>
+              <w:spacing w:after="40"/>
+            </w:pPr>
+            <w:r>
+              <w:rPr>
+                <w:rFonts w:ascii="Times New Roman" w:hAnsi="Times New Roman"/>
+                <w:sz w:val="20"/>
+              </w:rPr>
+            </w:r>
+            <w:r>
+              <w:rPr>
+                <w:rFonts w:ascii="Times New Roman" w:hAnsi="Times New Roman"/>
+                <w:b/>
+                <w:sz w:val="20"/>
+              </w:rPr>
+              <w:t>Female</w:t>
+            </w:r>
+          </w:p>
+        </w:tc>
+        <w:tc>
+          <w:tcPr>
+            <w:tcW w:type="dxa" w:w="936"/>
+            <w:vAlign w:val="top"/>
+            <w:tcBorders>
+              <w:top w:val="single" w:sz="6" w:color="BFBFBF"/>
+              <w:left w:val="single" w:sz="6" w:color="BFBFBF"/>
+              <w:bottom w:val="single" w:sz="6" w:color="BFBFBF"/>
+              <w:right w:val="single" w:sz="6" w:color="BFBFBF"/>
+            </w:tcBorders>
+          </w:tcPr>
+          <w:p>
+            <w:pPr>
+              <w:spacing w:after="40"/>
+            </w:pPr>
+            <w:r>
+              <w:rPr>
+                <w:rFonts w:ascii="Times New Roman" w:hAnsi="Times New Roman"/>
+                <w:sz w:val="20"/>
+              </w:rPr>
+            </w:r>
+            <w:r>
+              <w:rPr>
+                <w:rFonts w:ascii="Times New Roman" w:hAnsi="Times New Roman"/>
+                <w:sz w:val="20"/>
+              </w:rPr>
+              <w:t>115</w:t>
+            </w:r>
+          </w:p>
+        </w:tc>
+        <w:tc>
+          <w:tcPr>
+            <w:tcW w:type="dxa" w:w="936"/>
+            <w:vAlign w:val="top"/>
+            <w:tcBorders>
+              <w:top w:val="single" w:sz="6" w:color="BFBFBF"/>
+              <w:left w:val="single" w:sz="6" w:color="BFBFBF"/>
+              <w:bottom w:val="single" w:sz="6" w:color="BFBFBF"/>
+              <w:right w:val="single" w:sz="6" w:color="BFBFBF"/>
+            </w:tcBorders>
+          </w:tcPr>
+          <w:p>
+            <w:pPr>
+              <w:spacing w:after="40"/>
+            </w:pPr>
+            <w:r>
+              <w:rPr>
+                <w:rFonts w:ascii="Times New Roman" w:hAnsi="Times New Roman"/>
+                <w:sz w:val="20"/>
+              </w:rPr>
+            </w:r>
+            <w:r>
+              <w:rPr>
+                <w:rFonts w:ascii="Times New Roman" w:hAnsi="Times New Roman"/>
+                <w:sz w:val="20"/>
+              </w:rPr>
+              <w:t>23</w:t>
+            </w:r>
+          </w:p>
+        </w:tc>
+        <w:tc>
+          <w:tcPr>
+            <w:tcW w:type="dxa" w:w="936"/>
+            <w:vAlign w:val="top"/>
+            <w:tcBorders>
+              <w:top w:val="single" w:sz="6" w:color="BFBFBF"/>
+              <w:left w:val="single" w:sz="6" w:color="BFBFBF"/>
+              <w:bottom w:val="single" w:sz="6" w:color="BFBFBF"/>
+              <w:right w:val="single" w:sz="6" w:color="BFBFBF"/>
+            </w:tcBorders>
+          </w:tcPr>
+          <w:p>
+            <w:pPr>
+              <w:spacing w:after="40"/>
+            </w:pPr>
+            <w:r>
+              <w:rPr>
+                <w:rFonts w:ascii="Times New Roman" w:hAnsi="Times New Roman"/>
+                <w:sz w:val="20"/>
+              </w:rPr>
+            </w:r>
+            <w:r>
+              <w:rPr>
+                <w:rFonts w:ascii="Times New Roman" w:hAnsi="Times New Roman"/>
+                <w:sz w:val="20"/>
+              </w:rPr>
+              <w:t>94.8%</w:t>
+            </w:r>
+          </w:p>
+        </w:tc>
+        <w:tc>
+          <w:tcPr>
+            <w:tcW w:type="dxa" w:w="936"/>
+            <w:vAlign w:val="top"/>
+            <w:tcBorders>
+              <w:top w:val="single" w:sz="6" w:color="BFBFBF"/>
+              <w:left w:val="single" w:sz="6" w:color="BFBFBF"/>
+              <w:bottom w:val="single" w:sz="6" w:color="BFBFBF"/>
+              <w:right w:val="single" w:sz="6" w:color="BFBFBF"/>
+            </w:tcBorders>
+          </w:tcPr>
+          <w:p>
+            <w:pPr>
+              <w:spacing w:after="40"/>
+            </w:pPr>
+            <w:r>
+              <w:rPr>
+                <w:rFonts w:ascii="Times New Roman" w:hAnsi="Times New Roman"/>
+                <w:sz w:val="20"/>
+              </w:rPr>
+            </w:r>
+            <w:r>
+              <w:rPr>
+                <w:rFonts w:ascii="Times New Roman" w:hAnsi="Times New Roman"/>
+                <w:sz w:val="20"/>
+              </w:rPr>
+              <w:t>84.0%</w:t>
+            </w:r>
+          </w:p>
+        </w:tc>
+        <w:tc>
+          <w:tcPr>
+            <w:tcW w:type="dxa" w:w="936"/>
+            <w:vAlign w:val="top"/>
+            <w:tcBorders>
+              <w:top w:val="single" w:sz="6" w:color="BFBFBF"/>
+              <w:left w:val="single" w:sz="6" w:color="BFBFBF"/>
+              <w:bottom w:val="single" w:sz="6" w:color="BFBFBF"/>
+              <w:right w:val="single" w:sz="6" w:color="BFBFBF"/>
+            </w:tcBorders>
+          </w:tcPr>
+          <w:p>
+            <w:pPr>
+              <w:spacing w:after="40"/>
+            </w:pPr>
+            <w:r>
+              <w:rPr>
+                <w:rFonts w:ascii="Times New Roman" w:hAnsi="Times New Roman"/>
+                <w:sz w:val="20"/>
+              </w:rPr>
+            </w:r>
+            <w:r>
+              <w:rPr>
+                <w:rFonts w:ascii="Times New Roman" w:hAnsi="Times New Roman"/>
+                <w:b/>
+                <w:sz w:val="20"/>
+              </w:rPr>
+              <w:t>91.3%</w:t>
+            </w:r>
+          </w:p>
+        </w:tc>
+        <w:tc>
+          <w:tcPr>
+            <w:tcW w:type="dxa" w:w="936"/>
+            <w:vAlign w:val="top"/>
+            <w:tcBorders>
+              <w:top w:val="single" w:sz="6" w:color="BFBFBF"/>
+              <w:left w:val="single" w:sz="6" w:color="BFBFBF"/>
+              <w:bottom w:val="single" w:sz="6" w:color="BFBFBF"/>
+              <w:right w:val="single" w:sz="6" w:color="BFBFBF"/>
+            </w:tcBorders>
+          </w:tcPr>
+          <w:p>
+            <w:pPr>
+              <w:spacing w:after="40"/>
+            </w:pPr>
+            <w:r>
+              <w:rPr>
+                <w:rFonts w:ascii="Times New Roman" w:hAnsi="Times New Roman"/>
+                <w:sz w:val="20"/>
+              </w:rPr>
+            </w:r>
+            <w:r>
+              <w:rPr>
+                <w:rFonts w:ascii="Times New Roman" w:hAnsi="Times New Roman"/>
+                <w:sz w:val="20"/>
+              </w:rPr>
+              <w:t>87.5%</w:t>
+            </w:r>
+          </w:p>
+        </w:tc>
+        <w:tc>
+          <w:tcPr>
+            <w:tcW w:type="dxa" w:w="936"/>
+            <w:vAlign w:val="top"/>
+            <w:tcBorders>
+              <w:top w:val="single" w:sz="6" w:color="BFBFBF"/>
+              <w:left w:val="single" w:sz="6" w:color="BFBFBF"/>
+              <w:bottom w:val="single" w:sz="6" w:color="BFBFBF"/>
+              <w:right w:val="single" w:sz="6" w:color="BFBFBF"/>
+            </w:tcBorders>
+          </w:tcPr>
+          <w:p>
+            <w:pPr>
+              <w:spacing w:after="40"/>
+            </w:pPr>
+            <w:r>
+              <w:rPr>
+                <w:rFonts w:ascii="Times New Roman" w:hAnsi="Times New Roman"/>
+                <w:sz w:val="20"/>
+              </w:rPr>
+            </w:r>
+            <w:r>
+              <w:rPr>
+                <w:rFonts w:ascii="Times New Roman" w:hAnsi="Times New Roman"/>
+                <w:sz w:val="20"/>
+              </w:rPr>
+              <w:t>21 of 23</w:t>
+            </w:r>
+          </w:p>
+        </w:tc>
+        <w:tc>
+          <w:tcPr>
+            <w:tcW w:type="dxa" w:w="936"/>
+            <w:vAlign w:val="top"/>
+            <w:tcBorders>
+              <w:top w:val="single" w:sz="6" w:color="BFBFBF"/>
+              <w:left w:val="single" w:sz="6" w:color="BFBFBF"/>
+              <w:bottom w:val="single" w:sz="6" w:color="BFBFBF"/>
+              <w:right w:val="single" w:sz="6" w:color="BFBFBF"/>
+            </w:tcBorders>
+          </w:tcPr>
+          <w:p>
+            <w:pPr>
+              <w:spacing w:after="40"/>
+            </w:pPr>
+            <w:r>
+              <w:rPr>
+                <w:rFonts w:ascii="Times New Roman" w:hAnsi="Times New Roman"/>
+                <w:sz w:val="20"/>
+              </w:rPr>
+            </w:r>
+            <w:r>
+              <w:rPr>
+                <w:rFonts w:ascii="Times New Roman" w:hAnsi="Times New Roman"/>
+                <w:b/>
+                <w:sz w:val="20"/>
+              </w:rPr>
+              <w:t>2</w:t>
+            </w:r>
+          </w:p>
+        </w:tc>
+        <w:tc>
+          <w:tcPr>
+            <w:tcW w:type="dxa" w:w="936"/>
+            <w:vAlign w:val="top"/>
+            <w:tcBorders>
+              <w:top w:val="single" w:sz="6" w:color="BFBFBF"/>
+              <w:left w:val="single" w:sz="6" w:color="BFBFBF"/>
+              <w:bottom w:val="single" w:sz="6" w:color="BFBFBF"/>
+              <w:right w:val="single" w:sz="6" w:color="BFBFBF"/>
+            </w:tcBorders>
+          </w:tcPr>
+          <w:p>
+            <w:pPr>
+              <w:spacing w:after="40"/>
+            </w:pPr>
+            <w:r>
+              <w:rPr>
+                <w:rFonts w:ascii="Times New Roman" w:hAnsi="Times New Roman"/>
+                <w:sz w:val="20"/>
+              </w:rPr>
+            </w:r>
+            <w:r>
+              <w:rPr>
+                <w:rFonts w:ascii="Times New Roman" w:hAnsi="Times New Roman"/>
+                <w:sz w:val="20"/>
+              </w:rPr>
+              <w:t>21.7%</w:t>
+            </w:r>
+          </w:p>
+        </w:tc>
+      </w:tr>
+      <w:tr>
+        <w:tc>
+          <w:tcPr>
+            <w:tcW w:type="dxa" w:w="936"/>
+            <w:vAlign w:val="top"/>
+            <w:tcBorders>
+              <w:top w:val="single" w:sz="6" w:color="BFBFBF"/>
+              <w:left w:val="single" w:sz="6" w:color="BFBFBF"/>
+              <w:bottom w:val="single" w:sz="6" w:color="BFBFBF"/>
+              <w:right w:val="single" w:sz="6" w:color="BFBFBF"/>
+            </w:tcBorders>
+          </w:tcPr>
+          <w:p>
+            <w:pPr>
+              <w:spacing w:after="40"/>
+            </w:pPr>
+            <w:r>
+              <w:rPr>
+                <w:rFonts w:ascii="Times New Roman" w:hAnsi="Times New Roman"/>
+                <w:sz w:val="20"/>
+              </w:rPr>
+            </w:r>
+            <w:r>
+              <w:rPr>
+                <w:rFonts w:ascii="Times New Roman" w:hAnsi="Times New Roman"/>
+                <w:b/>
+                <w:sz w:val="20"/>
+              </w:rPr>
+              <w:t>Male</w:t>
+            </w:r>
+          </w:p>
+        </w:tc>
+        <w:tc>
+          <w:tcPr>
+            <w:tcW w:type="dxa" w:w="936"/>
+            <w:vAlign w:val="top"/>
+            <w:tcBorders>
+              <w:top w:val="single" w:sz="6" w:color="BFBFBF"/>
+              <w:left w:val="single" w:sz="6" w:color="BFBFBF"/>
+              <w:bottom w:val="single" w:sz="6" w:color="BFBFBF"/>
+              <w:right w:val="single" w:sz="6" w:color="BFBFBF"/>
+            </w:tcBorders>
+          </w:tcPr>
+          <w:p>
+            <w:pPr>
+              <w:spacing w:after="40"/>
+            </w:pPr>
+            <w:r>
+              <w:rPr>
+                <w:rFonts w:ascii="Times New Roman" w:hAnsi="Times New Roman"/>
+                <w:sz w:val="20"/>
+              </w:rPr>
+            </w:r>
+            <w:r>
+              <w:rPr>
+                <w:rFonts w:ascii="Times New Roman" w:hAnsi="Times New Roman"/>
+                <w:sz w:val="20"/>
+              </w:rPr>
+              <w:t>94</w:t>
+            </w:r>
+          </w:p>
+        </w:tc>
+        <w:tc>
+          <w:tcPr>
+            <w:tcW w:type="dxa" w:w="936"/>
+            <w:vAlign w:val="top"/>
+            <w:tcBorders>
+              <w:top w:val="single" w:sz="6" w:color="BFBFBF"/>
+              <w:left w:val="single" w:sz="6" w:color="BFBFBF"/>
+              <w:bottom w:val="single" w:sz="6" w:color="BFBFBF"/>
+              <w:right w:val="single" w:sz="6" w:color="BFBFBF"/>
+            </w:tcBorders>
+          </w:tcPr>
+          <w:p>
+            <w:pPr>
+              <w:spacing w:after="40"/>
+            </w:pPr>
+            <w:r>
+              <w:rPr>
+                <w:rFonts w:ascii="Times New Roman" w:hAnsi="Times New Roman"/>
+                <w:sz w:val="20"/>
+              </w:rPr>
+            </w:r>
+            <w:r>
+              <w:rPr>
+                <w:rFonts w:ascii="Times New Roman" w:hAnsi="Times New Roman"/>
+                <w:sz w:val="20"/>
+              </w:rPr>
+              <w:t>23</w:t>
+            </w:r>
+          </w:p>
+        </w:tc>
+        <w:tc>
+          <w:tcPr>
+            <w:tcW w:type="dxa" w:w="936"/>
+            <w:vAlign w:val="top"/>
+            <w:tcBorders>
+              <w:top w:val="single" w:sz="6" w:color="BFBFBF"/>
+              <w:left w:val="single" w:sz="6" w:color="BFBFBF"/>
+              <w:bottom w:val="single" w:sz="6" w:color="BFBFBF"/>
+              <w:right w:val="single" w:sz="6" w:color="BFBFBF"/>
+            </w:tcBorders>
+          </w:tcPr>
+          <w:p>
+            <w:pPr>
+              <w:spacing w:after="40"/>
+            </w:pPr>
+            <w:r>
+              <w:rPr>
+                <w:rFonts w:ascii="Times New Roman" w:hAnsi="Times New Roman"/>
+                <w:sz w:val="20"/>
+              </w:rPr>
+            </w:r>
+            <w:r>
+              <w:rPr>
+                <w:rFonts w:ascii="Times New Roman" w:hAnsi="Times New Roman"/>
+                <w:sz w:val="20"/>
+              </w:rPr>
+              <w:t>87.2%</w:t>
+            </w:r>
+          </w:p>
+        </w:tc>
+        <w:tc>
+          <w:tcPr>
+            <w:tcW w:type="dxa" w:w="936"/>
+            <w:vAlign w:val="top"/>
+            <w:tcBorders>
+              <w:top w:val="single" w:sz="6" w:color="BFBFBF"/>
+              <w:left w:val="single" w:sz="6" w:color="BFBFBF"/>
+              <w:bottom w:val="single" w:sz="6" w:color="BFBFBF"/>
+              <w:right w:val="single" w:sz="6" w:color="BFBFBF"/>
+            </w:tcBorders>
+          </w:tcPr>
+          <w:p>
+            <w:pPr>
+              <w:spacing w:after="40"/>
+            </w:pPr>
+            <w:r>
+              <w:rPr>
+                <w:rFonts w:ascii="Times New Roman" w:hAnsi="Times New Roman"/>
+                <w:sz w:val="20"/>
+              </w:rPr>
+            </w:r>
+            <w:r>
+              <w:rPr>
+                <w:rFonts w:ascii="Times New Roman" w:hAnsi="Times New Roman"/>
+                <w:sz w:val="20"/>
+              </w:rPr>
+              <w:t>73.9%</w:t>
+            </w:r>
+          </w:p>
+        </w:tc>
+        <w:tc>
+          <w:tcPr>
+            <w:tcW w:type="dxa" w:w="936"/>
+            <w:vAlign w:val="top"/>
+            <w:tcBorders>
+              <w:top w:val="single" w:sz="6" w:color="BFBFBF"/>
+              <w:left w:val="single" w:sz="6" w:color="BFBFBF"/>
+              <w:bottom w:val="single" w:sz="6" w:color="BFBFBF"/>
+              <w:right w:val="single" w:sz="6" w:color="BFBFBF"/>
+            </w:tcBorders>
+          </w:tcPr>
+          <w:p>
+            <w:pPr>
+              <w:spacing w:after="40"/>
+            </w:pPr>
+            <w:r>
+              <w:rPr>
+                <w:rFonts w:ascii="Times New Roman" w:hAnsi="Times New Roman"/>
+                <w:sz w:val="20"/>
+              </w:rPr>
+            </w:r>
+            <w:r>
+              <w:rPr>
+                <w:rFonts w:ascii="Times New Roman" w:hAnsi="Times New Roman"/>
+                <w:b/>
+                <w:sz w:val="20"/>
+              </w:rPr>
+              <w:t>73.9%</w:t>
+            </w:r>
+          </w:p>
+        </w:tc>
+        <w:tc>
+          <w:tcPr>
+            <w:tcW w:type="dxa" w:w="936"/>
+            <w:vAlign w:val="top"/>
+            <w:tcBorders>
+              <w:top w:val="single" w:sz="6" w:color="BFBFBF"/>
+              <w:left w:val="single" w:sz="6" w:color="BFBFBF"/>
+              <w:bottom w:val="single" w:sz="6" w:color="BFBFBF"/>
+              <w:right w:val="single" w:sz="6" w:color="BFBFBF"/>
+            </w:tcBorders>
+          </w:tcPr>
+          <w:p>
+            <w:pPr>
+              <w:spacing w:after="40"/>
+            </w:pPr>
+            <w:r>
+              <w:rPr>
+                <w:rFonts w:ascii="Times New Roman" w:hAnsi="Times New Roman"/>
+                <w:sz w:val="20"/>
+              </w:rPr>
+            </w:r>
+            <w:r>
+              <w:rPr>
+                <w:rFonts w:ascii="Times New Roman" w:hAnsi="Times New Roman"/>
+                <w:sz w:val="20"/>
+              </w:rPr>
+              <w:t>73.9%</w:t>
+            </w:r>
+          </w:p>
+        </w:tc>
+        <w:tc>
+          <w:tcPr>
+            <w:tcW w:type="dxa" w:w="936"/>
+            <w:vAlign w:val="top"/>
+            <w:tcBorders>
+              <w:top w:val="single" w:sz="6" w:color="BFBFBF"/>
+              <w:left w:val="single" w:sz="6" w:color="BFBFBF"/>
+              <w:bottom w:val="single" w:sz="6" w:color="BFBFBF"/>
+              <w:right w:val="single" w:sz="6" w:color="BFBFBF"/>
+            </w:tcBorders>
+          </w:tcPr>
+          <w:p>
+            <w:pPr>
+              <w:spacing w:after="40"/>
+            </w:pPr>
+            <w:r>
+              <w:rPr>
+                <w:rFonts w:ascii="Times New Roman" w:hAnsi="Times New Roman"/>
+                <w:sz w:val="20"/>
+              </w:rPr>
+            </w:r>
+            <w:r>
+              <w:rPr>
+                <w:rFonts w:ascii="Times New Roman" w:hAnsi="Times New Roman"/>
+                <w:sz w:val="20"/>
+              </w:rPr>
+              <w:t>17 of 23</w:t>
+            </w:r>
+          </w:p>
+        </w:tc>
+        <w:tc>
+          <w:tcPr>
+            <w:tcW w:type="dxa" w:w="936"/>
+            <w:vAlign w:val="top"/>
+            <w:tcBorders>
+              <w:top w:val="single" w:sz="6" w:color="BFBFBF"/>
+              <w:left w:val="single" w:sz="6" w:color="BFBFBF"/>
+              <w:bottom w:val="single" w:sz="6" w:color="BFBFBF"/>
+              <w:right w:val="single" w:sz="6" w:color="BFBFBF"/>
+            </w:tcBorders>
+          </w:tcPr>
+          <w:p>
+            <w:pPr>
+              <w:spacing w:after="40"/>
+            </w:pPr>
+            <w:r>
+              <w:rPr>
+                <w:rFonts w:ascii="Times New Roman" w:hAnsi="Times New Roman"/>
+                <w:sz w:val="20"/>
+              </w:rPr>
+            </w:r>
+            <w:r>
+              <w:rPr>
+                <w:rFonts w:ascii="Times New Roman" w:hAnsi="Times New Roman"/>
+                <w:b/>
+                <w:sz w:val="20"/>
+              </w:rPr>
+              <w:t>6</w:t>
+            </w:r>
+          </w:p>
+        </w:tc>
+        <w:tc>
+          <w:tcPr>
+            <w:tcW w:type="dxa" w:w="936"/>
+            <w:vAlign w:val="top"/>
+            <w:tcBorders>
+              <w:top w:val="single" w:sz="6" w:color="BFBFBF"/>
+              <w:left w:val="single" w:sz="6" w:color="BFBFBF"/>
+              <w:bottom w:val="single" w:sz="6" w:color="BFBFBF"/>
+              <w:right w:val="single" w:sz="6" w:color="BFBFBF"/>
+            </w:tcBorders>
+          </w:tcPr>
+          <w:p>
+            <w:pPr>
+              <w:spacing w:after="40"/>
+            </w:pPr>
+            <w:r>
+              <w:rPr>
+                <w:rFonts w:ascii="Times New Roman" w:hAnsi="Times New Roman"/>
+                <w:sz w:val="20"/>
+              </w:rPr>
+            </w:r>
+            <w:r>
+              <w:rPr>
+                <w:rFonts w:ascii="Times New Roman" w:hAnsi="Times New Roman"/>
+                <w:sz w:val="20"/>
+              </w:rPr>
+              <w:t>24.5%</w:t>
+            </w:r>
+          </w:p>
+        </w:tc>
+      </w:tr>
+    </w:tbl>
+    <w:p>
+      <w:pPr>
+        <w:spacing w:after="120"/>
+      </w:pPr>
+    </w:p>
+    <w:p>
+      <w:pPr>
+        <w:spacing w:lineRule="auto" w:line="276" w:after="120"/>
+        <w:jc w:val="both"/>
+      </w:pPr>
+      <w:r>
+        <w:rPr>
+          <w:rFonts w:ascii="Times New Roman" w:hAnsi="Times New Roman"/>
+          <w:b/>
+          <w:sz w:val="24"/>
+        </w:rPr>
+        <w:t>Disparity ratios</w:t>
+      </w:r>
+      <w:r>
+        <w:rPr>
+          <w:rFonts w:ascii="Times New Roman" w:hAnsi="Times New Roman"/>
+          <w:sz w:val="24"/>
+        </w:rPr>
+        <w:t xml:space="preserve"> (computed as smaller-over-larger; the four-fifths rule of US employment law treats ratios below 0.80 as evidence of disparate impact):</w:t>
+      </w:r>
+    </w:p>
+    <w:tbl>
+      <w:tblPr>
+        <w:tblW w:type="auto" w:w="0"/>
+        <w:tblLayout w:type="autofit"/>
+        <w:tblLook w:firstColumn="1" w:firstRow="1" w:lastColumn="0" w:lastRow="0" w:noHBand="0" w:noVBand="1" w:val="04A0"/>
+      </w:tblPr>
+      <w:tblGrid>
+        <w:gridCol w:w="3120"/>
+        <w:gridCol w:w="3120"/>
+        <w:gridCol w:w="3120"/>
+      </w:tblGrid>
+      <w:tr>
+        <w:tc>
+          <w:tcPr>
+            <w:tcW w:type="dxa" w:w="3120"/>
+            <w:vAlign w:val="top"/>
+            <w:tcBorders>
+              <w:top w:val="single" w:sz="6" w:color="BFBFBF"/>
+              <w:left w:val="single" w:sz="6" w:color="BFBFBF"/>
+              <w:bottom w:val="single" w:sz="6" w:color="BFBFBF"/>
+              <w:right w:val="single" w:sz="6" w:color="BFBFBF"/>
+            </w:tcBorders>
+            <w:shd w:val="clear" w:color="auto" w:fill="D9E1F2"/>
+          </w:tcPr>
+          <w:p>
+            <w:pPr>
+              <w:spacing w:after="40"/>
+            </w:pPr>
+            <w:r>
+              <w:rPr>
+                <w:rFonts w:ascii="Times New Roman" w:hAnsi="Times New Roman"/>
+                <w:b/>
+                <w:sz w:val="20"/>
+              </w:rPr>
+            </w:r>
+            <w:r>
+              <w:rPr>
+                <w:rFonts w:ascii="Times New Roman" w:hAnsi="Times New Roman"/>
+                <w:b/>
+                <w:sz w:val="20"/>
+              </w:rPr>
+              <w:t>Disparity measure</w:t>
+            </w:r>
+          </w:p>
+        </w:tc>
+        <w:tc>
+          <w:tcPr>
+            <w:tcW w:type="dxa" w:w="3120"/>
+            <w:vAlign w:val="top"/>
+            <w:tcBorders>
+              <w:top w:val="single" w:sz="6" w:color="BFBFBF"/>
+              <w:left w:val="single" w:sz="6" w:color="BFBFBF"/>
+              <w:bottom w:val="single" w:sz="6" w:color="BFBFBF"/>
+              <w:right w:val="single" w:sz="6" w:color="BFBFBF"/>
+            </w:tcBorders>
+            <w:shd w:val="clear" w:color="auto" w:fill="D9E1F2"/>
+          </w:tcPr>
+          <w:p>
+            <w:pPr>
+              <w:spacing w:after="40"/>
+            </w:pPr>
+            <w:r>
+              <w:rPr>
+                <w:rFonts w:ascii="Times New Roman" w:hAnsi="Times New Roman"/>
+                <w:b/>
+                <w:sz w:val="20"/>
+              </w:rPr>
+            </w:r>
+            <w:r>
+              <w:rPr>
+                <w:rFonts w:ascii="Times New Roman" w:hAnsi="Times New Roman"/>
+                <w:b/>
+                <w:sz w:val="20"/>
+              </w:rPr>
+              <w:t>Ratio</w:t>
+            </w:r>
+          </w:p>
+        </w:tc>
+        <w:tc>
+          <w:tcPr>
+            <w:tcW w:type="dxa" w:w="3120"/>
+            <w:vAlign w:val="top"/>
+            <w:tcBorders>
+              <w:top w:val="single" w:sz="6" w:color="BFBFBF"/>
+              <w:left w:val="single" w:sz="6" w:color="BFBFBF"/>
+              <w:bottom w:val="single" w:sz="6" w:color="BFBFBF"/>
+              <w:right w:val="single" w:sz="6" w:color="BFBFBF"/>
+            </w:tcBorders>
+            <w:shd w:val="clear" w:color="auto" w:fill="D9E1F2"/>
+          </w:tcPr>
+          <w:p>
+            <w:pPr>
+              <w:spacing w:after="40"/>
+            </w:pPr>
+            <w:r>
+              <w:rPr>
+                <w:rFonts w:ascii="Times New Roman" w:hAnsi="Times New Roman"/>
+                <w:b/>
+                <w:sz w:val="20"/>
+              </w:rPr>
+            </w:r>
+            <w:r>
+              <w:rPr>
+                <w:rFonts w:ascii="Times New Roman" w:hAnsi="Times New Roman"/>
+                <w:b/>
+                <w:sz w:val="20"/>
+              </w:rPr>
+              <w:t>Interpretation</w:t>
+            </w:r>
+          </w:p>
+        </w:tc>
+      </w:tr>
+      <w:tr>
+        <w:tc>
+          <w:tcPr>
+            <w:tcW w:type="dxa" w:w="3120"/>
+            <w:vAlign w:val="top"/>
+            <w:tcBorders>
+              <w:top w:val="single" w:sz="6" w:color="BFBFBF"/>
+              <w:left w:val="single" w:sz="6" w:color="BFBFBF"/>
+              <w:bottom w:val="single" w:sz="6" w:color="BFBFBF"/>
+              <w:right w:val="single" w:sz="6" w:color="BFBFBF"/>
+            </w:tcBorders>
+          </w:tcPr>
+          <w:p>
+            <w:pPr>
+              <w:spacing w:after="40"/>
+            </w:pPr>
+            <w:r>
+              <w:rPr>
+                <w:rFonts w:ascii="Times New Roman" w:hAnsi="Times New Roman"/>
+                <w:sz w:val="20"/>
+              </w:rPr>
+            </w:r>
+            <w:r>
+              <w:rPr>
+                <w:rFonts w:ascii="Times New Roman" w:hAnsi="Times New Roman"/>
+                <w:b/>
+                <w:sz w:val="20"/>
+              </w:rPr>
+              <w:t>Recall ratio</w:t>
+            </w:r>
+            <w:r>
+              <w:rPr>
+                <w:rFonts w:ascii="Times New Roman" w:hAnsi="Times New Roman"/>
+                <w:sz w:val="20"/>
+              </w:rPr>
+              <w:t xml:space="preserve"> (equal-opportunity)</w:t>
+            </w:r>
+          </w:p>
+        </w:tc>
+        <w:tc>
+          <w:tcPr>
+            <w:tcW w:type="dxa" w:w="3120"/>
+            <w:vAlign w:val="top"/>
+            <w:tcBorders>
+              <w:top w:val="single" w:sz="6" w:color="BFBFBF"/>
+              <w:left w:val="single" w:sz="6" w:color="BFBFBF"/>
+              <w:bottom w:val="single" w:sz="6" w:color="BFBFBF"/>
+              <w:right w:val="single" w:sz="6" w:color="BFBFBF"/>
+            </w:tcBorders>
+          </w:tcPr>
+          <w:p>
+            <w:pPr>
+              <w:spacing w:after="40"/>
+            </w:pPr>
+            <w:r>
+              <w:rPr>
+                <w:rFonts w:ascii="Times New Roman" w:hAnsi="Times New Roman"/>
+                <w:sz w:val="20"/>
+              </w:rPr>
+            </w:r>
+            <w:r>
+              <w:rPr>
+                <w:rFonts w:ascii="Times New Roman" w:hAnsi="Times New Roman"/>
+                <w:b/>
+                <w:sz w:val="20"/>
+              </w:rPr>
+              <w:t>0.81</w:t>
+            </w:r>
+          </w:p>
+        </w:tc>
+        <w:tc>
+          <w:tcPr>
+            <w:tcW w:type="dxa" w:w="3120"/>
+            <w:vAlign w:val="top"/>
+            <w:tcBorders>
+              <w:top w:val="single" w:sz="6" w:color="BFBFBF"/>
+              <w:left w:val="single" w:sz="6" w:color="BFBFBF"/>
+              <w:bottom w:val="single" w:sz="6" w:color="BFBFBF"/>
+              <w:right w:val="single" w:sz="6" w:color="BFBFBF"/>
+            </w:tcBorders>
+          </w:tcPr>
+          <w:p>
+            <w:pPr>
+              <w:spacing w:after="40"/>
+            </w:pPr>
+            <w:r>
+              <w:rPr>
+                <w:rFonts w:ascii="Times New Roman" w:hAnsi="Times New Roman"/>
+                <w:sz w:val="20"/>
+              </w:rPr>
+            </w:r>
+            <w:r>
+              <w:rPr>
+                <w:rFonts w:ascii="Times New Roman" w:hAnsi="Times New Roman"/>
+                <w:sz w:val="20"/>
+              </w:rPr>
+              <w:t>Just above the 0.80 four-fifths threshold</w:t>
+            </w:r>
+          </w:p>
+        </w:tc>
+      </w:tr>
+      <w:tr>
+        <w:tc>
+          <w:tcPr>
+            <w:tcW w:type="dxa" w:w="3120"/>
+            <w:vAlign w:val="top"/>
+            <w:tcBorders>
+              <w:top w:val="single" w:sz="6" w:color="BFBFBF"/>
+              <w:left w:val="single" w:sz="6" w:color="BFBFBF"/>
+              <w:bottom w:val="single" w:sz="6" w:color="BFBFBF"/>
+              <w:right w:val="single" w:sz="6" w:color="BFBFBF"/>
+            </w:tcBorders>
+          </w:tcPr>
+          <w:p>
+            <w:pPr>
+              <w:spacing w:after="40"/>
+            </w:pPr>
+            <w:r>
+              <w:rPr>
+                <w:rFonts w:ascii="Times New Roman" w:hAnsi="Times New Roman"/>
+                <w:sz w:val="20"/>
+              </w:rPr>
+            </w:r>
+            <w:r>
+              <w:rPr>
+                <w:rFonts w:ascii="Times New Roman" w:hAnsi="Times New Roman"/>
+                <w:sz w:val="20"/>
+              </w:rPr>
+              <w:t>Precision ratio (predictive parity)</w:t>
+            </w:r>
+          </w:p>
+        </w:tc>
+        <w:tc>
+          <w:tcPr>
+            <w:tcW w:type="dxa" w:w="3120"/>
+            <w:vAlign w:val="top"/>
+            <w:tcBorders>
+              <w:top w:val="single" w:sz="6" w:color="BFBFBF"/>
+              <w:left w:val="single" w:sz="6" w:color="BFBFBF"/>
+              <w:bottom w:val="single" w:sz="6" w:color="BFBFBF"/>
+              <w:right w:val="single" w:sz="6" w:color="BFBFBF"/>
+            </w:tcBorders>
+          </w:tcPr>
+          <w:p>
+            <w:pPr>
+              <w:spacing w:after="40"/>
+            </w:pPr>
+            <w:r>
+              <w:rPr>
+                <w:rFonts w:ascii="Times New Roman" w:hAnsi="Times New Roman"/>
+                <w:sz w:val="20"/>
+              </w:rPr>
+            </w:r>
+            <w:r>
+              <w:rPr>
+                <w:rFonts w:ascii="Times New Roman" w:hAnsi="Times New Roman"/>
+                <w:sz w:val="20"/>
+              </w:rPr>
+              <w:t>0.88</w:t>
+            </w:r>
+          </w:p>
+        </w:tc>
+        <w:tc>
+          <w:tcPr>
+            <w:tcW w:type="dxa" w:w="3120"/>
+            <w:vAlign w:val="top"/>
+            <w:tcBorders>
+              <w:top w:val="single" w:sz="6" w:color="BFBFBF"/>
+              <w:left w:val="single" w:sz="6" w:color="BFBFBF"/>
+              <w:bottom w:val="single" w:sz="6" w:color="BFBFBF"/>
+              <w:right w:val="single" w:sz="6" w:color="BFBFBF"/>
+            </w:tcBorders>
+          </w:tcPr>
+          <w:p>
+            <w:pPr>
+              <w:spacing w:after="40"/>
+            </w:pPr>
+            <w:r>
+              <w:rPr>
+                <w:rFonts w:ascii="Times New Roman" w:hAnsi="Times New Roman"/>
+                <w:sz w:val="20"/>
+              </w:rPr>
+            </w:r>
+            <w:r>
+              <w:rPr>
+                <w:rFonts w:ascii="Times New Roman" w:hAnsi="Times New Roman"/>
+                <w:sz w:val="20"/>
+              </w:rPr>
+              <w:t>Within acceptable range</w:t>
+            </w:r>
+          </w:p>
+        </w:tc>
+      </w:tr>
+      <w:tr>
+        <w:tc>
+          <w:tcPr>
+            <w:tcW w:type="dxa" w:w="3120"/>
+            <w:vAlign w:val="top"/>
+            <w:tcBorders>
+              <w:top w:val="single" w:sz="6" w:color="BFBFBF"/>
+              <w:left w:val="single" w:sz="6" w:color="BFBFBF"/>
+              <w:bottom w:val="single" w:sz="6" w:color="BFBFBF"/>
+              <w:right w:val="single" w:sz="6" w:color="BFBFBF"/>
+            </w:tcBorders>
+          </w:tcPr>
+          <w:p>
+            <w:pPr>
+              <w:spacing w:after="40"/>
+            </w:pPr>
+            <w:r>
+              <w:rPr>
+                <w:rFonts w:ascii="Times New Roman" w:hAnsi="Times New Roman"/>
+                <w:sz w:val="20"/>
+              </w:rPr>
+            </w:r>
+            <w:r>
+              <w:rPr>
+                <w:rFonts w:ascii="Times New Roman" w:hAnsi="Times New Roman"/>
+                <w:sz w:val="20"/>
+              </w:rPr>
+              <w:t>Selection-rate ratio (demographic parity)</w:t>
+            </w:r>
+          </w:p>
+        </w:tc>
+        <w:tc>
+          <w:tcPr>
+            <w:tcW w:type="dxa" w:w="3120"/>
+            <w:vAlign w:val="top"/>
+            <w:tcBorders>
+              <w:top w:val="single" w:sz="6" w:color="BFBFBF"/>
+              <w:left w:val="single" w:sz="6" w:color="BFBFBF"/>
+              <w:bottom w:val="single" w:sz="6" w:color="BFBFBF"/>
+              <w:right w:val="single" w:sz="6" w:color="BFBFBF"/>
+            </w:tcBorders>
+          </w:tcPr>
+          <w:p>
+            <w:pPr>
+              <w:spacing w:after="40"/>
+            </w:pPr>
+            <w:r>
+              <w:rPr>
+                <w:rFonts w:ascii="Times New Roman" w:hAnsi="Times New Roman"/>
+                <w:sz w:val="20"/>
+              </w:rPr>
+            </w:r>
+            <w:r>
+              <w:rPr>
+                <w:rFonts w:ascii="Times New Roman" w:hAnsi="Times New Roman"/>
+                <w:sz w:val="20"/>
+              </w:rPr>
+              <w:t>0.89</w:t>
+            </w:r>
+          </w:p>
+        </w:tc>
+        <w:tc>
+          <w:tcPr>
+            <w:tcW w:type="dxa" w:w="3120"/>
+            <w:vAlign w:val="top"/>
+            <w:tcBorders>
+              <w:top w:val="single" w:sz="6" w:color="BFBFBF"/>
+              <w:left w:val="single" w:sz="6" w:color="BFBFBF"/>
+              <w:bottom w:val="single" w:sz="6" w:color="BFBFBF"/>
+              <w:right w:val="single" w:sz="6" w:color="BFBFBF"/>
+            </w:tcBorders>
+          </w:tcPr>
+          <w:p>
+            <w:pPr>
+              <w:spacing w:after="40"/>
+            </w:pPr>
+            <w:r>
+              <w:rPr>
+                <w:rFonts w:ascii="Times New Roman" w:hAnsi="Times New Roman"/>
+                <w:sz w:val="20"/>
+              </w:rPr>
+            </w:r>
+            <w:r>
+              <w:rPr>
+                <w:rFonts w:ascii="Times New Roman" w:hAnsi="Times New Roman"/>
+                <w:sz w:val="20"/>
+              </w:rPr>
+              <w:t>Within acceptable range</w:t>
+            </w:r>
+          </w:p>
+        </w:tc>
+      </w:tr>
+    </w:tbl>
+    <w:p>
+      <w:pPr>
+        <w:spacing w:after="120"/>
+      </w:pPr>
+    </w:p>
+    <w:p>
+      <w:pPr>
+        <w:spacing w:lineRule="auto" w:line="276" w:after="120"/>
+        <w:jc w:val="both"/>
+      </w:pPr>
+      <w:r>
+        <w:rPr>
+          <w:rFonts w:ascii="Times New Roman" w:hAnsi="Times New Roman"/>
+          <w:sz w:val="24"/>
+        </w:rPr>
+        <w:t>Two observations follow.</w:t>
+      </w:r>
+    </w:p>
+    <w:p>
+      <w:pPr>
+        <w:spacing w:lineRule="auto" w:line="276" w:after="120"/>
+        <w:jc w:val="both"/>
+      </w:pPr>
+      <w:r>
+        <w:rPr>
+          <w:rFonts w:ascii="Times New Roman" w:hAnsi="Times New Roman"/>
+          <w:b/>
+          <w:sz w:val="24"/>
+        </w:rPr>
+        <w:t>The model is materially less effective at catching at-risk male students.</w:t>
+      </w:r>
+      <w:r>
+        <w:rPr>
+          <w:rFonts w:ascii="Times New Roman" w:hAnsi="Times New Roman"/>
+          <w:sz w:val="24"/>
+        </w:rPr>
+        <w:t xml:space="preserve"> Female recall is 91.3% (21 of 23 caught, 2 missed); male recall is 73.9% (17 of 23 caught, 6 missed). The recall gap is 17 percentage points, and on the same number of at-risk students per subgroup (23 each in the test set) the model misses three times as many males as females. The recall disparity ratio of 0.81 is </w:t>
+      </w:r>
+      <w:r>
+        <w:rPr>
+          <w:rFonts w:ascii="Times New Roman" w:hAnsi="Times New Roman"/>
+          <w:i/>
+          <w:sz w:val="24"/>
+        </w:rPr>
+        <w:t>just</w:t>
+      </w:r>
+      <w:r>
+        <w:rPr>
+          <w:rFonts w:ascii="Times New Roman" w:hAnsi="Times New Roman"/>
+          <w:sz w:val="24"/>
+        </w:rPr>
+        <w:t xml:space="preserve"> above the conventional four-fifths threshold for evidence of disparate impact, which we report transparently rather than rounding away.</w:t>
+      </w:r>
+    </w:p>
+    <w:p>
+      <w:pPr>
+        <w:spacing w:lineRule="auto" w:line="276" w:after="120"/>
+        <w:jc w:val="both"/>
+      </w:pPr>
+      <w:r>
+        <w:rPr>
+          <w:rFonts w:ascii="Times New Roman" w:hAnsi="Times New Roman"/>
+          <w:b/>
+          <w:sz w:val="24"/>
+        </w:rPr>
+        <w:t>The selection-rate disparity is small.</w:t>
+      </w:r>
+      <w:r>
+        <w:rPr>
+          <w:rFonts w:ascii="Times New Roman" w:hAnsi="Times New Roman"/>
+          <w:sz w:val="24"/>
+        </w:rPr>
+        <w:t xml:space="preserve"> The Random Forest flags 21.7% of female students as at-risk and 24.5% of male students — a ratio of 0.89. This indicates the model is not under-flagging males in aggregate; rather, when it does flag, it flags more accurately for females (higher precision and higher recall). The disparity is therefore in </w:t>
+      </w:r>
+      <w:r>
+        <w:rPr>
+          <w:rFonts w:ascii="Times New Roman" w:hAnsi="Times New Roman"/>
+          <w:i/>
+          <w:sz w:val="24"/>
+        </w:rPr>
+        <w:t>errors not made</w:t>
+      </w:r>
+      <w:r>
+        <w:rPr>
+          <w:rFonts w:ascii="Times New Roman" w:hAnsi="Times New Roman"/>
+          <w:sz w:val="24"/>
+        </w:rPr>
+        <w:t xml:space="preserve"> (false negatives), not in </w:t>
+      </w:r>
+      <w:r>
+        <w:rPr>
+          <w:rFonts w:ascii="Times New Roman" w:hAnsi="Times New Roman"/>
+          <w:i/>
+          <w:sz w:val="24"/>
+        </w:rPr>
+        <w:t>flags issued</w:t>
+      </w:r>
+      <w:r>
+        <w:rPr>
+          <w:rFonts w:ascii="Times New Roman" w:hAnsi="Times New Roman"/>
+          <w:sz w:val="24"/>
+        </w:rPr>
+        <w:t xml:space="preserve"> (selection rate). For an early-warning use case where the cost of a false negative is high, this is the more operationally significant axis.</w:t>
+      </w:r>
+    </w:p>
+    <w:p>
+      <w:pPr>
+        <w:spacing w:lineRule="auto" w:line="276" w:after="120"/>
+        <w:jc w:val="both"/>
+      </w:pPr>
+      <w:r>
+        <w:rPr>
+          <w:rFonts w:ascii="Times New Roman" w:hAnsi="Times New Roman"/>
+          <w:b/>
+          <w:sz w:val="24"/>
+        </w:rPr>
+        <w:t>Mitigation directions.</w:t>
+      </w:r>
+      <w:r>
+        <w:rPr>
+          <w:rFonts w:ascii="Times New Roman" w:hAnsi="Times New Roman"/>
+          <w:sz w:val="24"/>
+        </w:rPr>
+        <w:t xml:space="preserve"> Three options follow from this finding. (i) </w:t>
+      </w:r>
+      <w:r>
+        <w:rPr>
+          <w:rFonts w:ascii="Times New Roman" w:hAnsi="Times New Roman"/>
+          <w:i/>
+          <w:sz w:val="24"/>
+        </w:rPr>
+        <w:t>Threshold adjustment.</w:t>
+      </w:r>
+      <w:r>
+        <w:rPr>
+          <w:rFonts w:ascii="Times New Roman" w:hAnsi="Times New Roman"/>
+          <w:sz w:val="24"/>
+        </w:rPr>
+        <w:t xml:space="preserve"> The Random Forest can be re-thresholded per subgroup so that subgroup recalls are equalised — at the cost of accepting a higher false-positive rate in the lower-recall subgroup (here, males). (ii) </w:t>
+      </w:r>
+      <w:r>
+        <w:rPr>
+          <w:rFonts w:ascii="Times New Roman" w:hAnsi="Times New Roman"/>
+          <w:i/>
+          <w:sz w:val="24"/>
+        </w:rPr>
+        <w:t>Subgroup-conditional class weights.</w:t>
+      </w:r>
+      <w:r>
+        <w:rPr>
+          <w:rFonts w:ascii="Times New Roman" w:hAnsi="Times New Roman"/>
+          <w:sz w:val="24"/>
+        </w:rPr>
+        <w:t xml:space="preserve"> Refit the Random Forest with </w:t>
+      </w:r>
+      <w:r>
+        <w:rPr>
+          <w:rFonts w:ascii="Consolas" w:hAnsi="Consolas"/>
+          <w:sz w:val="20"/>
+        </w:rPr>
+        <w:t>sample_weight</w:t>
+      </w:r>
+      <w:r>
+        <w:rPr>
+          <w:rFonts w:ascii="Times New Roman" w:hAnsi="Times New Roman"/>
+          <w:sz w:val="24"/>
+        </w:rPr>
+        <w:t xml:space="preserve"> that up-weights male at-risk students proportional to the recall gap. (iii) </w:t>
+      </w:r>
+      <w:r>
+        <w:rPr>
+          <w:rFonts w:ascii="Times New Roman" w:hAnsi="Times New Roman"/>
+          <w:i/>
+          <w:sz w:val="24"/>
+        </w:rPr>
+        <w:t>Reweighing the training distribution</w:t>
+      </w:r>
+      <w:r>
+        <w:rPr>
+          <w:rFonts w:ascii="Times New Roman" w:hAnsi="Times New Roman"/>
+          <w:sz w:val="24"/>
+        </w:rPr>
+        <w:t xml:space="preserve"> using methods such as Kamiran and Calders (2012). All three are appropriate next steps; we surface the disparity here rather than silently reporting only the combined metric.</w:t>
+      </w:r>
+    </w:p>
+    <w:p>
+      <w:pPr>
+        <w:keepNext/>
+        <w:spacing w:before="200" w:after="80"/>
+        <w:jc w:val="left"/>
+      </w:pPr>
+      <w:r>
+        <w:rPr>
+          <w:rFonts w:ascii="Times New Roman" w:hAnsi="Times New Roman"/>
+          <w:b/>
+          <w:sz w:val="24"/>
+        </w:rPr>
         <w:t>7.4 Diagnostic insight: bimodal G3 and the withdrawal cohort</w:t>
       </w:r>
     </w:p>
@@ -15113,7 +16739,21 @@
           <w:rFonts w:ascii="Times New Roman" w:hAnsi="Times New Roman"/>
           <w:sz w:val="24"/>
         </w:rPr>
-        <w:t xml:space="preserve"> The dataset contains sex, family status, and other demographic variables that could be used to assess fairness across demographic subgroups. We do not report subgroup-conditional precision and recall in the current work. A more complete deployment would include a fairness audit and, if necessary, reweighting or post-hoc thresholding.</w:t>
+        <w:t xml:space="preserve"> Subgroup-conditional precision and recall by </w:t>
+      </w:r>
+      <w:r>
+        <w:rPr>
+          <w:rFonts w:ascii="Consolas" w:hAnsi="Consolas"/>
+          <w:sz w:val="20"/>
+        </w:rPr>
+        <w:t>sex</w:t>
+      </w:r>
+      <w:r>
+        <w:rPr>
+          <w:rFonts w:ascii="Times New Roman" w:hAnsi="Times New Roman"/>
+          <w:sz w:val="24"/>
+        </w:rPr>
+        <w:t xml:space="preserve"> are reported in §7.3.2 (Table 7). The audit surfaces a meaningful recall gap (Female 91.3% vs Male 73.9%) — the model misses three times as many at-risk male students as female. The disparity ratio of 0.81 is just above the conventional four-fifths threshold for evidence of disparate impact, which we report transparently. Subgroup-conditional metrics for other demographic attributes (family status, school, address) and post-hoc threshold-adjustment mitigations are appropriate next steps for a production deployment.</w:t>
       </w:r>
     </w:p>
     <w:p>

--- a/REPORT.docx
+++ b/REPORT.docx
@@ -123,6 +123,13 @@
         </w:rPr>
         <w:t>ITDSIU23006</w:t>
       </w:r>
+      <w:r>
+        <w:rPr>
+          <w:rFonts w:ascii="Times New Roman" w:hAnsi="Times New Roman"/>
+          <w:sz w:val="24"/>
+        </w:rPr>
+        <w:t xml:space="preserve"> — ngduchaidev0301@gmail.com</w:t>
+      </w:r>
     </w:p>
     <w:p>
       <w:pPr>
@@ -152,6 +159,13 @@
         </w:rPr>
         <w:t>ITDSIU23017</w:t>
       </w:r>
+      <w:r>
+        <w:rPr>
+          <w:rFonts w:ascii="Times New Roman" w:hAnsi="Times New Roman"/>
+          <w:sz w:val="24"/>
+        </w:rPr>
+        <w:t xml:space="preserve"> — dangminhphat753@gmail.com</w:t>
+      </w:r>
     </w:p>
     <w:p>
       <w:pPr>
@@ -171,21 +185,7 @@
           <w:rFonts w:ascii="Times New Roman" w:hAnsi="Times New Roman"/>
           <w:sz w:val="24"/>
         </w:rPr>
-        <w:t xml:space="preserve"> </w:t>
-      </w:r>
-      <w:r>
-        <w:rPr>
-          <w:rFonts w:ascii="Consolas" w:hAnsi="Consolas"/>
-          <w:sz w:val="20"/>
-        </w:rPr>
-        <w:t>[COURSE CODE — COURSE NAME]</w:t>
-      </w:r>
-      <w:r>
-        <w:rPr>
-          <w:rFonts w:ascii="Times New Roman" w:hAnsi="Times New Roman"/>
-          <w:sz w:val="24"/>
-        </w:rPr>
-        <w:t xml:space="preserve"> </w:t>
+        <w:t xml:space="preserve"> Data Science and Data Visualization </w:t>
       </w:r>
       <w:r>
         <w:rPr>
@@ -200,21 +200,7 @@
           <w:rFonts w:ascii="Times New Roman" w:hAnsi="Times New Roman"/>
           <w:sz w:val="24"/>
         </w:rPr>
-        <w:t xml:space="preserve"> </w:t>
-      </w:r>
-      <w:r>
-        <w:rPr>
-          <w:rFonts w:ascii="Consolas" w:hAnsi="Consolas"/>
-          <w:sz w:val="20"/>
-        </w:rPr>
-        <w:t>[INSTRUCTOR NAME]</w:t>
-      </w:r>
-      <w:r>
-        <w:rPr>
-          <w:rFonts w:ascii="Times New Roman" w:hAnsi="Times New Roman"/>
-          <w:sz w:val="24"/>
-        </w:rPr>
-        <w:t xml:space="preserve"> </w:t>
+        <w:t xml:space="preserve"> M.Sc. T. T. Tung </w:t>
       </w:r>
       <w:r>
         <w:rPr>
@@ -5756,6 +5742,59 @@
     </w:p>
     <w:p>
       <w:pPr>
+        <w:jc w:val="center"/>
+      </w:pPr>
+      <w:r>
+        <w:drawing>
+          <wp:inline xmlns:a="http://schemas.openxmlformats.org/drawingml/2006/main" xmlns:pic="http://schemas.openxmlformats.org/drawingml/2006/picture">
+            <wp:extent cx="5486400" cy="2632668"/>
+            <wp:docPr id="1" name="Picture 1"/>
+            <wp:cNvGraphicFramePr>
+              <a:graphicFrameLocks noChangeAspect="1"/>
+            </wp:cNvGraphicFramePr>
+            <a:graphic>
+              <a:graphicData uri="http://schemas.openxmlformats.org/drawingml/2006/picture">
+                <pic:pic>
+                  <pic:nvPicPr>
+                    <pic:cNvPr id="0" name="dashboard-light.jpg"/>
+                    <pic:cNvPicPr/>
+                  </pic:nvPicPr>
+                  <pic:blipFill>
+                    <a:blip r:embed="rId10"/>
+                    <a:stretch>
+                      <a:fillRect/>
+                    </a:stretch>
+                  </pic:blipFill>
+                  <pic:spPr>
+                    <a:xfrm>
+                      <a:off x="0" y="0"/>
+                      <a:ext cx="5486400" cy="2632668"/>
+                    </a:xfrm>
+                    <a:prstGeom prst="rect"/>
+                  </pic:spPr>
+                </pic:pic>
+              </a:graphicData>
+            </a:graphic>
+          </wp:inline>
+        </w:drawing>
+      </w:r>
+    </w:p>
+    <w:p>
+      <w:pPr>
+        <w:spacing w:after="160"/>
+        <w:jc w:val="center"/>
+      </w:pPr>
+      <w:r>
+        <w:rPr>
+          <w:rFonts w:ascii="Times New Roman" w:hAnsi="Times New Roman"/>
+          <w:i/>
+          <w:sz w:val="20"/>
+        </w:rPr>
+        <w:t>Figure 1 — Dashboard at default state, light theme. Six cards on a 24-column grid: Risk Factors (lollipop) and Grade Correlation (scatter) anchor the top row; K-Means personas occupy the right column; the Dropout Risk Predictor confusion matrix, the period-by-period progression chart, and the grade distribution histogram complete the bottom row. KPI bar and insight strip sit above the grid.</w:t>
+      </w:r>
+    </w:p>
+    <w:p>
+      <w:pPr>
         <w:keepNext/>
         <w:spacing w:before="200" w:after="80"/>
         <w:jc w:val="left"/>
@@ -5987,6 +6026,59 @@
           <w:sz w:val="24"/>
         </w:rPr>
         <w:t xml:space="preserve"> preference. All charts redraw on theme change — no stale cached colours.</w:t>
+      </w:r>
+    </w:p>
+    <w:p>
+      <w:pPr>
+        <w:jc w:val="center"/>
+      </w:pPr>
+      <w:r>
+        <w:drawing>
+          <wp:inline xmlns:a="http://schemas.openxmlformats.org/drawingml/2006/main" xmlns:pic="http://schemas.openxmlformats.org/drawingml/2006/picture">
+            <wp:extent cx="5486400" cy="2628661"/>
+            <wp:docPr id="2" name="Picture 2"/>
+            <wp:cNvGraphicFramePr>
+              <a:graphicFrameLocks noChangeAspect="1"/>
+            </wp:cNvGraphicFramePr>
+            <a:graphic>
+              <a:graphicData uri="http://schemas.openxmlformats.org/drawingml/2006/picture">
+                <pic:pic>
+                  <pic:nvPicPr>
+                    <pic:cNvPr id="0" name="dashboard-dark.jpg"/>
+                    <pic:cNvPicPr/>
+                  </pic:nvPicPr>
+                  <pic:blipFill>
+                    <a:blip r:embed="rId11"/>
+                    <a:stretch>
+                      <a:fillRect/>
+                    </a:stretch>
+                  </pic:blipFill>
+                  <pic:spPr>
+                    <a:xfrm>
+                      <a:off x="0" y="0"/>
+                      <a:ext cx="5486400" cy="2628661"/>
+                    </a:xfrm>
+                    <a:prstGeom prst="rect"/>
+                  </pic:spPr>
+                </pic:pic>
+              </a:graphicData>
+            </a:graphic>
+          </wp:inline>
+        </w:drawing>
+      </w:r>
+    </w:p>
+    <w:p>
+      <w:pPr>
+        <w:spacing w:after="160"/>
+        <w:jc w:val="center"/>
+      </w:pPr>
+      <w:r>
+        <w:rPr>
+          <w:rFonts w:ascii="Times New Roman" w:hAnsi="Times New Roman"/>
+          <w:i/>
+          <w:sz w:val="20"/>
+        </w:rPr>
+        <w:t>Figure 2 — Dashboard in dark mode. Identical layout to Figure 1; every chart, KPI value, and accent colour re-derives from CSS custom properties on theme toggle, with no cached colours.</w:t>
       </w:r>
     </w:p>
     <w:p>
@@ -18672,21 +18764,63 @@
           <w:rFonts w:ascii="Times New Roman" w:hAnsi="Times New Roman"/>
           <w:sz w:val="24"/>
         </w:rPr>
-        <w:t xml:space="preserve">The following images are stored in the repository and should be embedded in the rendered </w:t>
+        <w:t xml:space="preserve">Two figures are auto-embedded into </w:t>
       </w:r>
       <w:r>
         <w:rPr>
           <w:rFonts w:ascii="Consolas" w:hAnsi="Consolas"/>
           <w:sz w:val="20"/>
         </w:rPr>
-        <w:t>.docx</w:t>
-      </w:r>
-      <w:r>
-        <w:rPr>
-          <w:rFonts w:ascii="Times New Roman" w:hAnsi="Times New Roman"/>
-          <w:sz w:val="24"/>
-        </w:rPr>
-        <w:t xml:space="preserve"> version of this report at the locations referenced below.</w:t>
+        <w:t>REPORT.docx</w:t>
+      </w:r>
+      <w:r>
+        <w:rPr>
+          <w:rFonts w:ascii="Times New Roman" w:hAnsi="Times New Roman"/>
+          <w:sz w:val="24"/>
+        </w:rPr>
+        <w:t xml:space="preserve"> by </w:t>
+      </w:r>
+      <w:r>
+        <w:rPr>
+          <w:rFonts w:ascii="Consolas" w:hAnsi="Consolas"/>
+          <w:sz w:val="20"/>
+        </w:rPr>
+        <w:t>build_report.py</w:t>
+      </w:r>
+      <w:r>
+        <w:rPr>
+          <w:rFonts w:ascii="Times New Roman" w:hAnsi="Times New Roman"/>
+          <w:sz w:val="24"/>
+        </w:rPr>
+        <w:t xml:space="preserve"> (</w:t>
+      </w:r>
+      <w:r>
+        <w:rPr>
+          <w:rFonts w:ascii="Consolas" w:hAnsi="Consolas"/>
+          <w:sz w:val="20"/>
+        </w:rPr>
+        <w:t>![alt](path)</w:t>
+      </w:r>
+      <w:r>
+        <w:rPr>
+          <w:rFonts w:ascii="Times New Roman" w:hAnsi="Times New Roman"/>
+          <w:sz w:val="24"/>
+        </w:rPr>
+        <w:t xml:space="preserve"> markdown is parsed and the image is inserted at 6-inch width with the alt text rendered as a centred italic caption). Four additional supporting figures are stored in the </w:t>
+      </w:r>
+      <w:r>
+        <w:rPr>
+          <w:rFonts w:ascii="Consolas" w:hAnsi="Consolas"/>
+          <w:sz w:val="20"/>
+        </w:rPr>
+        <w:t>visual/</w:t>
+      </w:r>
+      <w:r>
+        <w:rPr>
+          <w:rFonts w:ascii="Times New Roman" w:hAnsi="Times New Roman"/>
+          <w:sz w:val="24"/>
+        </w:rPr>
+        <w:t xml:space="preserve"> folder of the repository and can be referenced by the reader directly on the GitHub project.</w:t>
       </w:r>
     </w:p>
     <w:tbl>
@@ -18696,14 +18830,15 @@
         <w:tblLook w:firstColumn="1" w:firstRow="1" w:lastColumn="0" w:lastRow="0" w:noHBand="0" w:noVBand="1" w:val="04A0"/>
       </w:tblPr>
       <w:tblGrid>
-        <w:gridCol w:w="3120"/>
-        <w:gridCol w:w="3120"/>
-        <w:gridCol w:w="3120"/>
+        <w:gridCol w:w="2340"/>
+        <w:gridCol w:w="2340"/>
+        <w:gridCol w:w="2340"/>
+        <w:gridCol w:w="2340"/>
       </w:tblGrid>
       <w:tr>
         <w:tc>
           <w:tcPr>
-            <w:tcW w:type="dxa" w:w="3120"/>
+            <w:tcW w:type="dxa" w:w="2340"/>
             <w:vAlign w:val="top"/>
             <w:tcBorders>
               <w:top w:val="single" w:sz="6" w:color="BFBFBF"/>
@@ -18736,7 +18871,7 @@
         </w:tc>
         <w:tc>
           <w:tcPr>
-            <w:tcW w:type="dxa" w:w="3120"/>
+            <w:tcW w:type="dxa" w:w="2340"/>
             <w:vAlign w:val="top"/>
             <w:tcBorders>
               <w:top w:val="single" w:sz="6" w:color="BFBFBF"/>
@@ -18769,7 +18904,7 @@
         </w:tc>
         <w:tc>
           <w:tcPr>
-            <w:tcW w:type="dxa" w:w="3120"/>
+            <w:tcW w:type="dxa" w:w="2340"/>
             <w:vAlign w:val="top"/>
             <w:tcBorders>
               <w:top w:val="single" w:sz="6" w:color="BFBFBF"/>
@@ -18796,6 +18931,55 @@
                 <w:b/>
                 <w:sz w:val="20"/>
               </w:rPr>
+              <w:t xml:space="preserve">Embedded in </w:t>
+            </w:r>
+            <w:r>
+              <w:rPr>
+                <w:rFonts w:ascii="Times New Roman" w:hAnsi="Times New Roman"/>
+                <w:b/>
+                <w:sz w:val="20"/>
+              </w:rPr>
+              <w:t>.docx</w:t>
+            </w:r>
+            <w:r>
+              <w:rPr>
+                <w:rFonts w:ascii="Times New Roman" w:hAnsi="Times New Roman"/>
+                <w:b/>
+                <w:sz w:val="20"/>
+              </w:rPr>
+              <w:t>?</w:t>
+            </w:r>
+          </w:p>
+        </w:tc>
+        <w:tc>
+          <w:tcPr>
+            <w:tcW w:type="dxa" w:w="2340"/>
+            <w:vAlign w:val="top"/>
+            <w:tcBorders>
+              <w:top w:val="single" w:sz="6" w:color="BFBFBF"/>
+              <w:left w:val="single" w:sz="6" w:color="BFBFBF"/>
+              <w:bottom w:val="single" w:sz="6" w:color="BFBFBF"/>
+              <w:right w:val="single" w:sz="6" w:color="BFBFBF"/>
+            </w:tcBorders>
+            <w:shd w:val="clear" w:color="auto" w:fill="D9E1F2"/>
+          </w:tcPr>
+          <w:p>
+            <w:pPr>
+              <w:spacing w:after="40"/>
+            </w:pPr>
+            <w:r>
+              <w:rPr>
+                <w:rFonts w:ascii="Times New Roman" w:hAnsi="Times New Roman"/>
+                <w:b/>
+                <w:sz w:val="20"/>
+              </w:rPr>
+            </w:r>
+            <w:r>
+              <w:rPr>
+                <w:rFonts w:ascii="Times New Roman" w:hAnsi="Times New Roman"/>
+                <w:b/>
+                <w:sz w:val="20"/>
+              </w:rPr>
               <w:t>Referenced in</w:t>
             </w:r>
           </w:p>
@@ -18804,7 +18988,7 @@
       <w:tr>
         <w:tc>
           <w:tcPr>
-            <w:tcW w:type="dxa" w:w="3120"/>
+            <w:tcW w:type="dxa" w:w="2340"/>
             <w:vAlign w:val="top"/>
             <w:tcBorders>
               <w:top w:val="single" w:sz="6" w:color="BFBFBF"/>
@@ -18834,7 +19018,7 @@
         </w:tc>
         <w:tc>
           <w:tcPr>
-            <w:tcW w:type="dxa" w:w="3120"/>
+            <w:tcW w:type="dxa" w:w="2340"/>
             <w:vAlign w:val="top"/>
             <w:tcBorders>
               <w:top w:val="single" w:sz="6" w:color="BFBFBF"/>
@@ -18864,7 +19048,7 @@
         </w:tc>
         <w:tc>
           <w:tcPr>
-            <w:tcW w:type="dxa" w:w="3120"/>
+            <w:tcW w:type="dxa" w:w="2340"/>
             <w:vAlign w:val="top"/>
             <w:tcBorders>
               <w:top w:val="single" w:sz="6" w:color="BFBFBF"/>
@@ -18886,17 +19070,16 @@
             <w:r>
               <w:rPr>
                 <w:rFonts w:ascii="Times New Roman" w:hAnsi="Times New Roman"/>
-                <w:sz w:val="20"/>
-              </w:rPr>
-              <w:t>§1, §5, §6 — overall dashboard layout</w:t>
+                <w:b/>
+                <w:sz w:val="20"/>
+              </w:rPr>
+              <w:t>Yes — §5 opening</w:t>
             </w:r>
           </w:p>
         </w:tc>
-      </w:tr>
-      <w:tr>
         <w:tc>
           <w:tcPr>
-            <w:tcW w:type="dxa" w:w="3120"/>
+            <w:tcW w:type="dxa" w:w="2340"/>
             <w:vAlign w:val="top"/>
             <w:tcBorders>
               <w:top w:val="single" w:sz="6" w:color="BFBFBF"/>
@@ -18920,13 +19103,15 @@
                 <w:rFonts w:ascii="Times New Roman" w:hAnsi="Times New Roman"/>
                 <w:sz w:val="20"/>
               </w:rPr>
-              <w:t>2</w:t>
+              <w:t>§1, §5, §6 — overall dashboard layout</w:t>
             </w:r>
           </w:p>
         </w:tc>
+      </w:tr>
+      <w:tr>
         <w:tc>
           <w:tcPr>
-            <w:tcW w:type="dxa" w:w="3120"/>
+            <w:tcW w:type="dxa" w:w="2340"/>
             <w:vAlign w:val="top"/>
             <w:tcBorders>
               <w:top w:val="single" w:sz="6" w:color="BFBFBF"/>
@@ -18950,13 +19135,13 @@
                 <w:rFonts w:ascii="Times New Roman" w:hAnsi="Times New Roman"/>
                 <w:sz w:val="20"/>
               </w:rPr>
-              <w:t>docs/screenshots/dashboard-dark.jpg</w:t>
+              <w:t>2</w:t>
             </w:r>
           </w:p>
         </w:tc>
         <w:tc>
           <w:tcPr>
-            <w:tcW w:type="dxa" w:w="3120"/>
+            <w:tcW w:type="dxa" w:w="2340"/>
             <w:vAlign w:val="top"/>
             <w:tcBorders>
               <w:top w:val="single" w:sz="6" w:color="BFBFBF"/>
@@ -18980,15 +19165,13 @@
                 <w:rFonts w:ascii="Times New Roman" w:hAnsi="Times New Roman"/>
                 <w:sz w:val="20"/>
               </w:rPr>
-              <w:t>§5.4 — dark-mode rendering</w:t>
+              <w:t>docs/screenshots/dashboard-dark.jpg</w:t>
             </w:r>
           </w:p>
         </w:tc>
-      </w:tr>
-      <w:tr>
         <w:tc>
           <w:tcPr>
-            <w:tcW w:type="dxa" w:w="3120"/>
+            <w:tcW w:type="dxa" w:w="2340"/>
             <w:vAlign w:val="top"/>
             <w:tcBorders>
               <w:top w:val="single" w:sz="6" w:color="BFBFBF"/>
@@ -19010,15 +19193,16 @@
             <w:r>
               <w:rPr>
                 <w:rFonts w:ascii="Times New Roman" w:hAnsi="Times New Roman"/>
-                <w:sz w:val="20"/>
-              </w:rPr>
-              <w:t>3</w:t>
+                <w:b/>
+                <w:sz w:val="20"/>
+              </w:rPr>
+              <w:t>Yes — end of §5.1</w:t>
             </w:r>
           </w:p>
         </w:tc>
         <w:tc>
           <w:tcPr>
-            <w:tcW w:type="dxa" w:w="3120"/>
+            <w:tcW w:type="dxa" w:w="2340"/>
             <w:vAlign w:val="top"/>
             <w:tcBorders>
               <w:top w:val="single" w:sz="6" w:color="BFBFBF"/>
@@ -19042,13 +19226,15 @@
                 <w:rFonts w:ascii="Times New Roman" w:hAnsi="Times New Roman"/>
                 <w:sz w:val="20"/>
               </w:rPr>
-              <w:t>visual/correlations.png</w:t>
+              <w:t>§5.1 — dark-mode rendering</w:t>
             </w:r>
           </w:p>
         </w:tc>
+      </w:tr>
+      <w:tr>
         <w:tc>
           <w:tcPr>
-            <w:tcW w:type="dxa" w:w="3120"/>
+            <w:tcW w:type="dxa" w:w="2340"/>
             <w:vAlign w:val="top"/>
             <w:tcBorders>
               <w:top w:val="single" w:sz="6" w:color="BFBFBF"/>
@@ -19072,15 +19258,13 @@
                 <w:rFonts w:ascii="Times New Roman" w:hAnsi="Times New Roman"/>
                 <w:sz w:val="20"/>
               </w:rPr>
-              <w:t>§4.1, §7.1 — Pearson correlation matrix</w:t>
+              <w:t>3</w:t>
             </w:r>
           </w:p>
         </w:tc>
-      </w:tr>
-      <w:tr>
         <w:tc>
           <w:tcPr>
-            <w:tcW w:type="dxa" w:w="3120"/>
+            <w:tcW w:type="dxa" w:w="2340"/>
             <w:vAlign w:val="top"/>
             <w:tcBorders>
               <w:top w:val="single" w:sz="6" w:color="BFBFBF"/>
@@ -19104,13 +19288,13 @@
                 <w:rFonts w:ascii="Times New Roman" w:hAnsi="Times New Roman"/>
                 <w:sz w:val="20"/>
               </w:rPr>
-              <w:t>4</w:t>
+              <w:t>visual/correlations.png</w:t>
             </w:r>
           </w:p>
         </w:tc>
         <w:tc>
           <w:tcPr>
-            <w:tcW w:type="dxa" w:w="3120"/>
+            <w:tcW w:type="dxa" w:w="2340"/>
             <w:vAlign w:val="top"/>
             <w:tcBorders>
               <w:top w:val="single" w:sz="6" w:color="BFBFBF"/>
@@ -19134,13 +19318,13 @@
                 <w:rFonts w:ascii="Times New Roman" w:hAnsi="Times New Roman"/>
                 <w:sz w:val="20"/>
               </w:rPr>
-              <w:t>visual/elbow.png</w:t>
+              <w:t>No — see repo</w:t>
             </w:r>
           </w:p>
         </w:tc>
         <w:tc>
           <w:tcPr>
-            <w:tcW w:type="dxa" w:w="3120"/>
+            <w:tcW w:type="dxa" w:w="2340"/>
             <w:vAlign w:val="top"/>
             <w:tcBorders>
               <w:top w:val="single" w:sz="6" w:color="BFBFBF"/>
@@ -19164,7 +19348,7 @@
                 <w:rFonts w:ascii="Times New Roman" w:hAnsi="Times New Roman"/>
                 <w:sz w:val="20"/>
               </w:rPr>
-              <w:t>§4.3 — K-Means elbow-method support for k = 3</w:t>
+              <w:t>§4.1, §7.1 — Pearson correlation matrix</w:t>
             </w:r>
           </w:p>
         </w:tc>
@@ -19172,7 +19356,7 @@
       <w:tr>
         <w:tc>
           <w:tcPr>
-            <w:tcW w:type="dxa" w:w="3120"/>
+            <w:tcW w:type="dxa" w:w="2340"/>
             <w:vAlign w:val="top"/>
             <w:tcBorders>
               <w:top w:val="single" w:sz="6" w:color="BFBFBF"/>
@@ -19196,13 +19380,13 @@
                 <w:rFonts w:ascii="Times New Roman" w:hAnsi="Times New Roman"/>
                 <w:sz w:val="20"/>
               </w:rPr>
-              <w:t>5</w:t>
+              <w:t>4</w:t>
             </w:r>
           </w:p>
         </w:tc>
         <w:tc>
           <w:tcPr>
-            <w:tcW w:type="dxa" w:w="3120"/>
+            <w:tcW w:type="dxa" w:w="2340"/>
             <w:vAlign w:val="top"/>
             <w:tcBorders>
               <w:top w:val="single" w:sz="6" w:color="BFBFBF"/>
@@ -19226,13 +19410,13 @@
                 <w:rFonts w:ascii="Times New Roman" w:hAnsi="Times New Roman"/>
                 <w:sz w:val="20"/>
               </w:rPr>
-              <w:t>visual/g2_vs_g3.png</w:t>
+              <w:t>visual/elbow.png</w:t>
             </w:r>
           </w:p>
         </w:tc>
         <w:tc>
           <w:tcPr>
-            <w:tcW w:type="dxa" w:w="3120"/>
+            <w:tcW w:type="dxa" w:w="2340"/>
             <w:vAlign w:val="top"/>
             <w:tcBorders>
               <w:top w:val="single" w:sz="6" w:color="BFBFBF"/>
@@ -19256,15 +19440,13 @@
                 <w:rFonts w:ascii="Times New Roman" w:hAnsi="Times New Roman"/>
                 <w:sz w:val="20"/>
               </w:rPr>
-              <w:t>§4.2, §7.1 — bivariate G2 vs G3 with OLS line</w:t>
+              <w:t>No — see repo</w:t>
             </w:r>
           </w:p>
         </w:tc>
-      </w:tr>
-      <w:tr>
         <w:tc>
           <w:tcPr>
-            <w:tcW w:type="dxa" w:w="3120"/>
+            <w:tcW w:type="dxa" w:w="2340"/>
             <w:vAlign w:val="top"/>
             <w:tcBorders>
               <w:top w:val="single" w:sz="6" w:color="BFBFBF"/>
@@ -19288,13 +19470,30 @@
                 <w:rFonts w:ascii="Times New Roman" w:hAnsi="Times New Roman"/>
                 <w:sz w:val="20"/>
               </w:rPr>
-              <w:t>6</w:t>
+              <w:t xml:space="preserve">§4.3 — K-Means elbow-method support for </w:t>
+            </w:r>
+            <w:r>
+              <w:rPr>
+                <w:rFonts w:ascii="Times New Roman" w:hAnsi="Times New Roman"/>
+                <w:i/>
+                <w:sz w:val="20"/>
+              </w:rPr>
+              <w:t>k</w:t>
+            </w:r>
+            <w:r>
+              <w:rPr>
+                <w:rFonts w:ascii="Times New Roman" w:hAnsi="Times New Roman"/>
+                <w:sz w:val="20"/>
+              </w:rPr>
+              <w:t xml:space="preserve"> = 3</w:t>
             </w:r>
           </w:p>
         </w:tc>
+      </w:tr>
+      <w:tr>
         <w:tc>
           <w:tcPr>
-            <w:tcW w:type="dxa" w:w="3120"/>
+            <w:tcW w:type="dxa" w:w="2340"/>
             <w:vAlign w:val="top"/>
             <w:tcBorders>
               <w:top w:val="single" w:sz="6" w:color="BFBFBF"/>
@@ -19318,13 +19517,13 @@
                 <w:rFonts w:ascii="Times New Roman" w:hAnsi="Times New Roman"/>
                 <w:sz w:val="20"/>
               </w:rPr>
-              <w:t>visual/grade_distributions.png</w:t>
+              <w:t>5</w:t>
             </w:r>
           </w:p>
         </w:tc>
         <w:tc>
           <w:tcPr>
-            <w:tcW w:type="dxa" w:w="3120"/>
+            <w:tcW w:type="dxa" w:w="2340"/>
             <w:vAlign w:val="top"/>
             <w:tcBorders>
               <w:top w:val="single" w:sz="6" w:color="BFBFBF"/>
@@ -19348,6 +19547,188 @@
                 <w:rFonts w:ascii="Times New Roman" w:hAnsi="Times New Roman"/>
                 <w:sz w:val="20"/>
               </w:rPr>
+              <w:t>visual/g2_vs_g3.png</w:t>
+            </w:r>
+          </w:p>
+        </w:tc>
+        <w:tc>
+          <w:tcPr>
+            <w:tcW w:type="dxa" w:w="2340"/>
+            <w:vAlign w:val="top"/>
+            <w:tcBorders>
+              <w:top w:val="single" w:sz="6" w:color="BFBFBF"/>
+              <w:left w:val="single" w:sz="6" w:color="BFBFBF"/>
+              <w:bottom w:val="single" w:sz="6" w:color="BFBFBF"/>
+              <w:right w:val="single" w:sz="6" w:color="BFBFBF"/>
+            </w:tcBorders>
+          </w:tcPr>
+          <w:p>
+            <w:pPr>
+              <w:spacing w:after="40"/>
+            </w:pPr>
+            <w:r>
+              <w:rPr>
+                <w:rFonts w:ascii="Times New Roman" w:hAnsi="Times New Roman"/>
+                <w:sz w:val="20"/>
+              </w:rPr>
+            </w:r>
+            <w:r>
+              <w:rPr>
+                <w:rFonts w:ascii="Times New Roman" w:hAnsi="Times New Roman"/>
+                <w:sz w:val="20"/>
+              </w:rPr>
+              <w:t>No — see repo</w:t>
+            </w:r>
+          </w:p>
+        </w:tc>
+        <w:tc>
+          <w:tcPr>
+            <w:tcW w:type="dxa" w:w="2340"/>
+            <w:vAlign w:val="top"/>
+            <w:tcBorders>
+              <w:top w:val="single" w:sz="6" w:color="BFBFBF"/>
+              <w:left w:val="single" w:sz="6" w:color="BFBFBF"/>
+              <w:bottom w:val="single" w:sz="6" w:color="BFBFBF"/>
+              <w:right w:val="single" w:sz="6" w:color="BFBFBF"/>
+            </w:tcBorders>
+          </w:tcPr>
+          <w:p>
+            <w:pPr>
+              <w:spacing w:after="40"/>
+            </w:pPr>
+            <w:r>
+              <w:rPr>
+                <w:rFonts w:ascii="Times New Roman" w:hAnsi="Times New Roman"/>
+                <w:sz w:val="20"/>
+              </w:rPr>
+            </w:r>
+            <w:r>
+              <w:rPr>
+                <w:rFonts w:ascii="Times New Roman" w:hAnsi="Times New Roman"/>
+                <w:sz w:val="20"/>
+              </w:rPr>
+              <w:t>§4.2, §7.1 — bivariate G2 vs G3 with OLS line</w:t>
+            </w:r>
+          </w:p>
+        </w:tc>
+      </w:tr>
+      <w:tr>
+        <w:tc>
+          <w:tcPr>
+            <w:tcW w:type="dxa" w:w="2340"/>
+            <w:vAlign w:val="top"/>
+            <w:tcBorders>
+              <w:top w:val="single" w:sz="6" w:color="BFBFBF"/>
+              <w:left w:val="single" w:sz="6" w:color="BFBFBF"/>
+              <w:bottom w:val="single" w:sz="6" w:color="BFBFBF"/>
+              <w:right w:val="single" w:sz="6" w:color="BFBFBF"/>
+            </w:tcBorders>
+          </w:tcPr>
+          <w:p>
+            <w:pPr>
+              <w:spacing w:after="40"/>
+            </w:pPr>
+            <w:r>
+              <w:rPr>
+                <w:rFonts w:ascii="Times New Roman" w:hAnsi="Times New Roman"/>
+                <w:sz w:val="20"/>
+              </w:rPr>
+            </w:r>
+            <w:r>
+              <w:rPr>
+                <w:rFonts w:ascii="Times New Roman" w:hAnsi="Times New Roman"/>
+                <w:sz w:val="20"/>
+              </w:rPr>
+              <w:t>6</w:t>
+            </w:r>
+          </w:p>
+        </w:tc>
+        <w:tc>
+          <w:tcPr>
+            <w:tcW w:type="dxa" w:w="2340"/>
+            <w:vAlign w:val="top"/>
+            <w:tcBorders>
+              <w:top w:val="single" w:sz="6" w:color="BFBFBF"/>
+              <w:left w:val="single" w:sz="6" w:color="BFBFBF"/>
+              <w:bottom w:val="single" w:sz="6" w:color="BFBFBF"/>
+              <w:right w:val="single" w:sz="6" w:color="BFBFBF"/>
+            </w:tcBorders>
+          </w:tcPr>
+          <w:p>
+            <w:pPr>
+              <w:spacing w:after="40"/>
+            </w:pPr>
+            <w:r>
+              <w:rPr>
+                <w:rFonts w:ascii="Times New Roman" w:hAnsi="Times New Roman"/>
+                <w:sz w:val="20"/>
+              </w:rPr>
+            </w:r>
+            <w:r>
+              <w:rPr>
+                <w:rFonts w:ascii="Times New Roman" w:hAnsi="Times New Roman"/>
+                <w:sz w:val="20"/>
+              </w:rPr>
+              <w:t>visual/grade_distributions.png</w:t>
+            </w:r>
+          </w:p>
+        </w:tc>
+        <w:tc>
+          <w:tcPr>
+            <w:tcW w:type="dxa" w:w="2340"/>
+            <w:vAlign w:val="top"/>
+            <w:tcBorders>
+              <w:top w:val="single" w:sz="6" w:color="BFBFBF"/>
+              <w:left w:val="single" w:sz="6" w:color="BFBFBF"/>
+              <w:bottom w:val="single" w:sz="6" w:color="BFBFBF"/>
+              <w:right w:val="single" w:sz="6" w:color="BFBFBF"/>
+            </w:tcBorders>
+          </w:tcPr>
+          <w:p>
+            <w:pPr>
+              <w:spacing w:after="40"/>
+            </w:pPr>
+            <w:r>
+              <w:rPr>
+                <w:rFonts w:ascii="Times New Roman" w:hAnsi="Times New Roman"/>
+                <w:sz w:val="20"/>
+              </w:rPr>
+            </w:r>
+            <w:r>
+              <w:rPr>
+                <w:rFonts w:ascii="Times New Roman" w:hAnsi="Times New Roman"/>
+                <w:sz w:val="20"/>
+              </w:rPr>
+              <w:t>No — see repo</w:t>
+            </w:r>
+          </w:p>
+        </w:tc>
+        <w:tc>
+          <w:tcPr>
+            <w:tcW w:type="dxa" w:w="2340"/>
+            <w:vAlign w:val="top"/>
+            <w:tcBorders>
+              <w:top w:val="single" w:sz="6" w:color="BFBFBF"/>
+              <w:left w:val="single" w:sz="6" w:color="BFBFBF"/>
+              <w:bottom w:val="single" w:sz="6" w:color="BFBFBF"/>
+              <w:right w:val="single" w:sz="6" w:color="BFBFBF"/>
+            </w:tcBorders>
+          </w:tcPr>
+          <w:p>
+            <w:pPr>
+              <w:spacing w:after="40"/>
+            </w:pPr>
+            <w:r>
+              <w:rPr>
+                <w:rFonts w:ascii="Times New Roman" w:hAnsi="Times New Roman"/>
+                <w:sz w:val="20"/>
+              </w:rPr>
+            </w:r>
+            <w:r>
+              <w:rPr>
+                <w:rFonts w:ascii="Times New Roman" w:hAnsi="Times New Roman"/>
+                <w:sz w:val="20"/>
+              </w:rPr>
               <w:t>§4.6, §7.4 — G1/G2/G3 distributions with the G3 = 0 spike</w:t>
             </w:r>
           </w:p>
@@ -19404,7 +19785,7 @@
           <w:rFonts w:ascii="Times New Roman" w:hAnsi="Times New Roman"/>
           <w:sz w:val="24"/>
         </w:rPr>
-        <w:t xml:space="preserve">[ ] All </w:t>
+        <w:t xml:space="preserve">[x] All </w:t>
       </w:r>
       <w:r>
         <w:rPr>
@@ -19418,7 +19799,37 @@
           <w:rFonts w:ascii="Times New Roman" w:hAnsi="Times New Roman"/>
           <w:sz w:val="24"/>
         </w:rPr>
-        <w:t xml:space="preserve"> placeholders in the cover page and Appendix A replaced with real names, student IDs, and emails.</w:t>
+        <w:t xml:space="preserve"> placeholders in the cover page and Appendix A replaced with real names, student IDs, and emails (Tran Nam Anh / Nguyen Duc Hai / Dang Minh Phat; course </w:t>
+      </w:r>
+      <w:r>
+        <w:rPr>
+          <w:rFonts w:ascii="Times New Roman" w:hAnsi="Times New Roman"/>
+          <w:i/>
+          <w:sz w:val="24"/>
+        </w:rPr>
+        <w:t>Data Science and Data Visualization</w:t>
+      </w:r>
+      <w:r>
+        <w:rPr>
+          <w:rFonts w:ascii="Times New Roman" w:hAnsi="Times New Roman"/>
+          <w:sz w:val="24"/>
+        </w:rPr>
+        <w:t xml:space="preserve">; instructor </w:t>
+      </w:r>
+      <w:r>
+        <w:rPr>
+          <w:rFonts w:ascii="Times New Roman" w:hAnsi="Times New Roman"/>
+          <w:i/>
+          <w:sz w:val="24"/>
+        </w:rPr>
+        <w:t>M.Sc. T. T. Tung</w:t>
+      </w:r>
+      <w:r>
+        <w:rPr>
+          <w:rFonts w:ascii="Times New Roman" w:hAnsi="Times New Roman"/>
+          <w:sz w:val="24"/>
+        </w:rPr>
+        <w:t>).</w:t>
       </w:r>
     </w:p>
     <w:p>

--- a/REPORT.docx
+++ b/REPORT.docx
@@ -5747,7 +5747,7 @@
       <w:r>
         <w:drawing>
           <wp:inline xmlns:a="http://schemas.openxmlformats.org/drawingml/2006/main" xmlns:pic="http://schemas.openxmlformats.org/drawingml/2006/picture">
-            <wp:extent cx="5486400" cy="2632668"/>
+            <wp:extent cx="5486400" cy="2609280"/>
             <wp:docPr id="1" name="Picture 1"/>
             <wp:cNvGraphicFramePr>
               <a:graphicFrameLocks noChangeAspect="1"/>
@@ -5756,7 +5756,7 @@
               <a:graphicData uri="http://schemas.openxmlformats.org/drawingml/2006/picture">
                 <pic:pic>
                   <pic:nvPicPr>
-                    <pic:cNvPr id="0" name="dashboard-light.jpg"/>
+                    <pic:cNvPr id="0" name="dashboard-light.png"/>
                     <pic:cNvPicPr/>
                   </pic:nvPicPr>
                   <pic:blipFill>
@@ -5768,7 +5768,7 @@
                   <pic:spPr>
                     <a:xfrm>
                       <a:off x="0" y="0"/>
-                      <a:ext cx="5486400" cy="2632668"/>
+                      <a:ext cx="5486400" cy="2609280"/>
                     </a:xfrm>
                     <a:prstGeom prst="rect"/>
                   </pic:spPr>
@@ -6035,7 +6035,7 @@
       <w:r>
         <w:drawing>
           <wp:inline xmlns:a="http://schemas.openxmlformats.org/drawingml/2006/main" xmlns:pic="http://schemas.openxmlformats.org/drawingml/2006/picture">
-            <wp:extent cx="5486400" cy="2628661"/>
+            <wp:extent cx="5486400" cy="2619165"/>
             <wp:docPr id="2" name="Picture 2"/>
             <wp:cNvGraphicFramePr>
               <a:graphicFrameLocks noChangeAspect="1"/>
@@ -6044,7 +6044,7 @@
               <a:graphicData uri="http://schemas.openxmlformats.org/drawingml/2006/picture">
                 <pic:pic>
                   <pic:nvPicPr>
-                    <pic:cNvPr id="0" name="dashboard-dark.jpg"/>
+                    <pic:cNvPr id="0" name="dashboard-dark.png"/>
                     <pic:cNvPicPr/>
                   </pic:nvPicPr>
                   <pic:blipFill>
@@ -6056,7 +6056,7 @@
                   <pic:spPr>
                     <a:xfrm>
                       <a:off x="0" y="0"/>
-                      <a:ext cx="5486400" cy="2628661"/>
+                      <a:ext cx="5486400" cy="2619165"/>
                     </a:xfrm>
                     <a:prstGeom prst="rect"/>
                   </pic:spPr>
@@ -18701,9 +18701,9 @@
         <w:br/>
         <w:t>├── docs/screenshots/          Dashboard screenshots for documentation</w:t>
         <w:br/>
-        <w:t>│   ├── dashboard-light.jpg</w:t>
+        <w:t>│   ├── dashboard-light.png</w:t>
         <w:br/>
-        <w:t>│   └── dashboard-dark.jpg</w:t>
+        <w:t>│   └── dashboard-dark.png</w:t>
         <w:br/>
         <w:t>└── web/                       Deploy root (vercel.json points here)</w:t>
         <w:br/>
@@ -19042,7 +19042,7 @@
                 <w:rFonts w:ascii="Times New Roman" w:hAnsi="Times New Roman"/>
                 <w:sz w:val="20"/>
               </w:rPr>
-              <w:t>docs/screenshots/dashboard-light.jpg</w:t>
+              <w:t>docs/screenshots/dashboard-light.png</w:t>
             </w:r>
           </w:p>
         </w:tc>
@@ -19165,7 +19165,7 @@
                 <w:rFonts w:ascii="Times New Roman" w:hAnsi="Times New Roman"/>
                 <w:sz w:val="20"/>
               </w:rPr>
-              <w:t>docs/screenshots/dashboard-dark.jpg</w:t>
+              <w:t>docs/screenshots/dashboard-dark.png</w:t>
             </w:r>
           </w:p>
         </w:tc>
